--- a/downloads/student/ai-4-week-10.docx
+++ b/downloads/student/ai-4-week-10.docx
@@ -1978,6 +1978,16 @@
     <w:p>
       <w:r>
         <w:t>These supplied predictions illustrate comparison. No actual model was trained, and four cases are limited evidence.</w:t>
+      </w:r>
+    </w:p>
+    <w:p>
+      <w:r>
+        <w:t>Read the labelled picture: Can the candidate’s training accuracy replace this validation comparison? Point to the relevant step in the picture, then write the changed result and the rule or evidence that supports it.</w:t>
+      </w:r>
+    </w:p>
+    <w:p>
+      <w:r>
+        <w:t>Change one thing: Change the third candidate prediction from spotted to healthy. Predict the result before checking the explanation. What remains the same?</w:t>
       </w:r>
     </w:p>
     <w:p>
@@ -3782,6 +3792,187 @@
     <w:p>
       <w:r>
         <w:t>Attempt the independent case before hints. Record whether you worked alone, used a hint or followed a model. After feedback, fix the first unsupported step and explain why it changed. A later check uses a changed case, not a copied answer.</w:t>
+      </w:r>
+    </w:p>
+    <w:p>
+      <w:pPr>
+        <w:pStyle w:val="Heading1"/>
+      </w:pPr>
+      <w:r>
+        <w:t>15. Your lesson route</w:t>
+      </w:r>
+    </w:p>
+    <w:p>
+      <w:r>
+        <w:t>Start with this question: Make a simple baseline earn its place before claiming a better classifier.</w:t>
+      </w:r>
+    </w:p>
+    <w:tbl>
+      <w:tblPr>
+        <w:tblStyle w:val="LightShading-Accent1"/>
+        <w:tblW w:type="auto" w:w="0"/>
+        <w:tblLook w:firstColumn="1" w:firstRow="1" w:lastColumn="0" w:lastRow="0" w:noHBand="0" w:noVBand="1" w:val="04A0"/>
+      </w:tblPr>
+      <w:tblGrid>
+        <w:gridCol w:w="5112"/>
+        <w:gridCol w:w="5112"/>
+      </w:tblGrid>
+      <w:tr>
+        <w:trPr>
+          <w:tblHeader/>
+        </w:trPr>
+        <w:tc>
+          <w:tcPr>
+            <w:tcW w:type="dxa" w:w="5112"/>
+          </w:tcPr>
+          <w:p>
+            <w:r>
+              <w:t>By the end, I can</w:t>
+            </w:r>
+          </w:p>
+        </w:tc>
+        <w:tc>
+          <w:tcPr>
+            <w:tcW w:type="dxa" w:w="5112"/>
+          </w:tcPr>
+          <w:p>
+            <w:r>
+              <w:t>How I will show it</w:t>
+            </w:r>
+          </w:p>
+        </w:tc>
+      </w:tr>
+      <w:tr>
+        <w:tc>
+          <w:tcPr>
+            <w:tcW w:type="dxa" w:w="5112"/>
+          </w:tcPr>
+          <w:p>
+            <w:r>
+              <w:t>Fit a majority label baseline using training labels only</w:t>
+            </w:r>
+          </w:p>
+        </w:tc>
+        <w:tc>
+          <w:tcPr>
+            <w:tcW w:type="dxa" w:w="5112"/>
+          </w:tcPr>
+          <w:p>
+            <w:r>
+              <w:t>Explain the deciding step, show a trace or test, and state one limit.</w:t>
+            </w:r>
+          </w:p>
+        </w:tc>
+      </w:tr>
+      <w:tr>
+        <w:tc>
+          <w:tcPr>
+            <w:tcW w:type="dxa" w:w="5112"/>
+          </w:tcPr>
+          <w:p>
+            <w:r>
+              <w:t>Score fixed predictions on the same validation examples</w:t>
+            </w:r>
+          </w:p>
+        </w:tc>
+        <w:tc>
+          <w:tcPr>
+            <w:tcW w:type="dxa" w:w="5112"/>
+          </w:tcPr>
+          <w:p>
+            <w:r>
+              <w:t>Explain the deciding step, show a trace or test, and state one limit.</w:t>
+            </w:r>
+          </w:p>
+        </w:tc>
+      </w:tr>
+      <w:tr>
+        <w:tc>
+          <w:tcPr>
+            <w:tcW w:type="dxa" w:w="5112"/>
+          </w:tcPr>
+          <w:p>
+            <w:r>
+              <w:t>Explain what a baseline comparison does and does not establish</w:t>
+            </w:r>
+          </w:p>
+        </w:tc>
+        <w:tc>
+          <w:tcPr>
+            <w:tcW w:type="dxa" w:w="5112"/>
+          </w:tcPr>
+          <w:p>
+            <w:r>
+              <w:t>Explain the deciding step, show a trace or test, and state one limit.</w:t>
+            </w:r>
+          </w:p>
+        </w:tc>
+      </w:tr>
+    </w:tbl>
+    <w:p>
+      <w:r>
+        <w:t>Remember → watch and explain → try with help → investigate → try independently → keep project evidence. Your teacher may spread this lesson across several classes.</w:t>
+      </w:r>
+    </w:p>
+    <w:p>
+      <w:r>
+        <w:t>Keep your first prediction. Compare it with what the evidence shows and explain any change.</w:t>
+      </w:r>
+    </w:p>
+    <w:p>
+      <w:pPr>
+        <w:pStyle w:val="Heading1"/>
+      </w:pPr>
+      <w:r>
+        <w:t>16. Finish and return</w:t>
+      </w:r>
+    </w:p>
+    <w:p>
+      <w:r>
+        <w:t>Close your notes. Explain this goal in your own words: Fit a majority label baseline using training labels only</w:t>
+      </w:r>
+    </w:p>
+    <w:p>
+      <w:pPr>
+        <w:pStyle w:val="Heading3"/>
+      </w:pPr>
+      <w:r>
+        <w:t>My deciding step, evidence and one remaining question</w:t>
+      </w:r>
+    </w:p>
+    <w:p>
+      <w:r>
+        <w:t>________________________________________________________________</w:t>
+      </w:r>
+    </w:p>
+    <w:p>
+      <w:r>
+        <w:t>________________________________________________________________</w:t>
+      </w:r>
+    </w:p>
+    <w:p>
+      <w:r>
+        <w:t>________________________________________________________________</w:t>
+      </w:r>
+    </w:p>
+    <w:p>
+      <w:r>
+        <w:t>________________________________________________________________</w:t>
+      </w:r>
+    </w:p>
+    <w:p>
+      <w:r>
+        <w:t>________________________________________________________________</w:t>
+      </w:r>
+    </w:p>
+    <w:p>
+      <w:r>
+        <w:t>If you are unsure, return to the worked picture and explain one arrow. If you are ready, change an input or assumption and justify your prediction.</w:t>
+      </w:r>
+    </w:p>
+    <w:p>
+      <w:r>
+        <w:t>Save your workbook evidence. At the next review, try a different case before opening your old answer.</w:t>
       </w:r>
     </w:p>
     <w:sectPr>

--- a/downloads/student/ai-4-week-10.docx
+++ b/downloads/student/ai-4-week-10.docx
@@ -3973,6 +3973,215 @@
     <w:p>
       <w:r>
         <w:t>Save your workbook evidence. At the next review, try a different case before opening your old answer.</w:t>
+      </w:r>
+    </w:p>
+    <w:p>
+      <w:pPr>
+        <w:pStyle w:val="Heading1"/>
+      </w:pPr>
+      <w:r>
+        <w:t>17. Supported practice, repair and portfolio</w:t>
+      </w:r>
+    </w:p>
+    <w:p>
+      <w:r>
+        <w:t>Use this supported practice once, in the browser or on paper. Keep the reserved independent assessment for a separate first attempt before teacher feedback.</w:t>
+      </w:r>
+    </w:p>
+    <w:p>
+      <w:r>
+        <w:t>Make a simple baseline earn its place before claiming a better classifier.</w:t>
+      </w:r>
+    </w:p>
+    <w:p>
+      <w:pPr>
+        <w:pStyle w:val="Heading3"/>
+      </w:pPr>
+      <w:r>
+        <w:t>Practice 1: explain the deciding evidence</w:t>
+      </w:r>
+    </w:p>
+    <w:p>
+      <w:r>
+        <w:t>Which labelled step matches this detail? Supplied candidate predictions healthy, spotted, spotted, spotted match 3/4: 75%.</w:t>
+      </w:r>
+    </w:p>
+    <w:p>
+      <w:r>
+        <w:t>1. Fit baseline</w:t>
+      </w:r>
+    </w:p>
+    <w:p>
+      <w:r>
+        <w:t>2. Score baseline</w:t>
+      </w:r>
+    </w:p>
+    <w:p>
+      <w:r>
+        <w:t>3. Compare candidate</w:t>
+      </w:r>
+    </w:p>
+    <w:p>
+      <w:pPr>
+        <w:pStyle w:val="Heading3"/>
+      </w:pPr>
+      <w:r>
+        <w:t>My selected conclusion, deciding fact and explanation</w:t>
+      </w:r>
+    </w:p>
+    <w:p>
+      <w:r>
+        <w:t>________________________________________________________________</w:t>
+      </w:r>
+    </w:p>
+    <w:p>
+      <w:r>
+        <w:t>________________________________________________________________</w:t>
+      </w:r>
+    </w:p>
+    <w:p>
+      <w:r>
+        <w:t>________________________________________________________________</w:t>
+      </w:r>
+    </w:p>
+    <w:p>
+      <w:r>
+        <w:t>________________________________________________________________</w:t>
+      </w:r>
+    </w:p>
+    <w:p>
+      <w:r>
+        <w:t>________________________________________________________________</w:t>
+      </w:r>
+    </w:p>
+    <w:p>
+      <w:r>
+        <w:t>Hint if needed: Read the steps in the pictorial case. Match the supplied detail to the stage that performs or records it.</w:t>
+      </w:r>
+    </w:p>
+    <w:p>
+      <w:r>
+        <w:t>After your attempt, compare with the supported explanation: Compare candidate Supplied candidate predictions healthy, spotted, spotted, spotted match 3/4: 75%. Read the picture in order. Supplied candidate predictions healthy, spotted, spotted, spotted match 3/4: 75%. The arrows show which recorded input or intermediate result each decision uses. Explain the deciding step aloud before checking the changed case; pointing to the final answer alone does not show how it follows.</w:t>
+      </w:r>
+    </w:p>
+    <w:p>
+      <w:pPr>
+        <w:pStyle w:val="Heading3"/>
+      </w:pPr>
+      <w:r>
+        <w:t>Practice 2: explain the deciding evidence</w:t>
+      </w:r>
+    </w:p>
+    <w:p>
+      <w:r>
+        <w:t>Changed-case practice: Change the third candidate prediction from spotted to healthy. Which conclusion is supported by the supplied facts?</w:t>
+      </w:r>
+    </w:p>
+    <w:p>
+      <w:r>
+        <w:t>1. Candidate becomes correct on all 4 validation cases.</w:t>
+      </w:r>
+    </w:p>
+    <w:p>
+      <w:r>
+        <w:t>2. We can decide the result without examining the changed input or the procedure.</w:t>
+      </w:r>
+    </w:p>
+    <w:p>
+      <w:r>
+        <w:t>3. This one example guarantees correct results for every future input.</w:t>
+      </w:r>
+    </w:p>
+    <w:p>
+      <w:pPr>
+        <w:pStyle w:val="Heading3"/>
+      </w:pPr>
+      <w:r>
+        <w:t>My selected conclusion, deciding fact and explanation</w:t>
+      </w:r>
+    </w:p>
+    <w:p>
+      <w:r>
+        <w:t>________________________________________________________________</w:t>
+      </w:r>
+    </w:p>
+    <w:p>
+      <w:r>
+        <w:t>________________________________________________________________</w:t>
+      </w:r>
+    </w:p>
+    <w:p>
+      <w:r>
+        <w:t>________________________________________________________________</w:t>
+      </w:r>
+    </w:p>
+    <w:p>
+      <w:r>
+        <w:t>________________________________________________________________</w:t>
+      </w:r>
+    </w:p>
+    <w:p>
+      <w:r>
+        <w:t>________________________________________________________________</w:t>
+      </w:r>
+    </w:p>
+    <w:p>
+      <w:r>
+        <w:t>Hint if needed: Use the changed condition and the deciding step in the pictorial trace. The answer must say what follows from those facts.</w:t>
+      </w:r>
+    </w:p>
+    <w:p>
+      <w:r>
+        <w:t>After your attempt, compare with the supported explanation: Candidate becomes correct on all 4 validation cases. Only the previously wrong third decision changes; baseline stays fixed at 2/4.</w:t>
+      </w:r>
+    </w:p>
+    <w:p>
+      <w:pPr>
+        <w:pStyle w:val="Heading3"/>
+      </w:pPr>
+      <w:r>
+        <w:t>Repair a missing building block</w:t>
+      </w:r>
+    </w:p>
+    <w:p>
+      <w:r>
+        <w:t>Review Dataset Cards (ai-4/9). Goal: Inspect row meaning missing values and repeated records. Short practice: What two counts should the revised card show? Point to the relevant step in the picture, then write the changed result and the rule or evidence that supports it.. Return to this week and explain what you changed.</w:t>
+      </w:r>
+    </w:p>
+    <w:p>
+      <w:r>
+        <w:t>Review Sampling and Intended Use (ai-4/7). Goal: Inspect row meaning missing values and repeated records. Short practice: Which collection would address the intended-use gap most directly? Point to the relevant step in the picture, then write the changed result and the rule or evidence that supports it.. Return to this week and explain what you changed.</w:t>
+      </w:r>
+    </w:p>
+    <w:p>
+      <w:r>
+        <w:t>Review Python and Table Readiness (ai-4/4). Goal: Specify a table schema. Short practice: Why should the missing value not silently become zero? Point to the relevant step in the picture, then write the changed result and the rule or evidence that supports it.. Return to this week and explain what you changed.</w:t>
+      </w:r>
+    </w:p>
+    <w:p>
+      <w:pPr>
+        <w:pStyle w:val="Heading3"/>
+      </w:pPr>
+      <w:r>
+        <w:t>Predict, run and debug</w:t>
+      </w:r>
+    </w:p>
+    <w:p>
+      <w:r>
+        <w:t>The browser lab lets you edit the supported Python examples already included in this lesson. Predict first, run, inspect the actual output or error, change one input, then run again. Keep code, predictions, actual results and a reasoned revision together. On paper, label your result as a trace rather than an execution.</w:t>
+      </w:r>
+    </w:p>
+    <w:p>
+      <w:pPr>
+        <w:pStyle w:val="Heading3"/>
+      </w:pPr>
+      <w:r>
+        <w:t>Keep your completed work</w:t>
+      </w:r>
+    </w:p>
+    <w:p>
+      <w:r>
+        <w:t>Use Download completed work in the hosted lesson to export your answers, reflections, practice feedback and code-run evidence. Open the HTML copy to read or print it. Drafts stay in this browser when storage is available; clear drafts on a shared device.</w:t>
       </w:r>
     </w:p>
     <w:sectPr>

--- a/downloads/student/ai-4-week-10.docx
+++ b/downloads/student/ai-4-week-10.docx
@@ -42,6 +42,11 @@
       </w:r>
     </w:p>
     <w:p>
+      <w:r>
+        <w:t>Start with the target: Fit a majority label baseline using training labels only. Try the recall before opening notes.</w:t>
+      </w:r>
+    </w:p>
+    <w:p>
       <w:pPr>
         <w:pStyle w:val="Heading3"/>
       </w:pPr>
@@ -50,18 +55,96 @@
       </w:r>
     </w:p>
     <w:p>
-      <w:r>
-        <w:t>I can fit a majority label baseline using training labels only.</w:t>
-      </w:r>
-    </w:p>
-    <w:p>
-      <w:r>
-        <w:t>I can score fixed predictions on the same validation examples.</w:t>
-      </w:r>
-    </w:p>
-    <w:p>
-      <w:r>
-        <w:t>I can explain what a baseline comparison does and does not establish.</w:t>
+      <w:pPr>
+        <w:spacing w:line="336" w:lineRule="auto" w:after="180"/>
+      </w:pPr>
+      <w:r>
+        <w:rPr>
+          <w:b w:val="0"/>
+        </w:rPr>
+        <w:t xml:space="preserve">I can fit a </w:t>
+      </w:r>
+      <w:r>
+        <w:rPr>
+          <w:b/>
+        </w:rPr>
+        <w:t>majority label</w:t>
+      </w:r>
+      <w:r>
+        <w:rPr>
+          <w:b w:val="0"/>
+        </w:rPr>
+        <w:t xml:space="preserve"> </w:t>
+      </w:r>
+      <w:r>
+        <w:rPr>
+          <w:b/>
+        </w:rPr>
+        <w:t>baseline</w:t>
+      </w:r>
+      <w:r>
+        <w:rPr>
+          <w:b w:val="0"/>
+        </w:rPr>
+        <w:t xml:space="preserve"> using </w:t>
+      </w:r>
+      <w:r>
+        <w:rPr>
+          <w:b/>
+        </w:rPr>
+        <w:t>training</w:t>
+      </w:r>
+      <w:r>
+        <w:rPr>
+          <w:b w:val="0"/>
+        </w:rPr>
+        <w:t xml:space="preserve"> labels only.</w:t>
+      </w:r>
+    </w:p>
+    <w:p>
+      <w:pPr>
+        <w:spacing w:line="336" w:lineRule="auto" w:after="180"/>
+      </w:pPr>
+      <w:r>
+        <w:rPr>
+          <w:b w:val="0"/>
+        </w:rPr>
+        <w:t xml:space="preserve">I can score fixed </w:t>
+      </w:r>
+      <w:r>
+        <w:rPr>
+          <w:b/>
+        </w:rPr>
+        <w:t>prediction</w:t>
+      </w:r>
+      <w:r>
+        <w:rPr>
+          <w:b w:val="0"/>
+        </w:rPr>
+        <w:t>s on the same validation examples.</w:t>
+      </w:r>
+    </w:p>
+    <w:p>
+      <w:pPr>
+        <w:spacing w:line="336" w:lineRule="auto" w:after="180"/>
+      </w:pPr>
+      <w:r>
+        <w:rPr>
+          <w:b w:val="0"/>
+        </w:rPr>
+        <w:t xml:space="preserve">I can explain what a </w:t>
+      </w:r>
+      <w:r>
+        <w:rPr>
+          <w:b/>
+        </w:rPr>
+        <w:t>baseline</w:t>
+      </w:r>
+      <w:r>
+        <w:rPr>
+          <w:b w:val="0"/>
+        </w:rPr>
+        <w:t xml:space="preserve"> comparison does and does not establish.</w:t>
       </w:r>
     </w:p>
     <w:p>
@@ -73,32 +156,80 @@
       </w:r>
     </w:p>
     <w:p>
-      <w:r>
+      <w:pPr>
+        <w:spacing w:line="336" w:lineRule="auto" w:after="180"/>
+      </w:pPr>
+      <w:r>
+        <w:rPr>
+          <w:b w:val="0"/>
+        </w:rPr>
         <w:t>Close your notes first. A rough first answer helps us choose the right starting point; it is not a score for your ability.</w:t>
       </w:r>
     </w:p>
     <w:p>
-      <w:r>
+      <w:pPr>
+        <w:spacing w:line="336" w:lineRule="auto" w:after="180"/>
+      </w:pPr>
+      <w:r>
+        <w:rPr>
+          <w:b w:val="0"/>
+        </w:rPr>
         <w:t>Without opening the old lesson, explain one key idea from Dataset Cards. Give an example and a mistake that the idea helps you avoid.</w:t>
       </w:r>
     </w:p>
     <w:p>
-      <w:r>
+      <w:pPr>
+        <w:spacing w:line="336" w:lineRule="auto" w:after="180"/>
+      </w:pPr>
+      <w:r>
+        <w:rPr>
+          <w:b w:val="0"/>
+        </w:rPr>
         <w:t>Without opening the old lesson, explain one key idea from Sampling and Intended Use. Give an example and a mistake that the idea helps you avoid.</w:t>
       </w:r>
     </w:p>
     <w:p>
-      <w:r>
+      <w:pPr>
+        <w:spacing w:line="336" w:lineRule="auto" w:after="180"/>
+      </w:pPr>
+      <w:r>
+        <w:rPr>
+          <w:b w:val="0"/>
+        </w:rPr>
         <w:t>Without opening the old lesson, explain one key idea from Python and Table Readiness. Give an example and a mistake that the idea helps you avoid.</w:t>
       </w:r>
     </w:p>
     <w:p>
-      <w:r>
-        <w:t>After trying, check the relevant lesson or ask your teacher. Change the part of your explanation that the evidence shows was wrong.</w:t>
-      </w:r>
-    </w:p>
-    <w:p>
-      <w:r>
+      <w:pPr>
+        <w:spacing w:line="336" w:lineRule="auto" w:after="180"/>
+      </w:pPr>
+      <w:r>
+        <w:rPr>
+          <w:b w:val="0"/>
+        </w:rPr>
+        <w:t xml:space="preserve">After trying, check the relevant lesson or ask your teacher. Change the part of your explanation that the </w:t>
+      </w:r>
+      <w:r>
+        <w:rPr>
+          <w:b/>
+        </w:rPr>
+        <w:t>evidence</w:t>
+      </w:r>
+      <w:r>
+        <w:rPr>
+          <w:b w:val="0"/>
+        </w:rPr>
+        <w:t xml:space="preserve"> shows was wrong.</w:t>
+      </w:r>
+    </w:p>
+    <w:p>
+      <w:pPr>
+        <w:spacing w:line="336" w:lineRule="auto" w:after="180"/>
+      </w:pPr>
+      <w:r>
+        <w:rPr>
+          <w:b w:val="0"/>
+        </w:rPr>
         <w:t>A model must be compared with a simple transparent strategy on the same untouched examples.</w:t>
       </w:r>
     </w:p>
@@ -139,12 +270,57 @@
       </w:r>
     </w:p>
     <w:p>
-      <w:r>
-        <w:t>LEARNING TARGET  A dataset contains 27 healthy and 3 spotted leaves. An always-healthy baseline gets what accuracy and spotted recall? What must a new model improve upon?</w:t>
-      </w:r>
-    </w:p>
-    <w:p>
-      <w:r>
+      <w:pPr>
+        <w:pStyle w:val="Heading3"/>
+      </w:pPr>
+      <w:r>
+        <w:t>Your target</w:t>
+      </w:r>
+    </w:p>
+    <w:p>
+      <w:pPr>
+        <w:spacing w:line="336" w:lineRule="auto" w:after="180"/>
+        <w:shd w:fill="EDF7F3"/>
+      </w:pPr>
+      <w:r>
+        <w:rPr>
+          <w:b w:val="0"/>
+        </w:rPr>
+        <w:t xml:space="preserve">LEARNING TARGET  A dataset contains 27 healthy and 3 spotted leaves. An always-healthy </w:t>
+      </w:r>
+      <w:r>
+        <w:rPr>
+          <w:b/>
+        </w:rPr>
+        <w:t>baseline</w:t>
+      </w:r>
+      <w:r>
+        <w:rPr>
+          <w:b w:val="0"/>
+        </w:rPr>
+        <w:t xml:space="preserve"> gets what </w:t>
+      </w:r>
+      <w:r>
+        <w:rPr>
+          <w:b/>
+        </w:rPr>
+        <w:t>accuracy</w:t>
+      </w:r>
+      <w:r>
+        <w:rPr>
+          <w:b w:val="0"/>
+        </w:rPr>
+        <w:t xml:space="preserve"> and spotted recall? What must a new model improve upon?</w:t>
+      </w:r>
+    </w:p>
+    <w:p>
+      <w:pPr>
+        <w:spacing w:line="336" w:lineRule="auto" w:after="180"/>
+      </w:pPr>
+      <w:r>
+        <w:rPr>
+          <w:b w:val="0"/>
+        </w:rPr>
         <w:t>Builder name and experiment date:</w:t>
       </w:r>
     </w:p>
@@ -157,7 +333,14 @@
       </w:r>
     </w:p>
     <w:p>
-      <w:r>
+      <w:pPr>
+        <w:spacing w:line="336" w:lineRule="auto" w:after="180"/>
+        <w:shd w:fill="F5F1FB"/>
+      </w:pPr>
+      <w:r>
+        <w:rPr>
+          <w:b w:val="0"/>
+        </w:rPr>
         <w:t>Why should frames from the same trip stay in one set when evaluating on new trips?</w:t>
       </w:r>
     </w:p>
@@ -170,8 +353,26 @@
       </w:r>
     </w:p>
     <w:p>
-      <w:r>
-        <w:t>By the end, I can explain baselines first using a traced example and a stated limitation.</w:t>
+      <w:pPr>
+        <w:spacing w:line="336" w:lineRule="auto" w:after="180"/>
+      </w:pPr>
+      <w:r>
+        <w:rPr>
+          <w:b w:val="0"/>
+        </w:rPr>
+        <w:t xml:space="preserve">By the end, I can explain </w:t>
+      </w:r>
+      <w:r>
+        <w:rPr>
+          <w:b/>
+        </w:rPr>
+        <w:t>baseline</w:t>
+      </w:r>
+      <w:r>
+        <w:rPr>
+          <w:b w:val="0"/>
+        </w:rPr>
+        <w:t>s first using a traced example and a stated limitation.</w:t>
       </w:r>
     </w:p>
     <w:p>
@@ -184,6 +385,17 @@
     </w:p>
     <w:p>
       <w:r>
+        <w:t>Investigate the supplied Baselines First case. Separate observations, given facts and assumptions before choosing an explanation.</w:t>
+      </w:r>
+    </w:p>
+    <w:p>
+      <w:pPr>
+        <w:spacing w:line="336" w:lineRule="auto" w:after="180"/>
+      </w:pPr>
+      <w:r>
+        <w:rPr>
+          <w:b/>
+        </w:rPr>
         <w:t>PICTURE ENTRY</w:t>
       </w:r>
     </w:p>
@@ -196,8 +408,26 @@
       </w:r>
     </w:p>
     <w:p>
-      <w:r>
-        <w:t>Begin with visible evidence; do not explain more than the picture and information support.</w:t>
+      <w:pPr>
+        <w:spacing w:line="336" w:lineRule="auto" w:after="180"/>
+      </w:pPr>
+      <w:r>
+        <w:rPr>
+          <w:b w:val="0"/>
+        </w:rPr>
+        <w:t xml:space="preserve">Begin with visible </w:t>
+      </w:r>
+      <w:r>
+        <w:rPr>
+          <w:b/>
+        </w:rPr>
+        <w:t>evidence</w:t>
+      </w:r>
+      <w:r>
+        <w:rPr>
+          <w:b w:val="0"/>
+        </w:rPr>
+        <w:t>; do not explain more than the picture and information support.</w:t>
       </w:r>
     </w:p>
     <w:p>
@@ -237,33 +467,150 @@
       </w:r>
     </w:p>
     <w:p>
-      <w:r>
-        <w:t>MYSTERY  The team must use baselines first to solve a model-building problem. What information do they have? What important evidence is still missing?</w:t>
-      </w:r>
-    </w:p>
-    <w:p>
-      <w:r>
+      <w:pPr>
+        <w:pStyle w:val="Heading3"/>
+      </w:pPr>
+      <w:r>
+        <w:t>Start with this puzzle</w:t>
+      </w:r>
+    </w:p>
+    <w:p>
+      <w:pPr>
+        <w:spacing w:line="336" w:lineRule="auto" w:after="180"/>
+        <w:shd w:fill="F1F6FC"/>
+      </w:pPr>
+      <w:r>
+        <w:rPr>
+          <w:b w:val="0"/>
+        </w:rPr>
+        <w:t xml:space="preserve">MYSTERY  The team must use </w:t>
+      </w:r>
+      <w:r>
+        <w:rPr>
+          <w:b/>
+        </w:rPr>
+        <w:t>baseline</w:t>
+      </w:r>
+      <w:r>
+        <w:rPr>
+          <w:b w:val="0"/>
+        </w:rPr>
+        <w:t xml:space="preserve">s first to solve a model-building problem. What information do they have? What important </w:t>
+      </w:r>
+      <w:r>
+        <w:rPr>
+          <w:b/>
+        </w:rPr>
+        <w:t>evidence</w:t>
+      </w:r>
+      <w:r>
+        <w:rPr>
+          <w:b w:val="0"/>
+        </w:rPr>
+        <w:t xml:space="preserve"> is still missing?</w:t>
+      </w:r>
+    </w:p>
+    <w:p>
+      <w:pPr>
+        <w:spacing w:line="336" w:lineRule="auto" w:after="180"/>
+      </w:pPr>
+      <w:r>
+        <w:rPr>
+          <w:b w:val="0"/>
+        </w:rPr>
         <w:t>Name three visible details without interpreting them.</w:t>
       </w:r>
     </w:p>
     <w:p>
-      <w:r>
+      <w:pPr>
+        <w:spacing w:line="336" w:lineRule="auto" w:after="180"/>
+      </w:pPr>
+      <w:r>
+        <w:rPr>
+          <w:b w:val="0"/>
+        </w:rPr>
         <w:t>Predict the data, model, or evaluation decision being made.</w:t>
       </w:r>
     </w:p>
     <w:p>
-      <w:r>
+      <w:pPr>
+        <w:spacing w:line="336" w:lineRule="auto" w:after="180"/>
+      </w:pPr>
+      <w:r>
+        <w:rPr>
+          <w:b w:val="0"/>
+        </w:rPr>
         <w:t>Identify one hidden assumption that could change the result.</w:t>
       </w:r>
     </w:p>
     <w:p>
-      <w:r>
-        <w:t>State what evidence would confirm or reject your prediction.</w:t>
-      </w:r>
-    </w:p>
-    <w:p>
-      <w:r>
-        <w:t>My prediction and supporting evidence:</w:t>
+      <w:pPr>
+        <w:spacing w:line="336" w:lineRule="auto" w:after="180"/>
+      </w:pPr>
+      <w:r>
+        <w:rPr>
+          <w:b w:val="0"/>
+        </w:rPr>
+        <w:t xml:space="preserve">State what </w:t>
+      </w:r>
+      <w:r>
+        <w:rPr>
+          <w:b/>
+        </w:rPr>
+        <w:t>evidence</w:t>
+      </w:r>
+      <w:r>
+        <w:rPr>
+          <w:b w:val="0"/>
+        </w:rPr>
+        <w:t xml:space="preserve"> would confirm or reject your </w:t>
+      </w:r>
+      <w:r>
+        <w:rPr>
+          <w:b/>
+        </w:rPr>
+        <w:t>prediction</w:t>
+      </w:r>
+      <w:r>
+        <w:rPr>
+          <w:b w:val="0"/>
+        </w:rPr>
+        <w:t>.</w:t>
+      </w:r>
+    </w:p>
+    <w:p>
+      <w:pPr>
+        <w:spacing w:line="336" w:lineRule="auto" w:after="180"/>
+      </w:pPr>
+      <w:r>
+        <w:rPr>
+          <w:b w:val="0"/>
+        </w:rPr>
+        <w:t xml:space="preserve">My </w:t>
+      </w:r>
+      <w:r>
+        <w:rPr>
+          <w:b/>
+        </w:rPr>
+        <w:t>prediction</w:t>
+      </w:r>
+      <w:r>
+        <w:rPr>
+          <w:b w:val="0"/>
+        </w:rPr>
+        <w:t xml:space="preserve"> and supporting </w:t>
+      </w:r>
+      <w:r>
+        <w:rPr>
+          <w:b/>
+        </w:rPr>
+        <w:t>evidence</w:t>
+      </w:r>
+      <w:r>
+        <w:rPr>
+          <w:b w:val="0"/>
+        </w:rPr>
+        <w:t>:</w:t>
       </w:r>
     </w:p>
     <w:p>
@@ -275,13 +622,95 @@
       </w:r>
     </w:p>
     <w:p>
-      <w:r>
-        <w:t>A learner reports that a classifier gets 80 percent correct. Is that useful? We need to know the task, the examples and what a simple method achieves on those same examples. A baseline is a reference method. This week our baseline ignores each scene and always predicts the label that is most common in the training set.</w:t>
-      </w:r>
-    </w:p>
-    <w:p>
-      <w:r>
-        <w:t>Use a new teacher-authored fictional dataset for predicting clear or blocked lanes. Each listed row describes one frame from a different trip on a familiar route; training and validation trips do not overlap. This is a new practice set, not the twelve-frame table from Week 6. All supplied labels have been resolved under the classroom rule. There are no review cases in this exercise, and no real navigation claim is made.</w:t>
+      <w:pPr>
+        <w:spacing w:line="336" w:lineRule="auto" w:after="180"/>
+      </w:pPr>
+      <w:r>
+        <w:rPr>
+          <w:b w:val="0"/>
+        </w:rPr>
+        <w:t xml:space="preserve">A learner reports that a classifier gets 80 percent correct. Is that useful? We need to know the task, the examples and what a simple method achieves on those same examples. A </w:t>
+      </w:r>
+      <w:r>
+        <w:rPr>
+          <w:b/>
+        </w:rPr>
+        <w:t>baseline</w:t>
+      </w:r>
+      <w:r>
+        <w:rPr>
+          <w:b w:val="0"/>
+        </w:rPr>
+        <w:t xml:space="preserve"> is a reference method.</w:t>
+      </w:r>
+    </w:p>
+    <w:p>
+      <w:pPr>
+        <w:spacing w:line="336" w:lineRule="auto" w:after="180"/>
+      </w:pPr>
+      <w:r>
+        <w:rPr>
+          <w:b w:val="0"/>
+        </w:rPr>
+        <w:t xml:space="preserve">This week our </w:t>
+      </w:r>
+      <w:r>
+        <w:rPr>
+          <w:b/>
+        </w:rPr>
+        <w:t>baseline</w:t>
+      </w:r>
+      <w:r>
+        <w:rPr>
+          <w:b w:val="0"/>
+        </w:rPr>
+        <w:t xml:space="preserve"> ignores each scene and always predicts the label that is most common in the </w:t>
+      </w:r>
+      <w:r>
+        <w:rPr>
+          <w:b/>
+        </w:rPr>
+        <w:t>training</w:t>
+      </w:r>
+      <w:r>
+        <w:rPr>
+          <w:b w:val="0"/>
+        </w:rPr>
+        <w:t xml:space="preserve"> set.</w:t>
+      </w:r>
+    </w:p>
+    <w:p>
+      <w:pPr>
+        <w:spacing w:line="336" w:lineRule="auto" w:after="180"/>
+      </w:pPr>
+      <w:r>
+        <w:rPr>
+          <w:b w:val="0"/>
+        </w:rPr>
+        <w:t xml:space="preserve">Use a new teacher-authored fictional dataset for predicting clear or blocked lanes. Each listed row describes one frame from a different trip on a familiar route; </w:t>
+      </w:r>
+      <w:r>
+        <w:rPr>
+          <w:b/>
+        </w:rPr>
+        <w:t>training</w:t>
+      </w:r>
+      <w:r>
+        <w:rPr>
+          <w:b w:val="0"/>
+        </w:rPr>
+        <w:t xml:space="preserve"> and validation trips do not overlap.</w:t>
+      </w:r>
+    </w:p>
+    <w:p>
+      <w:pPr>
+        <w:spacing w:line="336" w:lineRule="auto" w:after="180"/>
+      </w:pPr>
+      <w:r>
+        <w:rPr>
+          <w:b w:val="0"/>
+        </w:rPr>
+        <w:t>This is a new practice set, not the twelve-frame table from Week 6. All supplied labels have been resolved under the classroom rule. There are no review cases in this exercise, and no real navigation claim is made.</w:t>
       </w:r>
     </w:p>
     <w:tbl>
@@ -428,8 +857,73 @@
       </w:tr>
     </w:tbl>
     <w:p>
-      <w:r>
-        <w:t>The training counts are four clear and two blocked. Our stated method therefore predicts clear for every new example. A baseline can still learn a value from training data; simple does not mean it uses no data. If the two training counts tie, our rule chooses clear, declared before scoring.</w:t>
+      <w:pPr>
+        <w:spacing w:line="336" w:lineRule="auto" w:after="180"/>
+      </w:pPr>
+      <w:r>
+        <w:rPr>
+          <w:b w:val="0"/>
+        </w:rPr>
+        <w:t xml:space="preserve">The </w:t>
+      </w:r>
+      <w:r>
+        <w:rPr>
+          <w:b/>
+        </w:rPr>
+        <w:t>training</w:t>
+      </w:r>
+      <w:r>
+        <w:rPr>
+          <w:b w:val="0"/>
+        </w:rPr>
+        <w:t xml:space="preserve"> counts are four clear and two blocked. Our stated method therefore predicts clear for every new example. A </w:t>
+      </w:r>
+      <w:r>
+        <w:rPr>
+          <w:b/>
+        </w:rPr>
+        <w:t>baseline</w:t>
+      </w:r>
+      <w:r>
+        <w:rPr>
+          <w:b w:val="0"/>
+        </w:rPr>
+        <w:t xml:space="preserve"> can still learn a value from </w:t>
+      </w:r>
+      <w:r>
+        <w:rPr>
+          <w:b/>
+        </w:rPr>
+        <w:t>training</w:t>
+      </w:r>
+      <w:r>
+        <w:rPr>
+          <w:b w:val="0"/>
+        </w:rPr>
+        <w:t xml:space="preserve"> data; simple does not mean it uses no data.</w:t>
+      </w:r>
+    </w:p>
+    <w:p>
+      <w:pPr>
+        <w:spacing w:line="336" w:lineRule="auto" w:after="180"/>
+      </w:pPr>
+      <w:r>
+        <w:rPr>
+          <w:b w:val="0"/>
+        </w:rPr>
+        <w:t xml:space="preserve">If the two </w:t>
+      </w:r>
+      <w:r>
+        <w:rPr>
+          <w:b/>
+        </w:rPr>
+        <w:t>training</w:t>
+      </w:r>
+      <w:r>
+        <w:rPr>
+          <w:b w:val="0"/>
+        </w:rPr>
+        <w:t xml:space="preserve"> counts tie, our rule chooses clear, declared before scoring.</w:t>
       </w:r>
     </w:p>
     <w:p>
@@ -442,7 +936,24 @@
     </w:p>
     <w:p>
       <w:r>
-        <w:t>ML MECHANISM</w:t>
+        <w:t>Follow the mechanism for Baselines First. Connect each labelled input, deciding step and result.</w:t>
+      </w:r>
+    </w:p>
+    <w:p>
+      <w:pPr>
+        <w:spacing w:line="336" w:lineRule="auto" w:after="180"/>
+      </w:pPr>
+      <w:r>
+        <w:rPr>
+          <w:b/>
+        </w:rPr>
+        <w:t xml:space="preserve">ML </w:t>
+      </w:r>
+      <w:r>
+        <w:rPr>
+          <w:b/>
+        </w:rPr>
+        <w:t>MECHANISM</w:t>
       </w:r>
     </w:p>
     <w:p>
@@ -454,7 +965,13 @@
       </w:r>
     </w:p>
     <w:p>
-      <w:r>
+      <w:pPr>
+        <w:spacing w:line="336" w:lineRule="auto" w:after="180"/>
+      </w:pPr>
+      <w:r>
+        <w:rPr>
+          <w:b w:val="0"/>
+        </w:rPr>
         <w:t>Trace the information, fitted behavior, and evaluation proof separately.</w:t>
       </w:r>
     </w:p>
@@ -567,28 +1084,136 @@
       </w:r>
     </w:p>
     <w:p>
-      <w:r>
-        <w:t>QUESTION  Build majority-class and one-rule baselines, then calculate their results.</w:t>
-      </w:r>
-    </w:p>
-    <w:p>
-      <w:r>
+      <w:pPr>
+        <w:pStyle w:val="Heading3"/>
+      </w:pPr>
+      <w:r>
+        <w:t>Question to explain</w:t>
+      </w:r>
+    </w:p>
+    <w:p>
+      <w:pPr>
+        <w:spacing w:line="336" w:lineRule="auto" w:after="180"/>
+        <w:shd w:fill="F5F1FB"/>
+      </w:pPr>
+      <w:r>
+        <w:rPr>
+          <w:b w:val="0"/>
+        </w:rPr>
+        <w:t>QUESTION  Build majority-class and one-</w:t>
+      </w:r>
+      <w:r>
+        <w:rPr>
+          <w:b/>
+        </w:rPr>
+        <w:t>rule baseline</w:t>
+      </w:r>
+      <w:r>
+        <w:rPr>
+          <w:b w:val="0"/>
+        </w:rPr>
+        <w:t>s, then calculate their results.</w:t>
+      </w:r>
+    </w:p>
+    <w:p>
+      <w:pPr>
+        <w:spacing w:line="336" w:lineRule="auto" w:after="180"/>
+      </w:pPr>
+      <w:r>
+        <w:rPr>
+          <w:b w:val="0"/>
+        </w:rPr>
         <w:t>MODEL IDEA  A model must be compared with a simple transparent strategy on the same untouched examples.</w:t>
       </w:r>
     </w:p>
     <w:p>
-      <w:r>
+      <w:pPr>
+        <w:spacing w:line="336" w:lineRule="auto" w:after="180"/>
+      </w:pPr>
+      <w:r>
+        <w:rPr>
+          <w:b w:val="0"/>
+        </w:rPr>
         <w:t>PROOF NEEDED  Use an unseen case, visible calculation, error analysis, and a stated limitation.</w:t>
       </w:r>
     </w:p>
     <w:p>
-      <w:r>
-        <w:t>UNDER THE HOOD  Test set has 12 healthy and 8 spotted leaves. Always-healthy baseline gets 12 ÷ 20 = 60% accuracy but 0% spotted recall.</w:t>
-      </w:r>
-    </w:p>
-    <w:p>
-      <w:r>
-        <w:t>Draw a fresh data → model → prediction → evaluation trace:</w:t>
+      <w:pPr>
+        <w:pStyle w:val="Heading3"/>
+      </w:pPr>
+      <w:r>
+        <w:t>How the mechanism works</w:t>
+      </w:r>
+    </w:p>
+    <w:p>
+      <w:pPr>
+        <w:spacing w:line="336" w:lineRule="auto" w:after="180"/>
+        <w:shd w:fill="F1F6F8"/>
+      </w:pPr>
+      <w:r>
+        <w:rPr>
+          <w:b w:val="0"/>
+        </w:rPr>
+        <w:t xml:space="preserve">UNDER THE HOOD  Test set has 12 healthy and 8 spotted leaves. Always-healthy </w:t>
+      </w:r>
+      <w:r>
+        <w:rPr>
+          <w:b/>
+        </w:rPr>
+        <w:t>baseline</w:t>
+      </w:r>
+      <w:r>
+        <w:rPr>
+          <w:b w:val="0"/>
+        </w:rPr>
+        <w:t xml:space="preserve"> gets 12 ÷ 20 = </w:t>
+      </w:r>
+      <w:r>
+        <w:rPr>
+          <w:b/>
+        </w:rPr>
+        <w:t>60%</w:t>
+      </w:r>
+      <w:r>
+        <w:rPr>
+          <w:b w:val="0"/>
+        </w:rPr>
+        <w:t xml:space="preserve"> </w:t>
+      </w:r>
+      <w:r>
+        <w:rPr>
+          <w:b/>
+        </w:rPr>
+        <w:t>accuracy</w:t>
+      </w:r>
+      <w:r>
+        <w:rPr>
+          <w:b w:val="0"/>
+        </w:rPr>
+        <w:t xml:space="preserve"> but 0% spotted recall.</w:t>
+      </w:r>
+    </w:p>
+    <w:p>
+      <w:pPr>
+        <w:spacing w:line="336" w:lineRule="auto" w:after="180"/>
+      </w:pPr>
+      <w:r>
+        <w:rPr>
+          <w:b w:val="0"/>
+        </w:rPr>
+        <w:t xml:space="preserve">Draw a fresh data → model → </w:t>
+      </w:r>
+      <w:r>
+        <w:rPr>
+          <w:b/>
+        </w:rPr>
+        <w:t>prediction</w:t>
+      </w:r>
+      <w:r>
+        <w:rPr>
+          <w:b w:val="0"/>
+        </w:rPr>
+        <w:t xml:space="preserve"> → evaluation trace:</w:t>
       </w:r>
     </w:p>
     <w:p>
@@ -629,8 +1254,97 @@
       </w:r>
     </w:p>
     <w:p>
-      <w:r>
-        <w:t>The output is clear 2 4. The fixed prediction matches two of the four validation labels, so accuracy is 2/4 or 50 percent. The training majority share, 4/6, is not the validation accuracy. The baseline does not inspect the validation labels to decide which constant to predict.</w:t>
+      <w:pPr>
+        <w:spacing w:line="336" w:lineRule="auto" w:after="180"/>
+      </w:pPr>
+      <w:r>
+        <w:rPr>
+          <w:b w:val="0"/>
+        </w:rPr>
+        <w:t xml:space="preserve">The </w:t>
+      </w:r>
+      <w:r>
+        <w:rPr>
+          <w:b/>
+        </w:rPr>
+        <w:t>output</w:t>
+      </w:r>
+      <w:r>
+        <w:rPr>
+          <w:b w:val="0"/>
+        </w:rPr>
+        <w:t xml:space="preserve"> is clear 2 4. The fixed </w:t>
+      </w:r>
+      <w:r>
+        <w:rPr>
+          <w:b/>
+        </w:rPr>
+        <w:t>prediction</w:t>
+      </w:r>
+      <w:r>
+        <w:rPr>
+          <w:b w:val="0"/>
+        </w:rPr>
+        <w:t xml:space="preserve"> matches two of the four validation labels, so </w:t>
+      </w:r>
+      <w:r>
+        <w:rPr>
+          <w:b/>
+        </w:rPr>
+        <w:t>accuracy</w:t>
+      </w:r>
+      <w:r>
+        <w:rPr>
+          <w:b w:val="0"/>
+        </w:rPr>
+        <w:t xml:space="preserve"> is 2/4 or 50 percent. The </w:t>
+      </w:r>
+      <w:r>
+        <w:rPr>
+          <w:b/>
+        </w:rPr>
+        <w:t>training</w:t>
+      </w:r>
+      <w:r>
+        <w:rPr>
+          <w:b w:val="0"/>
+        </w:rPr>
+        <w:t xml:space="preserve"> majority share, 4/6, is not the validation </w:t>
+      </w:r>
+      <w:r>
+        <w:rPr>
+          <w:b/>
+        </w:rPr>
+        <w:t>accuracy</w:t>
+      </w:r>
+      <w:r>
+        <w:rPr>
+          <w:b w:val="0"/>
+        </w:rPr>
+        <w:t>.</w:t>
+      </w:r>
+    </w:p>
+    <w:p>
+      <w:pPr>
+        <w:spacing w:line="336" w:lineRule="auto" w:after="180"/>
+      </w:pPr>
+      <w:r>
+        <w:rPr>
+          <w:b w:val="0"/>
+        </w:rPr>
+        <w:t xml:space="preserve">The </w:t>
+      </w:r>
+      <w:r>
+        <w:rPr>
+          <w:b/>
+        </w:rPr>
+        <w:t>baseline</w:t>
+      </w:r>
+      <w:r>
+        <w:rPr>
+          <w:b w:val="0"/>
+        </w:rPr>
+        <w:t xml:space="preserve"> does not inspect the validation labels to decide which constant to predict.</w:t>
       </w:r>
     </w:p>
     <w:p>
@@ -790,8 +1504,61 @@
       </w:r>
     </w:p>
     <w:p>
-      <w:r>
-        <w:t>The code assumes nonempty training data with only clear and blocked labels. It counts matches on the supplied validation list; a percentage also requires a nonempty validation set. Do not run it on empty training data and describe the default clear value as learned evidence. Other labels and unresolved review statuses need an explicit policy.</w:t>
+      <w:pPr>
+        <w:spacing w:line="336" w:lineRule="auto" w:after="180"/>
+      </w:pPr>
+      <w:r>
+        <w:rPr>
+          <w:b w:val="0"/>
+        </w:rPr>
+        <w:t xml:space="preserve">The code assumes nonempty </w:t>
+      </w:r>
+      <w:r>
+        <w:rPr>
+          <w:b/>
+        </w:rPr>
+        <w:t>training</w:t>
+      </w:r>
+      <w:r>
+        <w:rPr>
+          <w:b w:val="0"/>
+        </w:rPr>
+        <w:t xml:space="preserve"> data with only clear and blocked labels. It counts matches on the supplied validation list; a percentage also requires a nonempty validation set.</w:t>
+      </w:r>
+    </w:p>
+    <w:p>
+      <w:pPr>
+        <w:spacing w:line="336" w:lineRule="auto" w:after="180"/>
+      </w:pPr>
+      <w:r>
+        <w:rPr>
+          <w:b w:val="0"/>
+        </w:rPr>
+        <w:t xml:space="preserve">Do not run it on empty </w:t>
+      </w:r>
+      <w:r>
+        <w:rPr>
+          <w:b/>
+        </w:rPr>
+        <w:t>training</w:t>
+      </w:r>
+      <w:r>
+        <w:rPr>
+          <w:b w:val="0"/>
+        </w:rPr>
+        <w:t xml:space="preserve"> data and describe the default clear value as learned </w:t>
+      </w:r>
+      <w:r>
+        <w:rPr>
+          <w:b/>
+        </w:rPr>
+        <w:t>evidence</w:t>
+      </w:r>
+      <w:r>
+        <w:rPr>
+          <w:b w:val="0"/>
+        </w:rPr>
+        <w:t>. Other labels and unresolved review statuses need an explicit policy.</w:t>
       </w:r>
     </w:p>
     <w:p>
@@ -803,8 +1570,26 @@
       </w:r>
     </w:p>
     <w:p>
-      <w:r>
-        <w:t>Point to the input, the deciding step and the result in this week’s visual. Explain the same step in ordinary words. A picture helps when you can say what each part represents.</w:t>
+      <w:pPr>
+        <w:spacing w:line="336" w:lineRule="auto" w:after="180"/>
+      </w:pPr>
+      <w:r>
+        <w:rPr>
+          <w:b w:val="0"/>
+        </w:rPr>
+        <w:t xml:space="preserve">Point to the </w:t>
+      </w:r>
+      <w:r>
+        <w:rPr>
+          <w:b/>
+        </w:rPr>
+        <w:t>input</w:t>
+      </w:r>
+      <w:r>
+        <w:rPr>
+          <w:b w:val="0"/>
+        </w:rPr>
+        <w:t>, the deciding step and the result in this week’s visual. Explain the same step in ordinary words. A picture helps when you can say what each part represents.</w:t>
       </w:r>
     </w:p>
     <w:p>
@@ -817,6 +1602,17 @@
     </w:p>
     <w:p>
       <w:r>
+        <w:t>Compare the supplied cases for Baselines First. Identify the detail that changes the conclusion.</w:t>
+      </w:r>
+    </w:p>
+    <w:p>
+      <w:pPr>
+        <w:spacing w:line="336" w:lineRule="auto" w:after="180"/>
+      </w:pPr>
+      <w:r>
+        <w:rPr>
+          <w:b/>
+        </w:rPr>
         <w:t>EVALUATION DESIGN</w:t>
       </w:r>
     </w:p>
@@ -829,7 +1625,13 @@
       </w:r>
     </w:p>
     <w:p>
-      <w:r>
+      <w:pPr>
+        <w:spacing w:line="336" w:lineRule="auto" w:after="180"/>
+      </w:pPr>
+      <w:r>
+        <w:rPr>
+          <w:b w:val="0"/>
+        </w:rPr>
         <w:t>A system is not understood until it survives more than one comfortable example.</w:t>
       </w:r>
     </w:p>
@@ -978,32 +1780,91 @@
       </w:r>
     </w:p>
     <w:p>
-      <w:r>
+      <w:pPr>
+        <w:spacing w:line="336" w:lineRule="auto" w:after="180"/>
+      </w:pPr>
+      <w:r>
+        <w:rPr>
+          <w:b w:val="0"/>
+        </w:rPr>
         <w:t>NORMAL  Expected data and expected behavior.</w:t>
       </w:r>
     </w:p>
     <w:p>
-      <w:r>
-        <w:t>BOUNDARY  Value close to a threshold, ambiguous label, or uncertain prediction.</w:t>
-      </w:r>
-    </w:p>
-    <w:p>
-      <w:r>
+      <w:pPr>
+        <w:pStyle w:val="Heading3"/>
+      </w:pPr>
+      <w:r>
+        <w:t>Keep this boundary clear</w:t>
+      </w:r>
+    </w:p>
+    <w:p>
+      <w:pPr>
+        <w:spacing w:line="336" w:lineRule="auto" w:after="180"/>
+        <w:shd w:fill="FFF5E6"/>
+      </w:pPr>
+      <w:r>
+        <w:rPr>
+          <w:b w:val="0"/>
+        </w:rPr>
+        <w:t xml:space="preserve">BOUNDARY  Value close to a threshold, ambiguous label, or uncertain </w:t>
+      </w:r>
+      <w:r>
+        <w:rPr>
+          <w:b/>
+        </w:rPr>
+        <w:t>prediction</w:t>
+      </w:r>
+      <w:r>
+        <w:rPr>
+          <w:b w:val="0"/>
+        </w:rPr>
+        <w:t>.</w:t>
+      </w:r>
+    </w:p>
+    <w:p>
+      <w:pPr>
+        <w:spacing w:line="336" w:lineRule="auto" w:after="180"/>
+      </w:pPr>
+      <w:r>
+        <w:rPr>
+          <w:b w:val="0"/>
+        </w:rPr>
         <w:t>MISSING  Necessary field, label, source, or measurement is unavailable.</w:t>
       </w:r>
     </w:p>
     <w:p>
-      <w:r>
+      <w:pPr>
+        <w:spacing w:line="336" w:lineRule="auto" w:after="180"/>
+      </w:pPr>
+      <w:r>
+        <w:rPr>
+          <w:b w:val="0"/>
+        </w:rPr>
         <w:t>SHIFTED  New lighting, species, device, subgroup, or time condition.</w:t>
       </w:r>
     </w:p>
     <w:p>
-      <w:r>
+      <w:pPr>
+        <w:spacing w:line="336" w:lineRule="auto" w:after="180"/>
+        <w:shd w:fill="FFF5E6"/>
+      </w:pPr>
+      <w:r>
+        <w:rPr>
+          <w:b w:val="0"/>
+        </w:rPr>
         <w:t>RELEASE RULE  Passing one case never proves generalization. Predefine expected behavior for all four categories.</w:t>
       </w:r>
     </w:p>
     <w:p>
-      <w:r>
+      <w:pPr>
+        <w:spacing w:line="336" w:lineRule="auto" w:after="180"/>
+        <w:shd w:fill="F5F1FB"/>
+      </w:pPr>
+      <w:r>
+        <w:rPr>
+          <w:b w:val="0"/>
+        </w:rPr>
         <w:t>Which case most threatens today's claim, and why?</w:t>
       </w:r>
     </w:p>
@@ -1016,18 +1877,93 @@
       </w:r>
     </w:p>
     <w:p>
-      <w:r>
-        <w:t>Change: Change the third candidate prediction from spotted to healthy.</w:t>
-      </w:r>
-    </w:p>
-    <w:p>
-      <w:r>
-        <w:t>Prediction: Candidate becomes correct on all 4 validation cases.</w:t>
-      </w:r>
-    </w:p>
-    <w:p>
-      <w:r>
-        <w:t>Reason: Only the previously wrong third decision changes; baseline stays fixed at 2/4.</w:t>
+      <w:pPr>
+        <w:pStyle w:val="Heading3"/>
+      </w:pPr>
+      <w:r>
+        <w:t>Change one thing</w:t>
+      </w:r>
+    </w:p>
+    <w:p>
+      <w:pPr>
+        <w:spacing w:line="336" w:lineRule="auto" w:after="180"/>
+        <w:shd w:fill="F5F1FB"/>
+      </w:pPr>
+      <w:r>
+        <w:rPr>
+          <w:b w:val="0"/>
+        </w:rPr>
+        <w:t xml:space="preserve">Change: Change the third candidate </w:t>
+      </w:r>
+      <w:r>
+        <w:rPr>
+          <w:b/>
+        </w:rPr>
+        <w:t>prediction</w:t>
+      </w:r>
+      <w:r>
+        <w:rPr>
+          <w:b w:val="0"/>
+        </w:rPr>
+        <w:t xml:space="preserve"> from spotted to healthy.</w:t>
+      </w:r>
+    </w:p>
+    <w:p>
+      <w:pPr>
+        <w:pStyle w:val="Heading3"/>
+      </w:pPr>
+      <w:r>
+        <w:t>Predicted result</w:t>
+      </w:r>
+    </w:p>
+    <w:p>
+      <w:pPr>
+        <w:spacing w:line="336" w:lineRule="auto" w:after="180"/>
+        <w:shd w:fill="F1F6FC"/>
+      </w:pPr>
+      <w:r>
+        <w:rPr>
+          <w:b/>
+        </w:rPr>
+        <w:t>Prediction</w:t>
+      </w:r>
+      <w:r>
+        <w:rPr>
+          <w:b w:val="0"/>
+        </w:rPr>
+        <w:t>: Candidate becomes correct on all 4 validation cases.</w:t>
+      </w:r>
+    </w:p>
+    <w:p>
+      <w:pPr>
+        <w:pStyle w:val="Heading3"/>
+      </w:pPr>
+      <w:r>
+        <w:t>Why the result follows</w:t>
+      </w:r>
+    </w:p>
+    <w:p>
+      <w:pPr>
+        <w:spacing w:line="336" w:lineRule="auto" w:after="180"/>
+        <w:shd w:fill="F1F6FC"/>
+      </w:pPr>
+      <w:r>
+        <w:rPr>
+          <w:b w:val="0"/>
+        </w:rPr>
+        <w:t xml:space="preserve">Reason: Only the previously wrong third decision changes; </w:t>
+      </w:r>
+      <w:r>
+        <w:rPr>
+          <w:b/>
+        </w:rPr>
+        <w:t>baseline</w:t>
+      </w:r>
+      <w:r>
+        <w:rPr>
+          <w:b w:val="0"/>
+        </w:rPr>
+        <w:t xml:space="preserve"> stays fixed at 2/4.</w:t>
       </w:r>
     </w:p>
     <w:p>
@@ -1040,6 +1976,17 @@
     </w:p>
     <w:p>
       <w:r>
+        <w:t>Use the vocabulary of Baselines First to explain a concrete decision, rather than only memorising definitions.</w:t>
+      </w:r>
+    </w:p>
+    <w:p>
+      <w:pPr>
+        <w:spacing w:line="336" w:lineRule="auto" w:after="180"/>
+      </w:pPr>
+      <w:r>
+        <w:rPr>
+          <w:b/>
+        </w:rPr>
         <w:t>VOCABULARY</w:t>
       </w:r>
     </w:p>
@@ -1052,7 +1999,13 @@
       </w:r>
     </w:p>
     <w:p>
-      <w:r>
+      <w:pPr>
+        <w:spacing w:line="336" w:lineRule="auto" w:after="180"/>
+      </w:pPr>
+      <w:r>
+        <w:rPr>
+          <w:b w:val="0"/>
+        </w:rPr>
         <w:t>A definition matters when it lets you interpret a new dataset, model, or result.</w:t>
       </w:r>
     </w:p>
@@ -1368,12 +2321,25 @@
       </w:tr>
     </w:tbl>
     <w:p>
-      <w:r>
+      <w:pPr>
+        <w:spacing w:line="336" w:lineRule="auto" w:after="180"/>
+        <w:shd w:fill="FFF5E6"/>
+      </w:pPr>
+      <w:r>
+        <w:rPr>
+          <w:b w:val="0"/>
+        </w:rPr>
         <w:t>MISCONCEPTION TO REPAIR  Any trained model is more intelligent and therefore better than a simple rule.</w:t>
       </w:r>
     </w:p>
     <w:p>
-      <w:r>
+      <w:pPr>
+        <w:spacing w:line="336" w:lineRule="auto" w:after="180"/>
+      </w:pPr>
+      <w:r>
+        <w:rPr>
+          <w:b w:val="0"/>
+        </w:rPr>
         <w:t>Repair the claim using a definition, calculation, or test record:</w:t>
       </w:r>
     </w:p>
@@ -1519,7 +2485,24 @@
     </w:p>
     <w:p>
       <w:r>
-        <w:t>WORKED EVIDENCE</w:t>
+        <w:t>Follow the worked trace for Baselines First, predict a step, then compare with its explanation.</w:t>
+      </w:r>
+    </w:p>
+    <w:p>
+      <w:pPr>
+        <w:spacing w:line="336" w:lineRule="auto" w:after="180"/>
+      </w:pPr>
+      <w:r>
+        <w:rPr>
+          <w:b/>
+        </w:rPr>
+        <w:t xml:space="preserve">WORKED </w:t>
+      </w:r>
+      <w:r>
+        <w:rPr>
+          <w:b/>
+        </w:rPr>
+        <w:t>EVIDENCE</w:t>
       </w:r>
     </w:p>
     <w:p>
@@ -1531,8 +2514,26 @@
       </w:r>
     </w:p>
     <w:p>
-      <w:r>
-        <w:t>Predict first. Then check each step. A correct answer without visible evidence cannot be audited.</w:t>
+      <w:pPr>
+        <w:spacing w:line="336" w:lineRule="auto" w:after="180"/>
+      </w:pPr>
+      <w:r>
+        <w:rPr>
+          <w:b w:val="0"/>
+        </w:rPr>
+        <w:t xml:space="preserve">Predict first. Then check each step. A correct answer without visible </w:t>
+      </w:r>
+      <w:r>
+        <w:rPr>
+          <w:b/>
+        </w:rPr>
+        <w:t>evidence</w:t>
+      </w:r>
+      <w:r>
+        <w:rPr>
+          <w:b w:val="0"/>
+        </w:rPr>
+        <w:t xml:space="preserve"> cannot be audited.</w:t>
       </w:r>
     </w:p>
     <w:p>
@@ -1674,33 +2675,196 @@
       </w:r>
     </w:p>
     <w:p>
-      <w:r>
+      <w:pPr>
+        <w:pStyle w:val="Heading3"/>
+      </w:pPr>
+      <w:r>
+        <w:t>Step 1</w:t>
+      </w:r>
+    </w:p>
+    <w:p>
+      <w:pPr>
+        <w:spacing w:line="336" w:lineRule="auto" w:after="180"/>
+        <w:shd w:fill="F4F9FC"/>
+      </w:pPr>
+      <w:r>
+        <w:rPr>
+          <w:b w:val="0"/>
+        </w:rPr>
         <w:t>STEP 1  Test set has 12 healthy and 8 spotted leaves.</w:t>
       </w:r>
     </w:p>
     <w:p>
-      <w:r>
-        <w:t>STEP 2  Always-healthy baseline gets 12 ÷ 20 = 60% accuracy but 0% spotted recall.</w:t>
-      </w:r>
-    </w:p>
-    <w:p>
-      <w:r>
-        <w:t>STEP 3  On the same 20 leaves, the visible-spot rule correctly labels 5 spotted leaves, misses 3 spotted leaves, correctly labels 10 healthy leaves and falsely marks 2 healthy leaves as spotted. Accuracy=(5+10)/20=75%; spotted recall=5/8=62.5%.</w:t>
-      </w:r>
-    </w:p>
-    <w:p>
-      <w:r>
-        <w:t>STEP 4  A learned model must beat relevant baseline metrics—not only one convenient total.</w:t>
-      </w:r>
-    </w:p>
-    <w:p>
-      <w:r>
+      <w:pPr>
+        <w:pStyle w:val="Heading3"/>
+      </w:pPr>
+      <w:r>
+        <w:t>Step 2</w:t>
+      </w:r>
+    </w:p>
+    <w:p>
+      <w:pPr>
+        <w:spacing w:line="336" w:lineRule="auto" w:after="180"/>
+        <w:shd w:fill="F4F9FC"/>
+      </w:pPr>
+      <w:r>
+        <w:rPr>
+          <w:b w:val="0"/>
+        </w:rPr>
+        <w:t xml:space="preserve">STEP 2  Always-healthy </w:t>
+      </w:r>
+      <w:r>
+        <w:rPr>
+          <w:b/>
+        </w:rPr>
+        <w:t>baseline</w:t>
+      </w:r>
+      <w:r>
+        <w:rPr>
+          <w:b w:val="0"/>
+        </w:rPr>
+        <w:t xml:space="preserve"> gets 12 ÷ 20 = </w:t>
+      </w:r>
+      <w:r>
+        <w:rPr>
+          <w:b/>
+        </w:rPr>
+        <w:t>60%</w:t>
+      </w:r>
+      <w:r>
+        <w:rPr>
+          <w:b w:val="0"/>
+        </w:rPr>
+        <w:t xml:space="preserve"> </w:t>
+      </w:r>
+      <w:r>
+        <w:rPr>
+          <w:b/>
+        </w:rPr>
+        <w:t>accuracy</w:t>
+      </w:r>
+      <w:r>
+        <w:rPr>
+          <w:b w:val="0"/>
+        </w:rPr>
+        <w:t xml:space="preserve"> but 0% spotted recall.</w:t>
+      </w:r>
+    </w:p>
+    <w:p>
+      <w:pPr>
+        <w:pStyle w:val="Heading3"/>
+      </w:pPr>
+      <w:r>
+        <w:t>Step 3</w:t>
+      </w:r>
+    </w:p>
+    <w:p>
+      <w:pPr>
+        <w:spacing w:line="336" w:lineRule="auto" w:after="180"/>
+        <w:shd w:fill="F4F9FC"/>
+      </w:pPr>
+      <w:r>
+        <w:rPr>
+          <w:b w:val="0"/>
+        </w:rPr>
+        <w:t>STEP 3  On the same 20 leaves, the visible-spot rule correctly labels 5 spotted leaves, misses 3 spotted leaves, correctly labels 10 healthy leaves and falsely marks 2 healthy leaves as spotted.</w:t>
+      </w:r>
+    </w:p>
+    <w:p>
+      <w:pPr>
+        <w:spacing w:line="336" w:lineRule="auto" w:after="180"/>
+        <w:shd w:fill="F4F9FC"/>
+      </w:pPr>
+      <w:r>
+        <w:rPr>
+          <w:b/>
+        </w:rPr>
+        <w:t>Accuracy</w:t>
+      </w:r>
+      <w:r>
+        <w:rPr>
+          <w:b w:val="0"/>
+        </w:rPr>
+        <w:t>=(5+10)/20=75%; spotted recall=5/8=62.5%.</w:t>
+      </w:r>
+    </w:p>
+    <w:p>
+      <w:pPr>
+        <w:pStyle w:val="Heading3"/>
+      </w:pPr>
+      <w:r>
+        <w:t>Step 4</w:t>
+      </w:r>
+    </w:p>
+    <w:p>
+      <w:pPr>
+        <w:spacing w:line="336" w:lineRule="auto" w:after="180"/>
+        <w:shd w:fill="F4F9FC"/>
+      </w:pPr>
+      <w:r>
+        <w:rPr>
+          <w:b w:val="0"/>
+        </w:rPr>
+        <w:t xml:space="preserve">STEP 4  A </w:t>
+      </w:r>
+      <w:r>
+        <w:rPr>
+          <w:b/>
+        </w:rPr>
+        <w:t>learned model</w:t>
+      </w:r>
+      <w:r>
+        <w:rPr>
+          <w:b w:val="0"/>
+        </w:rPr>
+        <w:t xml:space="preserve"> must beat relevant </w:t>
+      </w:r>
+      <w:r>
+        <w:rPr>
+          <w:b/>
+        </w:rPr>
+        <w:t>baseline</w:t>
+      </w:r>
+      <w:r>
+        <w:rPr>
+          <w:b w:val="0"/>
+        </w:rPr>
+        <w:t xml:space="preserve"> metrics—not only one convenient total.</w:t>
+      </w:r>
+    </w:p>
+    <w:p>
+      <w:pPr>
+        <w:spacing w:line="336" w:lineRule="auto" w:after="180"/>
+        <w:shd w:fill="EDF7F3"/>
+      </w:pPr>
+      <w:r>
+        <w:rPr>
+          <w:b w:val="0"/>
+        </w:rPr>
         <w:t>CHECK  Verify the denominator, unit, split, class definition, and data version before interpreting a score.</w:t>
       </w:r>
     </w:p>
     <w:p>
-      <w:r>
-        <w:t>Recalculate, retrace, or restate the evidence independently:</w:t>
+      <w:pPr>
+        <w:spacing w:line="336" w:lineRule="auto" w:after="180"/>
+      </w:pPr>
+      <w:r>
+        <w:rPr>
+          <w:b w:val="0"/>
+        </w:rPr>
+        <w:t xml:space="preserve">Recalculate, retrace, or restate the </w:t>
+      </w:r>
+      <w:r>
+        <w:rPr>
+          <w:b/>
+        </w:rPr>
+        <w:t>evidence</w:t>
+      </w:r>
+      <w:r>
+        <w:rPr>
+          <w:b w:val="0"/>
+        </w:rPr>
+        <w:t xml:space="preserve"> independently:</w:t>
       </w:r>
     </w:p>
     <w:p>
@@ -1712,20 +2876,134 @@
       </w:r>
     </w:p>
     <w:p>
-      <w:r>
-        <w:t>Suppose a candidate method supplies blocked, clear, clear, clear for the four validation rows in the table. These are supplied predictions for a comparison exercise; we have not fitted that candidate. It gets three of four correct, or 75 percent. The baseline gets two of four, or 50 percent. The candidate is ahead by one correct example and 25 percentage points on this set.</w:t>
-      </w:r>
-    </w:p>
-    <w:p>
-      <w:r>
-        <w:t>Use identical row IDs, reference labels, exclusions and metric for both methods. Match predictions to their rows even if files are reordered. A score on easier examples is not a fair comparison. Neither this four-row result nor beating one baseline proves that the candidate will perform well on future trips.</w:t>
-      </w:r>
-    </w:p>
-    <w:p>
       <w:pPr>
         <w:pStyle w:val="Heading3"/>
       </w:pPr>
       <w:r>
+        <w:t>Worked explanation · Baselines First</w:t>
+      </w:r>
+    </w:p>
+    <w:p>
+      <w:pPr>
+        <w:spacing w:line="336" w:lineRule="auto" w:after="180"/>
+        <w:shd w:fill="F1F6FC"/>
+      </w:pPr>
+      <w:r>
+        <w:rPr>
+          <w:b w:val="0"/>
+        </w:rPr>
+        <w:t xml:space="preserve">Suppose a candidate method supplies blocked, clear, clear, clear for the four validation rows in the table. These are supplied </w:t>
+      </w:r>
+      <w:r>
+        <w:rPr>
+          <w:b/>
+        </w:rPr>
+        <w:t>prediction</w:t>
+      </w:r>
+      <w:r>
+        <w:rPr>
+          <w:b w:val="0"/>
+        </w:rPr>
+        <w:t>s for a comparison exercise; we have not fitted that candidate.</w:t>
+      </w:r>
+    </w:p>
+    <w:p>
+      <w:pPr>
+        <w:spacing w:line="336" w:lineRule="auto" w:after="180"/>
+        <w:shd w:fill="F1F6FC"/>
+      </w:pPr>
+      <w:r>
+        <w:rPr>
+          <w:b w:val="0"/>
+        </w:rPr>
+        <w:t xml:space="preserve">It gets three of four correct, or 75 percent. The </w:t>
+      </w:r>
+      <w:r>
+        <w:rPr>
+          <w:b/>
+        </w:rPr>
+        <w:t>baseline</w:t>
+      </w:r>
+      <w:r>
+        <w:rPr>
+          <w:b w:val="0"/>
+        </w:rPr>
+        <w:t xml:space="preserve"> gets two of four, or 50 percent. The candidate is ahead by one correct example and 25 </w:t>
+      </w:r>
+      <w:r>
+        <w:rPr>
+          <w:b/>
+        </w:rPr>
+        <w:t>percentage point</w:t>
+      </w:r>
+      <w:r>
+        <w:rPr>
+          <w:b w:val="0"/>
+        </w:rPr>
+        <w:t>s on this set.</w:t>
+      </w:r>
+    </w:p>
+    <w:p>
+      <w:pPr>
+        <w:pStyle w:val="Heading3"/>
+      </w:pPr>
+      <w:r>
+        <w:t>Worked explanation · Baselines First</w:t>
+      </w:r>
+    </w:p>
+    <w:p>
+      <w:pPr>
+        <w:spacing w:line="336" w:lineRule="auto" w:after="180"/>
+        <w:shd w:fill="F1F6FC"/>
+      </w:pPr>
+      <w:r>
+        <w:rPr>
+          <w:b w:val="0"/>
+        </w:rPr>
+        <w:t xml:space="preserve">Use identical row IDs, reference labels, exclusions and metric for both methods. Match </w:t>
+      </w:r>
+      <w:r>
+        <w:rPr>
+          <w:b/>
+        </w:rPr>
+        <w:t>prediction</w:t>
+      </w:r>
+      <w:r>
+        <w:rPr>
+          <w:b w:val="0"/>
+        </w:rPr>
+        <w:t>s to their rows even if files are reordered. A score on easier examples is not a fair comparison.</w:t>
+      </w:r>
+    </w:p>
+    <w:p>
+      <w:pPr>
+        <w:spacing w:line="336" w:lineRule="auto" w:after="180"/>
+        <w:shd w:fill="F1F6FC"/>
+      </w:pPr>
+      <w:r>
+        <w:rPr>
+          <w:b w:val="0"/>
+        </w:rPr>
+        <w:t xml:space="preserve">Neither this four-row result nor beating one </w:t>
+      </w:r>
+      <w:r>
+        <w:rPr>
+          <w:b/>
+        </w:rPr>
+        <w:t>baseline</w:t>
+      </w:r>
+      <w:r>
+        <w:rPr>
+          <w:b w:val="0"/>
+        </w:rPr>
+        <w:t xml:space="preserve"> proves that the candidate will perform well on future trips.</w:t>
+      </w:r>
+    </w:p>
+    <w:p>
+      <w:pPr>
+        <w:pStyle w:val="Heading3"/>
+      </w:pPr>
+      <w:r>
         <w:t>The candidate misses the third validation row. Which rows does the baseline miss? Explain how the candidate changes the number correct. Why is the improvement 25 percentage points rather than a claim of 25 percent relative improvement?</w:t>
       </w:r>
     </w:p>
@@ -1755,20 +3033,113 @@
       </w:r>
     </w:p>
     <w:p>
-      <w:r>
-        <w:t>Record training counts, the fixed prediction and tie rule, validation IDs and labels, prediction lists and correct/total counts. Keep the final test separate from development decisions. Next week we will search candidate rules using training evidence, then compare choices carefully.</w:t>
-      </w:r>
-    </w:p>
-    <w:p>
       <w:pPr>
         <w:pStyle w:val="Heading3"/>
       </w:pPr>
       <w:r>
+        <w:t>Worked explanation · Baselines First</w:t>
+      </w:r>
+    </w:p>
+    <w:p>
+      <w:pPr>
+        <w:spacing w:line="336" w:lineRule="auto" w:after="180"/>
+        <w:shd w:fill="F1F6FC"/>
+      </w:pPr>
+      <w:r>
+        <w:rPr>
+          <w:b w:val="0"/>
+        </w:rPr>
+        <w:t xml:space="preserve">Record </w:t>
+      </w:r>
+      <w:r>
+        <w:rPr>
+          <w:b/>
+        </w:rPr>
+        <w:t>training</w:t>
+      </w:r>
+      <w:r>
+        <w:rPr>
+          <w:b w:val="0"/>
+        </w:rPr>
+        <w:t xml:space="preserve"> counts, the fixed </w:t>
+      </w:r>
+      <w:r>
+        <w:rPr>
+          <w:b/>
+        </w:rPr>
+        <w:t>prediction</w:t>
+      </w:r>
+      <w:r>
+        <w:rPr>
+          <w:b w:val="0"/>
+        </w:rPr>
+        <w:t xml:space="preserve"> and tie rule, validation IDs and labels, </w:t>
+      </w:r>
+      <w:r>
+        <w:rPr>
+          <w:b/>
+        </w:rPr>
+        <w:t>prediction</w:t>
+      </w:r>
+      <w:r>
+        <w:rPr>
+          <w:b w:val="0"/>
+        </w:rPr>
+        <w:t xml:space="preserve"> lists and correct/total counts. Keep the final test separate from development decisions.</w:t>
+      </w:r>
+    </w:p>
+    <w:p>
+      <w:pPr>
+        <w:spacing w:line="336" w:lineRule="auto" w:after="180"/>
+        <w:shd w:fill="F1F6FC"/>
+      </w:pPr>
+      <w:r>
+        <w:rPr>
+          <w:b w:val="0"/>
+        </w:rPr>
+        <w:t xml:space="preserve">Next week we will search candidate rules using </w:t>
+      </w:r>
+      <w:r>
+        <w:rPr>
+          <w:b/>
+        </w:rPr>
+        <w:t>training</w:t>
+      </w:r>
+      <w:r>
+        <w:rPr>
+          <w:b w:val="0"/>
+        </w:rPr>
+        <w:t xml:space="preserve"> </w:t>
+      </w:r>
+      <w:r>
+        <w:rPr>
+          <w:b/>
+        </w:rPr>
+        <w:t>evidence</w:t>
+      </w:r>
+      <w:r>
+        <w:rPr>
+          <w:b w:val="0"/>
+        </w:rPr>
+        <w:t>, then compare choices carefully.</w:t>
+      </w:r>
+    </w:p>
+    <w:p>
+      <w:pPr>
+        <w:pStyle w:val="Heading3"/>
+      </w:pPr>
+      <w:r>
         <w:t>Learn from the worked case</w:t>
       </w:r>
     </w:p>
     <w:p>
-      <w:r>
+      <w:pPr>
+        <w:spacing w:line="336" w:lineRule="auto" w:after="180"/>
+      </w:pPr>
+      <w:r>
+        <w:rPr>
+          <w:b w:val="0"/>
+        </w:rPr>
         <w:t>Cover the result before checking it. Say what is given, choose the procedure, and follow one step at a time. Then uncover the result and explain your first mismatch. Ask why a step is allowed, not only what number it produces.</w:t>
       </w:r>
     </w:p>
@@ -1781,8 +3152,26 @@
       </w:r>
     </w:p>
     <w:p>
-      <w:r>
-        <w:t>Make a simple baseline earn its place before claiming a better classifier.</w:t>
+      <w:pPr>
+        <w:spacing w:line="336" w:lineRule="auto" w:after="180"/>
+      </w:pPr>
+      <w:r>
+        <w:rPr>
+          <w:b w:val="0"/>
+        </w:rPr>
+        <w:t xml:space="preserve">Make a simple </w:t>
+      </w:r>
+      <w:r>
+        <w:rPr>
+          <w:b/>
+        </w:rPr>
+        <w:t>baseline</w:t>
+      </w:r>
+      <w:r>
+        <w:rPr>
+          <w:b w:val="0"/>
+        </w:rPr>
+        <w:t xml:space="preserve"> earn its place before claiming a better classifier.</w:t>
       </w:r>
     </w:p>
     <w:p>
@@ -1794,13 +3183,73 @@
       </w:r>
     </w:p>
     <w:p>
-      <w:r>
-        <w:t>Training labels: healthy, healthy, spotted. Majority baseline predicts healthy. Validation references: healthy, spotted, healthy, spotted.</w:t>
-      </w:r>
-    </w:p>
-    <w:p>
-      <w:r>
-        <w:t>All inputs and outcomes in this worked example are invented classroom data; no real model run is claimed.</w:t>
+      <w:pPr>
+        <w:pStyle w:val="Heading3"/>
+      </w:pPr>
+      <w:r>
+        <w:t>Supplied facts</w:t>
+      </w:r>
+    </w:p>
+    <w:p>
+      <w:pPr>
+        <w:spacing w:line="336" w:lineRule="auto" w:after="180"/>
+        <w:shd w:fill="F1F6FC"/>
+      </w:pPr>
+      <w:r>
+        <w:rPr>
+          <w:b/>
+        </w:rPr>
+        <w:t>Training</w:t>
+      </w:r>
+      <w:r>
+        <w:rPr>
+          <w:b w:val="0"/>
+        </w:rPr>
+        <w:t xml:space="preserve"> labels: healthy, healthy, spotted. Majority </w:t>
+      </w:r>
+      <w:r>
+        <w:rPr>
+          <w:b/>
+        </w:rPr>
+        <w:t>baseline</w:t>
+      </w:r>
+      <w:r>
+        <w:rPr>
+          <w:b w:val="0"/>
+        </w:rPr>
+        <w:t xml:space="preserve"> predicts healthy. Validation references: healthy, spotted, healthy, spotted.</w:t>
+      </w:r>
+    </w:p>
+    <w:p>
+      <w:pPr>
+        <w:pStyle w:val="Heading3"/>
+      </w:pPr>
+      <w:r>
+        <w:t>Supplied facts</w:t>
+      </w:r>
+    </w:p>
+    <w:p>
+      <w:pPr>
+        <w:spacing w:line="336" w:lineRule="auto" w:after="180"/>
+        <w:shd w:fill="F1F6FC"/>
+      </w:pPr>
+      <w:r>
+        <w:rPr>
+          <w:b w:val="0"/>
+        </w:rPr>
+        <w:t xml:space="preserve">All </w:t>
+      </w:r>
+      <w:r>
+        <w:rPr>
+          <w:b/>
+        </w:rPr>
+        <w:t>input</w:t>
+      </w:r>
+      <w:r>
+        <w:rPr>
+          <w:b w:val="0"/>
+        </w:rPr>
+        <w:t>s and outcomes in this worked example are invented classroom data; no real model run is claimed.</w:t>
       </w:r>
     </w:p>
     <w:p>
@@ -1963,31 +3412,199 @@
       </w:r>
     </w:p>
     <w:p>
-      <w:r>
-        <w:t>Read the picture in order. Supplied candidate predictions healthy, spotted, spotted, spotted match 3/4: 75%. The arrows show which recorded input or intermediate result each decision uses. Explain the deciding step aloud before checking the changed case; pointing to the final answer alone does not show how it follows.</w:t>
-      </w:r>
-    </w:p>
-    <w:p>
       <w:pPr>
         <w:pStyle w:val="Heading3"/>
       </w:pPr>
       <w:r>
+        <w:t>Why the result follows</w:t>
+      </w:r>
+    </w:p>
+    <w:p>
+      <w:pPr>
+        <w:spacing w:line="336" w:lineRule="auto" w:after="180"/>
+        <w:shd w:fill="F1F6FC"/>
+      </w:pPr>
+      <w:r>
+        <w:rPr>
+          <w:b w:val="0"/>
+        </w:rPr>
+        <w:t xml:space="preserve">Read the picture in order. Supplied candidate </w:t>
+      </w:r>
+      <w:r>
+        <w:rPr>
+          <w:b/>
+        </w:rPr>
+        <w:t>prediction</w:t>
+      </w:r>
+      <w:r>
+        <w:rPr>
+          <w:b w:val="0"/>
+        </w:rPr>
+        <w:t xml:space="preserve">s healthy, spotted, spotted, spotted match 3/4: 75%. The arrows show which recorded </w:t>
+      </w:r>
+      <w:r>
+        <w:rPr>
+          <w:b/>
+        </w:rPr>
+        <w:t>input</w:t>
+      </w:r>
+      <w:r>
+        <w:rPr>
+          <w:b w:val="0"/>
+        </w:rPr>
+        <w:t xml:space="preserve"> or intermediate result each decision uses.</w:t>
+      </w:r>
+    </w:p>
+    <w:p>
+      <w:pPr>
+        <w:spacing w:line="336" w:lineRule="auto" w:after="180"/>
+        <w:shd w:fill="F1F6FC"/>
+      </w:pPr>
+      <w:r>
+        <w:rPr>
+          <w:b w:val="0"/>
+        </w:rPr>
+        <w:t>Explain the deciding step aloud before checking the changed case; pointing to the final answer alone does not show how it follows.</w:t>
+      </w:r>
+    </w:p>
+    <w:p>
+      <w:pPr>
+        <w:pStyle w:val="Heading3"/>
+      </w:pPr>
+      <w:r>
         <w:t>What this example does not establish</w:t>
       </w:r>
     </w:p>
     <w:p>
-      <w:r>
-        <w:t>These supplied predictions illustrate comparison. No actual model was trained, and four cases are limited evidence.</w:t>
-      </w:r>
-    </w:p>
-    <w:p>
-      <w:r>
-        <w:t>Read the labelled picture: Can the candidate’s training accuracy replace this validation comparison? Point to the relevant step in the picture, then write the changed result and the rule or evidence that supports it.</w:t>
-      </w:r>
-    </w:p>
-    <w:p>
-      <w:r>
-        <w:t>Change one thing: Change the third candidate prediction from spotted to healthy. Predict the result before checking the explanation. What remains the same?</w:t>
+      <w:pPr>
+        <w:pStyle w:val="Heading3"/>
+      </w:pPr>
+      <w:r>
+        <w:t>Keep the stated limit</w:t>
+      </w:r>
+    </w:p>
+    <w:p>
+      <w:pPr>
+        <w:spacing w:line="336" w:lineRule="auto" w:after="180"/>
+        <w:shd w:fill="FFF5E6"/>
+      </w:pPr>
+      <w:r>
+        <w:rPr>
+          <w:b w:val="0"/>
+        </w:rPr>
+        <w:t xml:space="preserve">These supplied </w:t>
+      </w:r>
+      <w:r>
+        <w:rPr>
+          <w:b/>
+        </w:rPr>
+        <w:t>prediction</w:t>
+      </w:r>
+      <w:r>
+        <w:rPr>
+          <w:b w:val="0"/>
+        </w:rPr>
+        <w:t xml:space="preserve">s illustrate comparison. No actual model was trained, and four cases are limited </w:t>
+      </w:r>
+      <w:r>
+        <w:rPr>
+          <w:b/>
+        </w:rPr>
+        <w:t>evidence</w:t>
+      </w:r>
+      <w:r>
+        <w:rPr>
+          <w:b w:val="0"/>
+        </w:rPr>
+        <w:t>.</w:t>
+      </w:r>
+    </w:p>
+    <w:p>
+      <w:pPr>
+        <w:pStyle w:val="Heading3"/>
+      </w:pPr>
+      <w:r>
+        <w:t>Keep the stated limit</w:t>
+      </w:r>
+    </w:p>
+    <w:p>
+      <w:pPr>
+        <w:spacing w:line="336" w:lineRule="auto" w:after="180"/>
+        <w:shd w:fill="FFF5E6"/>
+      </w:pPr>
+      <w:r>
+        <w:rPr>
+          <w:b w:val="0"/>
+        </w:rPr>
+        <w:t xml:space="preserve">Read the labelled picture: Can the candidate’s </w:t>
+      </w:r>
+      <w:r>
+        <w:rPr>
+          <w:b/>
+        </w:rPr>
+        <w:t>training</w:t>
+      </w:r>
+      <w:r>
+        <w:rPr>
+          <w:b w:val="0"/>
+        </w:rPr>
+        <w:t xml:space="preserve"> </w:t>
+      </w:r>
+      <w:r>
+        <w:rPr>
+          <w:b/>
+        </w:rPr>
+        <w:t>accuracy</w:t>
+      </w:r>
+      <w:r>
+        <w:rPr>
+          <w:b w:val="0"/>
+        </w:rPr>
+        <w:t xml:space="preserve"> replace this validation comparison? Point to the relevant step in the picture, then write the changed result and the rule or </w:t>
+      </w:r>
+      <w:r>
+        <w:rPr>
+          <w:b/>
+        </w:rPr>
+        <w:t>evidence</w:t>
+      </w:r>
+      <w:r>
+        <w:rPr>
+          <w:b w:val="0"/>
+        </w:rPr>
+        <w:t xml:space="preserve"> that supports it.</w:t>
+      </w:r>
+    </w:p>
+    <w:p>
+      <w:pPr>
+        <w:pStyle w:val="Heading3"/>
+      </w:pPr>
+      <w:r>
+        <w:t>Keep the stated limit</w:t>
+      </w:r>
+    </w:p>
+    <w:p>
+      <w:pPr>
+        <w:spacing w:line="336" w:lineRule="auto" w:after="180"/>
+        <w:shd w:fill="FFF5E6"/>
+      </w:pPr>
+      <w:r>
+        <w:rPr>
+          <w:b w:val="0"/>
+        </w:rPr>
+        <w:t xml:space="preserve">Change one thing: Change the third candidate </w:t>
+      </w:r>
+      <w:r>
+        <w:rPr>
+          <w:b/>
+        </w:rPr>
+        <w:t>prediction</w:t>
+      </w:r>
+      <w:r>
+        <w:rPr>
+          <w:b w:val="0"/>
+        </w:rPr>
+        <w:t xml:space="preserve"> from spotted to healthy. Predict the result before checking the explanation. What remains the same?</w:t>
       </w:r>
     </w:p>
     <w:p>
@@ -2000,6 +3617,26 @@
     </w:p>
     <w:p>
       <w:r>
+        <w:t>Find the unsupported step in the Baselines First claim and explain a repair using the supplied evidence.</w:t>
+      </w:r>
+    </w:p>
+    <w:p>
+      <w:pPr>
+        <w:pStyle w:val="Heading3"/>
+      </w:pPr>
+      <w:r>
+        <w:t>Find the first error</w:t>
+      </w:r>
+    </w:p>
+    <w:p>
+      <w:pPr>
+        <w:spacing w:line="336" w:lineRule="auto" w:after="180"/>
+        <w:shd w:fill="FFF5E6"/>
+      </w:pPr>
+      <w:r>
+        <w:rPr>
+          <w:b w:val="0"/>
+        </w:rPr>
         <w:t>ERROR DETECTIVE</w:t>
       </w:r>
     </w:p>
@@ -2012,7 +3649,13 @@
       </w:r>
     </w:p>
     <w:p>
-      <w:r>
+      <w:pPr>
+        <w:spacing w:line="336" w:lineRule="auto" w:after="180"/>
+      </w:pPr>
+      <w:r>
+        <w:rPr>
+          <w:b w:val="0"/>
+        </w:rPr>
         <w:t>Do not patch the answer. Find the earliest unsupported assumption, data problem, or experiment error.</w:t>
       </w:r>
     </w:p>
@@ -2263,12 +3906,25 @@
       </w:tr>
     </w:tbl>
     <w:p>
-      <w:r>
+      <w:pPr>
+        <w:spacing w:line="336" w:lineRule="auto" w:after="180"/>
+        <w:shd w:fill="FFF5E6"/>
+      </w:pPr>
+      <w:r>
+        <w:rPr>
+          <w:b w:val="0"/>
+        </w:rPr>
         <w:t>CLAIM TO CHALLENGE  Any trained model is more intelligent and therefore better than a simple rule.</w:t>
       </w:r>
     </w:p>
     <w:p>
-      <w:r>
+      <w:pPr>
+        <w:spacing w:line="336" w:lineRule="auto" w:after="180"/>
+      </w:pPr>
+      <w:r>
+        <w:rPr>
+          <w:b w:val="0"/>
+        </w:rPr>
         <w:t>Diagnose one cause and name the cleanest next experiment:</w:t>
       </w:r>
     </w:p>
@@ -2281,20 +3937,158 @@
       </w:r>
     </w:p>
     <w:p>
-      <w:r>
-        <w:t>Imagine ten validation cases with nine clear and one blocked, while the training-derived constant is clear. The baseline gets 9/10 or 90 percent accuracy but misses the only blocked case. Overall accuracy counts all rows equally; it does not describe every kind of error or its consequences. Later weeks will examine those errors in detail.</w:t>
-      </w:r>
-    </w:p>
-    <w:p>
-      <w:r>
-        <w:t>A majority baseline is a useful first comparison, not a guarantee of the best simple method. It can be weak when validation label proportions differ from training. Keep the declared baseline, report what happened and consider other justified reference methods during development. Do not tune a final test result into a better-looking claim.</w:t>
-      </w:r>
-    </w:p>
-    <w:p>
       <w:pPr>
         <w:pStyle w:val="Heading3"/>
       </w:pPr>
       <w:r>
+        <w:t>Check the claim against the facts</w:t>
+      </w:r>
+    </w:p>
+    <w:p>
+      <w:pPr>
+        <w:spacing w:line="336" w:lineRule="auto" w:after="180"/>
+        <w:shd w:fill="FFF5E6"/>
+      </w:pPr>
+      <w:r>
+        <w:rPr>
+          <w:b w:val="0"/>
+        </w:rPr>
+        <w:t xml:space="preserve">Imagine ten validation cases with nine clear and one blocked, while the </w:t>
+      </w:r>
+      <w:r>
+        <w:rPr>
+          <w:b/>
+        </w:rPr>
+        <w:t>training</w:t>
+      </w:r>
+      <w:r>
+        <w:rPr>
+          <w:b w:val="0"/>
+        </w:rPr>
+        <w:t xml:space="preserve">-derived constant is clear. The </w:t>
+      </w:r>
+      <w:r>
+        <w:rPr>
+          <w:b/>
+        </w:rPr>
+        <w:t>baseline</w:t>
+      </w:r>
+      <w:r>
+        <w:rPr>
+          <w:b w:val="0"/>
+        </w:rPr>
+        <w:t xml:space="preserve"> gets 9/10 or 90 percent </w:t>
+      </w:r>
+      <w:r>
+        <w:rPr>
+          <w:b/>
+        </w:rPr>
+        <w:t>accuracy</w:t>
+      </w:r>
+      <w:r>
+        <w:rPr>
+          <w:b w:val="0"/>
+        </w:rPr>
+        <w:t xml:space="preserve"> but misses the only blocked case.</w:t>
+      </w:r>
+    </w:p>
+    <w:p>
+      <w:pPr>
+        <w:spacing w:line="336" w:lineRule="auto" w:after="180"/>
+        <w:shd w:fill="FFF5E6"/>
+      </w:pPr>
+      <w:r>
+        <w:rPr>
+          <w:b w:val="0"/>
+        </w:rPr>
+        <w:t xml:space="preserve">Overall </w:t>
+      </w:r>
+      <w:r>
+        <w:rPr>
+          <w:b/>
+        </w:rPr>
+        <w:t>accuracy</w:t>
+      </w:r>
+      <w:r>
+        <w:rPr>
+          <w:b w:val="0"/>
+        </w:rPr>
+        <w:t xml:space="preserve"> counts all rows equally; it does not describe every kind of error or its consequences. Later weeks will examine those errors in detail.</w:t>
+      </w:r>
+    </w:p>
+    <w:p>
+      <w:pPr>
+        <w:pStyle w:val="Heading3"/>
+      </w:pPr>
+      <w:r>
+        <w:t>Check the claim against the facts</w:t>
+      </w:r>
+    </w:p>
+    <w:p>
+      <w:pPr>
+        <w:spacing w:line="336" w:lineRule="auto" w:after="180"/>
+        <w:shd w:fill="FFF5E6"/>
+      </w:pPr>
+      <w:r>
+        <w:rPr>
+          <w:b w:val="0"/>
+        </w:rPr>
+        <w:t xml:space="preserve">A majority </w:t>
+      </w:r>
+      <w:r>
+        <w:rPr>
+          <w:b/>
+        </w:rPr>
+        <w:t>baseline</w:t>
+      </w:r>
+      <w:r>
+        <w:rPr>
+          <w:b w:val="0"/>
+        </w:rPr>
+        <w:t xml:space="preserve"> is a useful first comparison, not a guarantee of the best simple method. It can be weak when validation label proportions differ from </w:t>
+      </w:r>
+      <w:r>
+        <w:rPr>
+          <w:b/>
+        </w:rPr>
+        <w:t>training</w:t>
+      </w:r>
+      <w:r>
+        <w:rPr>
+          <w:b w:val="0"/>
+        </w:rPr>
+        <w:t>.</w:t>
+      </w:r>
+    </w:p>
+    <w:p>
+      <w:pPr>
+        <w:spacing w:line="336" w:lineRule="auto" w:after="180"/>
+        <w:shd w:fill="FFF5E6"/>
+      </w:pPr>
+      <w:r>
+        <w:rPr>
+          <w:b w:val="0"/>
+        </w:rPr>
+        <w:t xml:space="preserve">Keep the declared </w:t>
+      </w:r>
+      <w:r>
+        <w:rPr>
+          <w:b/>
+        </w:rPr>
+        <w:t>baseline</w:t>
+      </w:r>
+      <w:r>
+        <w:rPr>
+          <w:b w:val="0"/>
+        </w:rPr>
+        <w:t>, report what happened and consider other justified reference methods during development. Do not tune a final test result into a better-looking claim.</w:t>
+      </w:r>
+    </w:p>
+    <w:p>
+      <w:pPr>
+        <w:pStyle w:val="Heading3"/>
+      </w:pPr>
+      <w:r>
         <w:t>A candidate and the clear baseline both get 90 percent on ten cases. Does that prove they make the same mistakes or are suitable for use? State what additional evidence you would inspect.</w:t>
       </w:r>
     </w:p>
@@ -2333,6 +4127,17 @@
     </w:p>
     <w:p>
       <w:r>
+        <w:t>Practise Baselines First with support, then explain the deciding step in your own words.</w:t>
+      </w:r>
+    </w:p>
+    <w:p>
+      <w:pPr>
+        <w:spacing w:line="336" w:lineRule="auto" w:after="180"/>
+      </w:pPr>
+      <w:r>
+        <w:rPr>
+          <w:b/>
+        </w:rPr>
         <w:t>ML STUDIO</w:t>
       </w:r>
     </w:p>
@@ -2345,7 +4150,13 @@
       </w:r>
     </w:p>
     <w:p>
-      <w:r>
+      <w:pPr>
+        <w:spacing w:line="336" w:lineRule="auto" w:after="180"/>
+      </w:pPr>
+      <w:r>
+        <w:rPr>
+          <w:b w:val="0"/>
+        </w:rPr>
         <w:t>A trustworthy result can be reproduced from the recorded data, code, settings, and evaluation rule.</w:t>
       </w:r>
     </w:p>
@@ -2394,37 +4205,106 @@
       </w:r>
     </w:p>
     <w:p>
-      <w:r>
+      <w:pPr>
+        <w:pStyle w:val="Heading3"/>
+      </w:pPr>
+      <w:r>
+        <w:t>Question to explain</w:t>
+      </w:r>
+    </w:p>
+    <w:p>
+      <w:pPr>
+        <w:spacing w:line="336" w:lineRule="auto" w:after="180"/>
+        <w:shd w:fill="F5F1FB"/>
+      </w:pPr>
+      <w:r>
+        <w:rPr>
+          <w:b w:val="0"/>
+        </w:rPr>
         <w:t>QUESTION + intended use + success threshold</w:t>
       </w:r>
     </w:p>
     <w:p>
-      <w:r>
+      <w:pPr>
+        <w:spacing w:line="336" w:lineRule="auto" w:after="180"/>
+      </w:pPr>
+      <w:r>
+        <w:rPr>
+          <w:b w:val="0"/>
+        </w:rPr>
         <w:t>DATA version + grouped split + leakage check</w:t>
       </w:r>
     </w:p>
     <w:p>
-      <w:r>
-        <w:t>CODE/preprocessing + features + model + settings + seed</w:t>
-      </w:r>
-    </w:p>
-    <w:p>
-      <w:r>
+      <w:pPr>
+        <w:spacing w:line="336" w:lineRule="auto" w:after="180"/>
+      </w:pPr>
+      <w:r>
+        <w:rPr>
+          <w:b w:val="0"/>
+        </w:rPr>
+        <w:t>CODE/pre</w:t>
+      </w:r>
+      <w:r>
+        <w:rPr>
+          <w:b/>
+        </w:rPr>
+        <w:t>process</w:t>
+      </w:r>
+      <w:r>
+        <w:rPr>
+          <w:b w:val="0"/>
+        </w:rPr>
+        <w:t>ing + features + model + settings + seed</w:t>
+      </w:r>
+    </w:p>
+    <w:p>
+      <w:pPr>
+        <w:spacing w:line="336" w:lineRule="auto" w:after="180"/>
+      </w:pPr>
+      <w:r>
+        <w:rPr>
+          <w:b w:val="0"/>
+        </w:rPr>
         <w:t>METRICS + positive class + units + denominators</w:t>
       </w:r>
     </w:p>
     <w:p>
-      <w:r>
-        <w:t>PREDICTIONS + errors + subgroup slices + limitations</w:t>
-      </w:r>
-    </w:p>
-    <w:p>
-      <w:r>
+      <w:pPr>
+        <w:spacing w:line="336" w:lineRule="auto" w:after="180"/>
+      </w:pPr>
+      <w:r>
+        <w:rPr>
+          <w:b/>
+        </w:rPr>
+        <w:t>PREDICTION</w:t>
+      </w:r>
+      <w:r>
+        <w:rPr>
+          <w:b w:val="0"/>
+        </w:rPr>
+        <w:t>S + errors + subgroup slices + limitations</w:t>
+      </w:r>
+    </w:p>
+    <w:p>
+      <w:pPr>
+        <w:spacing w:line="336" w:lineRule="auto" w:after="180"/>
+      </w:pPr>
+      <w:r>
+        <w:rPr>
+          <w:b w:val="0"/>
+        </w:rPr>
         <w:t>HUMAN reviewer + release, revise, limit, or stop decision</w:t>
       </w:r>
     </w:p>
     <w:p>
-      <w:r>
+      <w:pPr>
+        <w:spacing w:line="336" w:lineRule="auto" w:after="180"/>
+      </w:pPr>
+      <w:r>
+        <w:rPr>
+          <w:b w:val="0"/>
+        </w:rPr>
         <w:t>Write the minimum record needed to reproduce today's result:</w:t>
       </w:r>
     </w:p>
@@ -2437,13 +4317,119 @@
       </w:r>
     </w:p>
     <w:p>
-      <w:r>
-        <w:t>A learner sees that blocked is common in a new validation set and changes the baseline to always blocked. That is not the original training-majority baseline. Its parameter was selected from evaluation labels. Restore the training-derived constant for that comparison and document any separate method honestly.</w:t>
-      </w:r>
-    </w:p>
-    <w:p>
-      <w:r>
-        <w:t>Another learner compares a candidate on ten easy rows with a baseline on four difficult rows. The difference could come from the examples. Score both on the same intended set with the same treatment of missing predictions and unresolved labels; report exclusions rather than silently dropping mistakes.</w:t>
+      <w:pPr>
+        <w:spacing w:line="336" w:lineRule="auto" w:after="180"/>
+      </w:pPr>
+      <w:r>
+        <w:rPr>
+          <w:b w:val="0"/>
+        </w:rPr>
+        <w:t xml:space="preserve">A learner sees that blocked is common in a new validation set and changes the </w:t>
+      </w:r>
+      <w:r>
+        <w:rPr>
+          <w:b/>
+        </w:rPr>
+        <w:t>baseline</w:t>
+      </w:r>
+      <w:r>
+        <w:rPr>
+          <w:b w:val="0"/>
+        </w:rPr>
+        <w:t xml:space="preserve"> to always blocked. That is not the original </w:t>
+      </w:r>
+      <w:r>
+        <w:rPr>
+          <w:b/>
+        </w:rPr>
+        <w:t>training</w:t>
+      </w:r>
+      <w:r>
+        <w:rPr>
+          <w:b w:val="0"/>
+        </w:rPr>
+        <w:t xml:space="preserve">-majority </w:t>
+      </w:r>
+      <w:r>
+        <w:rPr>
+          <w:b/>
+        </w:rPr>
+        <w:t>baseline</w:t>
+      </w:r>
+      <w:r>
+        <w:rPr>
+          <w:b w:val="0"/>
+        </w:rPr>
+        <w:t>. Its parameter was selected from evaluation labels.</w:t>
+      </w:r>
+    </w:p>
+    <w:p>
+      <w:pPr>
+        <w:spacing w:line="336" w:lineRule="auto" w:after="180"/>
+      </w:pPr>
+      <w:r>
+        <w:rPr>
+          <w:b w:val="0"/>
+        </w:rPr>
+        <w:t xml:space="preserve">Restore the </w:t>
+      </w:r>
+      <w:r>
+        <w:rPr>
+          <w:b/>
+        </w:rPr>
+        <w:t>training</w:t>
+      </w:r>
+      <w:r>
+        <w:rPr>
+          <w:b w:val="0"/>
+        </w:rPr>
+        <w:t>-derived constant for that comparison and document any separate method honestly.</w:t>
+      </w:r>
+    </w:p>
+    <w:p>
+      <w:pPr>
+        <w:spacing w:line="336" w:lineRule="auto" w:after="180"/>
+      </w:pPr>
+      <w:r>
+        <w:rPr>
+          <w:b w:val="0"/>
+        </w:rPr>
+        <w:t xml:space="preserve">Another learner compares a candidate on ten easy rows with a </w:t>
+      </w:r>
+      <w:r>
+        <w:rPr>
+          <w:b/>
+        </w:rPr>
+        <w:t>baseline</w:t>
+      </w:r>
+      <w:r>
+        <w:rPr>
+          <w:b w:val="0"/>
+        </w:rPr>
+        <w:t xml:space="preserve"> on four difficult rows. The difference could come from the examples.</w:t>
+      </w:r>
+    </w:p>
+    <w:p>
+      <w:pPr>
+        <w:spacing w:line="336" w:lineRule="auto" w:after="180"/>
+      </w:pPr>
+      <w:r>
+        <w:rPr>
+          <w:b w:val="0"/>
+        </w:rPr>
+        <w:t xml:space="preserve">Score both on the same intended set with the same treatment of missing </w:t>
+      </w:r>
+      <w:r>
+        <w:rPr>
+          <w:b/>
+        </w:rPr>
+        <w:t>prediction</w:t>
+      </w:r>
+      <w:r>
+        <w:rPr>
+          <w:b w:val="0"/>
+        </w:rPr>
+        <w:t>s and unresolved labels; report exclusions rather than silently dropping mistakes.</w:t>
       </w:r>
     </w:p>
     <w:p>
@@ -2455,8 +4441,38 @@
       </w:r>
     </w:p>
     <w:p>
-      <w:r>
-        <w:t>Use workbook W2 for the connected example “A baseline before a model”. First fill the input and rule boxes. Try the middle steps before asking for a hint. After a hint, try the next step yourself.</w:t>
+      <w:pPr>
+        <w:spacing w:line="336" w:lineRule="auto" w:after="180"/>
+      </w:pPr>
+      <w:r>
+        <w:rPr>
+          <w:b w:val="0"/>
+        </w:rPr>
+        <w:t xml:space="preserve">Use workbook W2 for the connected example “A </w:t>
+      </w:r>
+      <w:r>
+        <w:rPr>
+          <w:b/>
+        </w:rPr>
+        <w:t>baseline</w:t>
+      </w:r>
+      <w:r>
+        <w:rPr>
+          <w:b w:val="0"/>
+        </w:rPr>
+        <w:t xml:space="preserve"> before a model”. First fill the </w:t>
+      </w:r>
+      <w:r>
+        <w:rPr>
+          <w:b/>
+        </w:rPr>
+        <w:t>input</w:t>
+      </w:r>
+      <w:r>
+        <w:rPr>
+          <w:b w:val="0"/>
+        </w:rPr>
+        <w:t xml:space="preserve"> and rule boxes. Try the middle steps before asking for a hint. After a hint, try the next step yourself.</w:t>
       </w:r>
     </w:p>
     <w:tbl>
@@ -2539,7 +4555,13 @@
       </w:tr>
     </w:tbl>
     <w:p>
-      <w:r>
+      <w:pPr>
+        <w:spacing w:line="336" w:lineRule="auto" w:after="180"/>
+      </w:pPr>
+      <w:r>
+        <w:rPr>
+          <w:b w:val="0"/>
+        </w:rPr>
         <w:t>Explain your trace to a partner. Your partner points to one step to check. Swap roles on the next case. Each person writes their own explanation.</w:t>
       </w:r>
     </w:p>
@@ -2552,12 +4574,71 @@
       </w:r>
     </w:p>
     <w:p>
-      <w:r>
-        <w:t>Use the worked case for A baseline before a model. Proposed explanation: “A simple baseline does not need training data”. Decide whether this explanation is supported. Point to the step or supplied fact that decides; explain your repair if needed.</w:t>
-      </w:r>
-    </w:p>
-    <w:p>
-      <w:r>
+      <w:pPr>
+        <w:spacing w:line="336" w:lineRule="auto" w:after="180"/>
+      </w:pPr>
+      <w:r>
+        <w:rPr>
+          <w:b w:val="0"/>
+        </w:rPr>
+        <w:t xml:space="preserve">Use the worked case for A </w:t>
+      </w:r>
+      <w:r>
+        <w:rPr>
+          <w:b/>
+        </w:rPr>
+        <w:t>baseline</w:t>
+      </w:r>
+      <w:r>
+        <w:rPr>
+          <w:b w:val="0"/>
+        </w:rPr>
+        <w:t xml:space="preserve"> before a model. Proposed explanation: “A simple </w:t>
+      </w:r>
+      <w:r>
+        <w:rPr>
+          <w:b/>
+        </w:rPr>
+        <w:t>baseline</w:t>
+      </w:r>
+      <w:r>
+        <w:rPr>
+          <w:b w:val="0"/>
+        </w:rPr>
+        <w:t xml:space="preserve"> does not need </w:t>
+      </w:r>
+      <w:r>
+        <w:rPr>
+          <w:b/>
+        </w:rPr>
+        <w:t>training</w:t>
+      </w:r>
+      <w:r>
+        <w:rPr>
+          <w:b w:val="0"/>
+        </w:rPr>
+        <w:t xml:space="preserve"> data”. Decide whether this explanation is supported.</w:t>
+      </w:r>
+    </w:p>
+    <w:p>
+      <w:pPr>
+        <w:spacing w:line="336" w:lineRule="auto" w:after="180"/>
+      </w:pPr>
+      <w:r>
+        <w:rPr>
+          <w:b w:val="0"/>
+        </w:rPr>
+        <w:t>Point to the step or supplied fact that decides; explain your repair if needed.</w:t>
+      </w:r>
+    </w:p>
+    <w:p>
+      <w:pPr>
+        <w:spacing w:line="336" w:lineRule="auto" w:after="180"/>
+      </w:pPr>
+      <w:r>
+        <w:rPr>
+          <w:b w:val="0"/>
+        </w:rPr>
         <w:t>Answer on your own before discussion. If you are unsure, say which step you need help with.</w:t>
       </w:r>
     </w:p>
@@ -2570,8 +4651,50 @@
       </w:r>
     </w:p>
     <w:p>
-      <w:r>
-        <w:t>Can the candidate’s training accuracy replace this validation comparison? Point to the relevant step in the picture, then write the changed result and the rule or evidence that supports it.</w:t>
+      <w:pPr>
+        <w:spacing w:line="336" w:lineRule="auto" w:after="180"/>
+      </w:pPr>
+      <w:r>
+        <w:rPr>
+          <w:b w:val="0"/>
+        </w:rPr>
+        <w:t xml:space="preserve">Can the candidate’s </w:t>
+      </w:r>
+      <w:r>
+        <w:rPr>
+          <w:b/>
+        </w:rPr>
+        <w:t>training</w:t>
+      </w:r>
+      <w:r>
+        <w:rPr>
+          <w:b w:val="0"/>
+        </w:rPr>
+        <w:t xml:space="preserve"> </w:t>
+      </w:r>
+      <w:r>
+        <w:rPr>
+          <w:b/>
+        </w:rPr>
+        <w:t>accuracy</w:t>
+      </w:r>
+      <w:r>
+        <w:rPr>
+          <w:b w:val="0"/>
+        </w:rPr>
+        <w:t xml:space="preserve"> replace this validation comparison? Point to the relevant step in the picture, then write the changed result and the rule or </w:t>
+      </w:r>
+      <w:r>
+        <w:rPr>
+          <w:b/>
+        </w:rPr>
+        <w:t>evidence</w:t>
+      </w:r>
+      <w:r>
+        <w:rPr>
+          <w:b w:val="0"/>
+        </w:rPr>
+        <w:t xml:space="preserve"> that supports it.</w:t>
       </w:r>
     </w:p>
     <w:p>
@@ -2603,7 +4726,13 @@
       </w:r>
     </w:p>
     <w:p>
-      <w:r>
+      <w:pPr>
+        <w:spacing w:line="336" w:lineRule="auto" w:after="180"/>
+      </w:pPr>
+      <w:r>
+        <w:rPr>
+          <w:b w:val="0"/>
+        </w:rPr>
         <w:t>This is supported practice. Keep the separately named independent case for an attempt before feedback.</w:t>
       </w:r>
     </w:p>
@@ -2617,7 +4746,24 @@
     </w:p>
     <w:p>
       <w:r>
-        <w:t>EVIDENCE LAB</w:t>
+        <w:t>Investigate Baselines First. Record the prediction, actual observation or labelled paper trace, explanation and next test separately.</w:t>
+      </w:r>
+    </w:p>
+    <w:p>
+      <w:pPr>
+        <w:spacing w:line="336" w:lineRule="auto" w:after="180"/>
+      </w:pPr>
+      <w:r>
+        <w:rPr>
+          <w:b/>
+        </w:rPr>
+        <w:t>EVIDENCE</w:t>
+      </w:r>
+      <w:r>
+        <w:rPr>
+          <w:b/>
+        </w:rPr>
+        <w:t xml:space="preserve"> LAB</w:t>
       </w:r>
     </w:p>
     <w:p>
@@ -2629,7 +4775,13 @@
       </w:r>
     </w:p>
     <w:p>
-      <w:r>
+      <w:pPr>
+        <w:spacing w:line="336" w:lineRule="auto" w:after="180"/>
+      </w:pPr>
+      <w:r>
+        <w:rPr>
+          <w:b w:val="0"/>
+        </w:rPr>
         <w:t>Keep the test conditions fixed, record every result, and change only one planned factor.</w:t>
       </w:r>
     </w:p>
@@ -2670,27 +4822,98 @@
       </w:r>
     </w:p>
     <w:p>
-      <w:r>
-        <w:t>1.  Write the hypothesis and expected evidence before running.</w:t>
-      </w:r>
-    </w:p>
-    <w:p>
-      <w:r>
-        <w:t>2.  Baseline Challenge: calculate two baselines on one fixed set, compare class-specific errors, and choose the honest benchmark.</w:t>
-      </w:r>
-    </w:p>
-    <w:p>
-      <w:r>
+      <w:pPr>
+        <w:spacing w:line="336" w:lineRule="auto" w:after="180"/>
+        <w:shd w:fill="F4F9FC"/>
+      </w:pPr>
+      <w:r>
+        <w:rPr>
+          <w:b w:val="0"/>
+        </w:rPr>
+        <w:t xml:space="preserve">1.  Write the hypothesis and expected </w:t>
+      </w:r>
+      <w:r>
+        <w:rPr>
+          <w:b/>
+        </w:rPr>
+        <w:t>evidence</w:t>
+      </w:r>
+      <w:r>
+        <w:rPr>
+          <w:b w:val="0"/>
+        </w:rPr>
+        <w:t xml:space="preserve"> before running.</w:t>
+      </w:r>
+    </w:p>
+    <w:p>
+      <w:pPr>
+        <w:spacing w:line="336" w:lineRule="auto" w:after="180"/>
+        <w:shd w:fill="F4F9FC"/>
+      </w:pPr>
+      <w:r>
+        <w:rPr>
+          <w:b w:val="0"/>
+        </w:rPr>
+        <w:t xml:space="preserve">2.  </w:t>
+      </w:r>
+      <w:r>
+        <w:rPr>
+          <w:b/>
+        </w:rPr>
+        <w:t>Baseline</w:t>
+      </w:r>
+      <w:r>
+        <w:rPr>
+          <w:b w:val="0"/>
+        </w:rPr>
+        <w:t xml:space="preserve"> Challenge: calculate two </w:t>
+      </w:r>
+      <w:r>
+        <w:rPr>
+          <w:b/>
+        </w:rPr>
+        <w:t>baseline</w:t>
+      </w:r>
+      <w:r>
+        <w:rPr>
+          <w:b w:val="0"/>
+        </w:rPr>
+        <w:t>s on one fixed set, compare class-specific errors, and choose the honest benchmark.</w:t>
+      </w:r>
+    </w:p>
+    <w:p>
+      <w:pPr>
+        <w:spacing w:line="336" w:lineRule="auto" w:after="180"/>
+        <w:shd w:fill="F4F9FC"/>
+      </w:pPr>
+      <w:r>
+        <w:rPr>
+          <w:b w:val="0"/>
+        </w:rPr>
         <w:t>3.  Run one normal, one boundary, one missing, and one shifted case.</w:t>
       </w:r>
     </w:p>
     <w:p>
-      <w:r>
+      <w:pPr>
+        <w:spacing w:line="336" w:lineRule="auto" w:after="180"/>
+        <w:shd w:fill="F4F9FC"/>
+      </w:pPr>
+      <w:r>
+        <w:rPr>
+          <w:b w:val="0"/>
+        </w:rPr>
         <w:t>4.  Calculate the metric from raw counts or row-level errors.</w:t>
       </w:r>
     </w:p>
     <w:p>
-      <w:r>
+      <w:pPr>
+        <w:spacing w:line="336" w:lineRule="auto" w:after="180"/>
+        <w:shd w:fill="F4F9FC"/>
+      </w:pPr>
+      <w:r>
+        <w:rPr>
+          <w:b w:val="0"/>
+        </w:rPr>
         <w:t>5.  Interpret what changed, what did not, and what remains unsafe or unknown.</w:t>
       </w:r>
     </w:p>
@@ -2948,7 +5171,13 @@
       </w:r>
     </w:p>
     <w:p>
-      <w:r>
+      <w:pPr>
+        <w:spacing w:line="336" w:lineRule="auto" w:after="180"/>
+      </w:pPr>
+      <w:r>
+        <w:rPr>
+          <w:b w:val="0"/>
+        </w:rPr>
         <w:t>Before trying: what do I expect, and why? While trying: which step could first go wrong? Afterwards: what did I actually observe, and what should change? Keep “not run” if you only traced the procedure.</w:t>
       </w:r>
     </w:p>
@@ -2962,6 +5191,17 @@
     </w:p>
     <w:p>
       <w:r>
+        <w:t>Move from recall to tracing, diagnosis and transfer in Baselines First. Explain why each step is justified.</w:t>
+      </w:r>
+    </w:p>
+    <w:p>
+      <w:pPr>
+        <w:spacing w:line="336" w:lineRule="auto" w:after="180"/>
+      </w:pPr>
+      <w:r>
+        <w:rPr>
+          <w:b/>
+        </w:rPr>
         <w:t>MASTERY</w:t>
       </w:r>
     </w:p>
@@ -2974,8 +5214,26 @@
       </w:r>
     </w:p>
     <w:p>
-      <w:r>
-        <w:t>Move upward only when you can produce evidence without copying the example.</w:t>
+      <w:pPr>
+        <w:spacing w:line="336" w:lineRule="auto" w:after="180"/>
+      </w:pPr>
+      <w:r>
+        <w:rPr>
+          <w:b w:val="0"/>
+        </w:rPr>
+        <w:t xml:space="preserve">Move upward only when you can produce </w:t>
+      </w:r>
+      <w:r>
+        <w:rPr>
+          <w:b/>
+        </w:rPr>
+        <w:t>evidence</w:t>
+      </w:r>
+      <w:r>
+        <w:rPr>
+          <w:b w:val="0"/>
+        </w:rPr>
+        <w:t xml:space="preserve"> without copying the example.</w:t>
       </w:r>
     </w:p>
     <w:p>
@@ -3015,42 +5273,167 @@
       </w:r>
     </w:p>
     <w:p>
-      <w:r>
-        <w:t>DEFINE  Use all four terms precisely: baseline, majority class, rule baseline, incremental value.</w:t>
-      </w:r>
-    </w:p>
-    <w:p>
-      <w:r>
-        <w:t>CALCULATE  Reproduce the worked evidence with units and denominator.</w:t>
-      </w:r>
-    </w:p>
-    <w:p>
-      <w:r>
+      <w:pPr>
+        <w:spacing w:line="336" w:lineRule="auto" w:after="180"/>
+      </w:pPr>
+      <w:r>
+        <w:rPr>
+          <w:b w:val="0"/>
+        </w:rPr>
+        <w:t xml:space="preserve">DEFINE  Use all four terms precisely: </w:t>
+      </w:r>
+      <w:r>
+        <w:rPr>
+          <w:b/>
+        </w:rPr>
+        <w:t>baseline</w:t>
+      </w:r>
+      <w:r>
+        <w:rPr>
+          <w:b w:val="0"/>
+        </w:rPr>
+        <w:t xml:space="preserve">, </w:t>
+      </w:r>
+      <w:r>
+        <w:rPr>
+          <w:b/>
+        </w:rPr>
+        <w:t>majority class</w:t>
+      </w:r>
+      <w:r>
+        <w:rPr>
+          <w:b w:val="0"/>
+        </w:rPr>
+        <w:t xml:space="preserve">, </w:t>
+      </w:r>
+      <w:r>
+        <w:rPr>
+          <w:b/>
+        </w:rPr>
+        <w:t>rule baseline</w:t>
+      </w:r>
+      <w:r>
+        <w:rPr>
+          <w:b w:val="0"/>
+        </w:rPr>
+        <w:t xml:space="preserve">, </w:t>
+      </w:r>
+      <w:r>
+        <w:rPr>
+          <w:b/>
+        </w:rPr>
+        <w:t>incremental value</w:t>
+      </w:r>
+      <w:r>
+        <w:rPr>
+          <w:b w:val="0"/>
+        </w:rPr>
+        <w:t>.</w:t>
+      </w:r>
+    </w:p>
+    <w:p>
+      <w:pPr>
+        <w:spacing w:line="336" w:lineRule="auto" w:after="180"/>
+      </w:pPr>
+      <w:r>
+        <w:rPr>
+          <w:b w:val="0"/>
+        </w:rPr>
+        <w:t xml:space="preserve">CALCULATE  Reproduce the worked </w:t>
+      </w:r>
+      <w:r>
+        <w:rPr>
+          <w:b/>
+        </w:rPr>
+        <w:t>evidence</w:t>
+      </w:r>
+      <w:r>
+        <w:rPr>
+          <w:b w:val="0"/>
+        </w:rPr>
+        <w:t xml:space="preserve"> with units and denominator.</w:t>
+      </w:r>
+    </w:p>
+    <w:p>
+      <w:pPr>
+        <w:spacing w:line="336" w:lineRule="auto" w:after="180"/>
+        <w:shd w:fill="F4F9FC"/>
+      </w:pPr>
+      <w:r>
+        <w:rPr>
+          <w:b w:val="0"/>
+        </w:rPr>
         <w:t>TRACE  Explain the data, code or decision path.</w:t>
       </w:r>
     </w:p>
     <w:p>
-      <w:r>
+      <w:pPr>
+        <w:spacing w:line="336" w:lineRule="auto" w:after="180"/>
+        <w:shd w:fill="F4F9FC"/>
+      </w:pPr>
+      <w:r>
+        <w:rPr>
+          <w:b w:val="0"/>
+        </w:rPr>
         <w:t>DIAGNOSE  Any trained model is more intelligent and therefore better than a simple rule.</w:t>
       </w:r>
     </w:p>
     <w:p>
-      <w:r>
+      <w:pPr>
+        <w:spacing w:line="336" w:lineRule="auto" w:after="180"/>
+        <w:shd w:fill="F4F9FC"/>
+      </w:pPr>
+      <w:r>
+        <w:rPr>
+          <w:b w:val="0"/>
+        </w:rPr>
         <w:t>TRANSFER  Solve a fresh dataset or model case.</w:t>
       </w:r>
     </w:p>
     <w:p>
-      <w:r>
-        <w:t>IMPROVE  Change one cause and rerun fixed evidence.</w:t>
-      </w:r>
-    </w:p>
-    <w:p>
-      <w:r>
+      <w:pPr>
+        <w:spacing w:line="336" w:lineRule="auto" w:after="180"/>
+      </w:pPr>
+      <w:r>
+        <w:rPr>
+          <w:b w:val="0"/>
+        </w:rPr>
+        <w:t xml:space="preserve">IMPROVE  Change one cause and rerun fixed </w:t>
+      </w:r>
+      <w:r>
+        <w:rPr>
+          <w:b/>
+        </w:rPr>
+        <w:t>evidence</w:t>
+      </w:r>
+      <w:r>
+        <w:rPr>
+          <w:b w:val="0"/>
+        </w:rPr>
+        <w:t>.</w:t>
+      </w:r>
+    </w:p>
+    <w:p>
+      <w:pPr>
+        <w:spacing w:line="336" w:lineRule="auto" w:after="180"/>
+        <w:shd w:fill="F4F9FC"/>
+      </w:pPr>
+      <w:r>
+        <w:rPr>
+          <w:b w:val="0"/>
+        </w:rPr>
         <w:t>DEFEND  State intended use, metric, limitation, and human responsibility.</w:t>
       </w:r>
     </w:p>
     <w:p>
-      <w:r>
+      <w:pPr>
+        <w:spacing w:line="336" w:lineRule="auto" w:after="180"/>
+        <w:shd w:fill="F1F6F8"/>
+      </w:pPr>
+      <w:r>
+        <w:rPr>
+          <w:b w:val="0"/>
+        </w:rPr>
         <w:t>MASTERY RULE  A coached calculation becomes mastery only after a different case is completed independently.</w:t>
       </w:r>
     </w:p>
@@ -3064,6 +5447,17 @@
     </w:p>
     <w:p>
       <w:r>
+        <w:t>Apply this week’s idea to Responsible Plant Classifier. Keep an annotated decision and the evidence supporting it.</w:t>
+      </w:r>
+    </w:p>
+    <w:p>
+      <w:pPr>
+        <w:spacing w:line="336" w:lineRule="auto" w:after="180"/>
+      </w:pPr>
+      <w:r>
+        <w:rPr>
+          <w:b/>
+        </w:rPr>
         <w:t>CUMULATIVE PROJECT</w:t>
       </w:r>
     </w:p>
@@ -3076,8 +5470,26 @@
       </w:r>
     </w:p>
     <w:p>
-      <w:r>
-        <w:t>Every week adds one reviewable artifact to the same evidence-based capstone.</w:t>
+      <w:pPr>
+        <w:spacing w:line="336" w:lineRule="auto" w:after="180"/>
+      </w:pPr>
+      <w:r>
+        <w:rPr>
+          <w:b w:val="0"/>
+        </w:rPr>
+        <w:t xml:space="preserve">Every week adds one reviewable artifact to the same </w:t>
+      </w:r>
+      <w:r>
+        <w:rPr>
+          <w:b/>
+        </w:rPr>
+        <w:t>evidence</w:t>
+      </w:r>
+      <w:r>
+        <w:rPr>
+          <w:b w:val="0"/>
+        </w:rPr>
+        <w:t>-based capstone.</w:t>
       </w:r>
     </w:p>
     <w:p>
@@ -3117,43 +5529,122 @@
       </w:r>
     </w:p>
     <w:p>
-      <w:r>
-        <w:t>THIS WEEK'S CHECKPOINT  Record majority and transparent-rule baselines for the Plant Classifier using the frozen test plan.</w:t>
-      </w:r>
-    </w:p>
-    <w:p>
-      <w:r>
+      <w:pPr>
+        <w:spacing w:line="336" w:lineRule="auto" w:after="180"/>
+        <w:shd w:fill="EDF7F3"/>
+      </w:pPr>
+      <w:r>
+        <w:rPr>
+          <w:b w:val="0"/>
+        </w:rPr>
+        <w:t>THIS WEEK'S CHECKPOINT  Record majority and transparent-</w:t>
+      </w:r>
+      <w:r>
+        <w:rPr>
+          <w:b/>
+        </w:rPr>
+        <w:t>rule baseline</w:t>
+      </w:r>
+      <w:r>
+        <w:rPr>
+          <w:b w:val="0"/>
+        </w:rPr>
+        <w:t>s for the Plant Classifier using the frozen test plan.</w:t>
+      </w:r>
+    </w:p>
+    <w:p>
+      <w:pPr>
+        <w:spacing w:line="336" w:lineRule="auto" w:after="180"/>
+        <w:shd w:fill="F5F1FB"/>
+      </w:pPr>
+      <w:r>
+        <w:rPr>
+          <w:b w:val="0"/>
+        </w:rPr>
         <w:t>Which requirement or risk does this artifact address?</w:t>
       </w:r>
     </w:p>
     <w:p>
-      <w:r>
+      <w:pPr>
+        <w:spacing w:line="336" w:lineRule="auto" w:after="180"/>
+        <w:shd w:fill="F5F1FB"/>
+      </w:pPr>
+      <w:r>
+        <w:rPr>
+          <w:b w:val="0"/>
+        </w:rPr>
         <w:t>Which dataset, split, code, and metric version does it use?</w:t>
       </w:r>
     </w:p>
     <w:p>
-      <w:r>
+      <w:pPr>
+        <w:spacing w:line="336" w:lineRule="auto" w:after="180"/>
+        <w:shd w:fill="F5F1FB"/>
+      </w:pPr>
+      <w:r>
+        <w:rPr>
+          <w:b w:val="0"/>
+        </w:rPr>
         <w:t>What normal and shifted cases were tested?</w:t>
       </w:r>
     </w:p>
     <w:p>
-      <w:r>
+      <w:pPr>
+        <w:spacing w:line="336" w:lineRule="auto" w:after="180"/>
+        <w:shd w:fill="F5F1FB"/>
+      </w:pPr>
+      <w:r>
+        <w:rPr>
+          <w:b w:val="0"/>
+        </w:rPr>
         <w:t>What remains uncertain or weak?</w:t>
       </w:r>
     </w:p>
     <w:p>
-      <w:r>
+      <w:pPr>
+        <w:spacing w:line="336" w:lineRule="auto" w:after="180"/>
+        <w:shd w:fill="F5F1FB"/>
+      </w:pPr>
+      <w:r>
+        <w:rPr>
+          <w:b w:val="0"/>
+        </w:rPr>
         <w:t>What decision still belongs to a teacher or qualified human?</w:t>
       </w:r>
     </w:p>
     <w:p>
-      <w:r>
+      <w:pPr>
+        <w:spacing w:line="336" w:lineRule="auto" w:after="180"/>
+        <w:shd w:fill="FFF5E6"/>
+      </w:pPr>
+      <w:r>
+        <w:rPr>
+          <w:b w:val="0"/>
+        </w:rPr>
         <w:t>RESPONSIBLE RELEASE  Never use this classroom prototype for medical, pesticide, agricultural, or other consequential decisions.</w:t>
       </w:r>
     </w:p>
     <w:p>
-      <w:r>
-        <w:t>My evidence-linked project decision:</w:t>
+      <w:pPr>
+        <w:spacing w:line="336" w:lineRule="auto" w:after="180"/>
+      </w:pPr>
+      <w:r>
+        <w:rPr>
+          <w:b w:val="0"/>
+        </w:rPr>
+        <w:t xml:space="preserve">My </w:t>
+      </w:r>
+      <w:r>
+        <w:rPr>
+          <w:b/>
+        </w:rPr>
+        <w:t>evidence</w:t>
+      </w:r>
+      <w:r>
+        <w:rPr>
+          <w:b w:val="0"/>
+        </w:rPr>
+        <w:t>-linked project decision:</w:t>
       </w:r>
     </w:p>
     <w:p>
@@ -3165,8 +5656,37 @@
       </w:r>
     </w:p>
     <w:p>
-      <w:r>
-        <w:t>For your Responsible Plant Classifier, save the input, procedure, observed result and limitation of this check. Label this worked example as practice; use a different, previously unreviewed case when checking independent understanding.</w:t>
+      <w:pPr>
+        <w:spacing w:line="336" w:lineRule="auto" w:after="180"/>
+      </w:pPr>
+      <w:r>
+        <w:rPr>
+          <w:b w:val="0"/>
+        </w:rPr>
+        <w:t xml:space="preserve">For your Responsible Plant Classifier, save the </w:t>
+      </w:r>
+      <w:r>
+        <w:rPr>
+          <w:b/>
+        </w:rPr>
+        <w:t>input</w:t>
+      </w:r>
+      <w:r>
+        <w:rPr>
+          <w:b w:val="0"/>
+        </w:rPr>
+        <w:t>, procedure, observed result and limitation of this check.</w:t>
+      </w:r>
+    </w:p>
+    <w:p>
+      <w:pPr>
+        <w:spacing w:line="336" w:lineRule="auto" w:after="180"/>
+      </w:pPr>
+      <w:r>
+        <w:rPr>
+          <w:b w:val="0"/>
+        </w:rPr>
+        <w:t>Label this worked example as practice; use a different, previously unreviewed case when checking independent understanding.</w:t>
       </w:r>
     </w:p>
     <w:p>
@@ -3179,6 +5699,17 @@
     </w:p>
     <w:p>
       <w:r>
+        <w:t>Use a genuinely new case for independent evidence. Previously discussed examples remain practice; use the separately named independent case before feedback.</w:t>
+      </w:r>
+    </w:p>
+    <w:p>
+      <w:pPr>
+        <w:spacing w:line="336" w:lineRule="auto" w:after="180"/>
+      </w:pPr>
+      <w:r>
+        <w:rPr>
+          <w:b/>
+        </w:rPr>
         <w:t>INDEPENDENT PROOF</w:t>
       </w:r>
     </w:p>
@@ -3191,7 +5722,13 @@
       </w:r>
     </w:p>
     <w:p>
-      <w:r>
+      <w:pPr>
+        <w:spacing w:line="336" w:lineRule="auto" w:after="180"/>
+      </w:pPr>
+      <w:r>
+        <w:rPr>
+          <w:b w:val="0"/>
+        </w:rPr>
         <w:t>Complete this with a fresh case after guided practice and compare it with the mastery criteria.</w:t>
       </w:r>
     </w:p>
@@ -3232,48 +5769,156 @@
       </w:r>
     </w:p>
     <w:p>
-      <w:r>
-        <w:t>REQUIRED PROOF  Build majority-class and one-rule baselines, then calculate their results.</w:t>
-      </w:r>
-    </w:p>
-    <w:p>
-      <w:r>
+      <w:pPr>
+        <w:pStyle w:val="Heading3"/>
+      </w:pPr>
+      <w:r>
+        <w:t>What success looks like</w:t>
+      </w:r>
+    </w:p>
+    <w:p>
+      <w:pPr>
+        <w:spacing w:line="336" w:lineRule="auto" w:after="180"/>
+        <w:shd w:fill="EDF7F3"/>
+      </w:pPr>
+      <w:r>
+        <w:rPr>
+          <w:b w:val="0"/>
+        </w:rPr>
+        <w:t>REQUIRED PROOF  Build majority-class and one-</w:t>
+      </w:r>
+      <w:r>
+        <w:rPr>
+          <w:b/>
+        </w:rPr>
+        <w:t>rule baseline</w:t>
+      </w:r>
+      <w:r>
+        <w:rPr>
+          <w:b w:val="0"/>
+        </w:rPr>
+        <w:t>s, then calculate their results.</w:t>
+      </w:r>
+    </w:p>
+    <w:p>
+      <w:pPr>
+        <w:spacing w:line="336" w:lineRule="auto" w:after="180"/>
+      </w:pPr>
+      <w:r>
+        <w:rPr>
+          <w:b w:val="0"/>
+        </w:rPr>
         <w:t>□ Define the task, feature/target roles, and intended-use boundary.</w:t>
       </w:r>
     </w:p>
     <w:p>
-      <w:r>
+      <w:pPr>
+        <w:spacing w:line="336" w:lineRule="auto" w:after="180"/>
+      </w:pPr>
+      <w:r>
+        <w:rPr>
+          <w:b w:val="0"/>
+        </w:rPr>
         <w:t>□ Show the calculation, code trace, or experiment record.</w:t>
       </w:r>
     </w:p>
     <w:p>
-      <w:r>
+      <w:pPr>
+        <w:spacing w:line="336" w:lineRule="auto" w:after="180"/>
+      </w:pPr>
+      <w:r>
+        <w:rPr>
+          <w:b w:val="0"/>
+        </w:rPr>
         <w:t>□ Test a normal case and one revealing boundary, missing, or shifted case.</w:t>
       </w:r>
     </w:p>
     <w:p>
-      <w:r>
+      <w:pPr>
+        <w:spacing w:line="336" w:lineRule="auto" w:after="180"/>
+      </w:pPr>
+      <w:r>
+        <w:rPr>
+          <w:b w:val="0"/>
+        </w:rPr>
         <w:t>□ Diagnose one failure without changing several factors at once.</w:t>
       </w:r>
     </w:p>
     <w:p>
-      <w:r>
+      <w:pPr>
+        <w:spacing w:line="336" w:lineRule="auto" w:after="180"/>
+      </w:pPr>
+      <w:r>
+        <w:rPr>
+          <w:b w:val="0"/>
+        </w:rPr>
         <w:t>□ Name a limitation, fairness concern, and the human-review action.</w:t>
       </w:r>
     </w:p>
     <w:p>
-      <w:r>
-        <w:t>Independent evidence and defense:</w:t>
-      </w:r>
-    </w:p>
-    <w:p>
-      <w:r>
+      <w:pPr>
+        <w:spacing w:line="336" w:lineRule="auto" w:after="180"/>
+      </w:pPr>
+      <w:r>
+        <w:rPr>
+          <w:b w:val="0"/>
+        </w:rPr>
+        <w:t xml:space="preserve">Independent </w:t>
+      </w:r>
+      <w:r>
+        <w:rPr>
+          <w:b/>
+        </w:rPr>
+        <w:t>evidence</w:t>
+      </w:r>
+      <w:r>
+        <w:rPr>
+          <w:b w:val="0"/>
+        </w:rPr>
+        <w:t xml:space="preserve"> and defense:</w:t>
+      </w:r>
+    </w:p>
+    <w:p>
+      <w:pPr>
+        <w:spacing w:line="336" w:lineRule="auto" w:after="180"/>
+      </w:pPr>
+      <w:r>
+        <w:rPr>
+          <w:b w:val="0"/>
+        </w:rPr>
         <w:t>My level:  □ Not yet  □ With one hint  □ Independently  □ I can teach and defend it</w:t>
       </w:r>
     </w:p>
     <w:p>
-      <w:r>
-        <w:t>NEXT BRIDGE  Carry the experiment evidence into: Decision Trees.</w:t>
+      <w:pPr>
+        <w:pStyle w:val="Heading3"/>
+      </w:pPr>
+      <w:r>
+        <w:t>Connect to the next lesson</w:t>
+      </w:r>
+    </w:p>
+    <w:p>
+      <w:pPr>
+        <w:spacing w:line="336" w:lineRule="auto" w:after="180"/>
+        <w:shd w:fill="F1F6F8"/>
+      </w:pPr>
+      <w:r>
+        <w:rPr>
+          <w:b w:val="0"/>
+        </w:rPr>
+        <w:t xml:space="preserve">NEXT BRIDGE  Carry the experiment </w:t>
+      </w:r>
+      <w:r>
+        <w:rPr>
+          <w:b/>
+        </w:rPr>
+        <w:t>evidence</w:t>
+      </w:r>
+      <w:r>
+        <w:rPr>
+          <w:b w:val="0"/>
+        </w:rPr>
+        <w:t xml:space="preserve"> into: Decision Trees.</w:t>
       </w:r>
     </w:p>
     <w:p>
@@ -3285,6 +5930,11 @@
       </w:r>
     </w:p>
     <w:p>
+      <w:r>
+        <w:t>Revisit the complete Baselines First case for supported practice. Repeated examples do not become fresh assessments.</w:t>
+      </w:r>
+    </w:p>
+    <w:p>
       <w:pPr>
         <w:pStyle w:val="Heading3"/>
       </w:pPr>
@@ -3293,7 +5943,13 @@
       </w:r>
     </w:p>
     <w:p>
-      <w:r>
+      <w:pPr>
+        <w:spacing w:line="336" w:lineRule="auto" w:after="180"/>
+      </w:pPr>
+      <w:r>
+        <w:rPr>
+          <w:b w:val="0"/>
+        </w:rPr>
         <w:t>Use the supplied details to practise the weekly concept before attempting the independent question. This case extends the illustrated lesson.</w:t>
       </w:r>
     </w:p>
@@ -3306,8 +5962,26 @@
       </w:r>
     </w:p>
     <w:p>
-      <w:r>
-        <w:t>A test set has eighteen healthy and two spotted leaves. Baseline always predicts healthy.</w:t>
+      <w:pPr>
+        <w:spacing w:line="336" w:lineRule="auto" w:after="180"/>
+      </w:pPr>
+      <w:r>
+        <w:rPr>
+          <w:b w:val="0"/>
+        </w:rPr>
+        <w:t xml:space="preserve">A test set has eighteen healthy and two spotted leaves. </w:t>
+      </w:r>
+      <w:r>
+        <w:rPr>
+          <w:b/>
+        </w:rPr>
+        <w:t>Baseline</w:t>
+      </w:r>
+      <w:r>
+        <w:rPr>
+          <w:b w:val="0"/>
+        </w:rPr>
+        <w:t xml:space="preserve"> always predicts healthy.</w:t>
       </w:r>
     </w:p>
     <w:p>
@@ -3319,8 +5993,26 @@
       </w:r>
     </w:p>
     <w:p>
-      <w:r>
-        <w:t>Calculate and critique accuracy.</w:t>
+      <w:pPr>
+        <w:spacing w:line="336" w:lineRule="auto" w:after="180"/>
+      </w:pPr>
+      <w:r>
+        <w:rPr>
+          <w:b w:val="0"/>
+        </w:rPr>
+        <w:t xml:space="preserve">Calculate and critique </w:t>
+      </w:r>
+      <w:r>
+        <w:rPr>
+          <w:b/>
+        </w:rPr>
+        <w:t>accuracy</w:t>
+      </w:r>
+      <w:r>
+        <w:rPr>
+          <w:b w:val="0"/>
+        </w:rPr>
+        <w:t>.</w:t>
       </w:r>
     </w:p>
     <w:p>
@@ -3332,7 +6024,13 @@
       </w:r>
     </w:p>
     <w:p>
-      <w:r>
+      <w:pPr>
+        <w:spacing w:line="336" w:lineRule="auto" w:after="180"/>
+      </w:pPr>
+      <w:r>
+        <w:rPr>
+          <w:b w:val="0"/>
+        </w:rPr>
         <w:t>18/20=90%, but spotted recall is 0/2=0%. Compare with task-relevant metrics and the trained model.</w:t>
       </w:r>
     </w:p>
@@ -3345,7 +6043,14 @@
       </w:r>
     </w:p>
     <w:p>
-      <w:r>
+      <w:pPr>
+        <w:spacing w:line="336" w:lineRule="auto" w:after="180"/>
+        <w:shd w:fill="F5F1FB"/>
+      </w:pPr>
+      <w:r>
+        <w:rPr>
+          <w:b w:val="0"/>
+        </w:rPr>
         <w:t>Which detail supports the answer, and why does it matter?</w:t>
       </w:r>
     </w:p>
@@ -3479,17 +6184,59 @@
       </w:tr>
     </w:tbl>
     <w:p>
-      <w:r>
-        <w:t>A test set has eighteen healthy and two spotted leaves. Baseline always predicts healthy.</w:t>
-      </w:r>
-    </w:p>
-    <w:p>
-      <w:r>
-        <w:t>Calculate and critique accuracy.</w:t>
-      </w:r>
-    </w:p>
-    <w:p>
-      <w:r>
+      <w:pPr>
+        <w:spacing w:line="336" w:lineRule="auto" w:after="180"/>
+      </w:pPr>
+      <w:r>
+        <w:rPr>
+          <w:b w:val="0"/>
+        </w:rPr>
+        <w:t xml:space="preserve">A test set has eighteen healthy and two spotted leaves. </w:t>
+      </w:r>
+      <w:r>
+        <w:rPr>
+          <w:b/>
+        </w:rPr>
+        <w:t>Baseline</w:t>
+      </w:r>
+      <w:r>
+        <w:rPr>
+          <w:b w:val="0"/>
+        </w:rPr>
+        <w:t xml:space="preserve"> always predicts healthy.</w:t>
+      </w:r>
+    </w:p>
+    <w:p>
+      <w:pPr>
+        <w:spacing w:line="336" w:lineRule="auto" w:after="180"/>
+      </w:pPr>
+      <w:r>
+        <w:rPr>
+          <w:b w:val="0"/>
+        </w:rPr>
+        <w:t xml:space="preserve">Calculate and critique </w:t>
+      </w:r>
+      <w:r>
+        <w:rPr>
+          <w:b/>
+        </w:rPr>
+        <w:t>accuracy</w:t>
+      </w:r>
+      <w:r>
+        <w:rPr>
+          <w:b w:val="0"/>
+        </w:rPr>
+        <w:t>.</w:t>
+      </w:r>
+    </w:p>
+    <w:p>
+      <w:pPr>
+        <w:spacing w:line="336" w:lineRule="auto" w:after="180"/>
+      </w:pPr>
+      <w:r>
+        <w:rPr>
+          <w:b w:val="0"/>
+        </w:rPr>
         <w:t>18/20=90%, but spotted recall is 0/2=0%. Compare with task-relevant metrics and the trained model.</w:t>
       </w:r>
     </w:p>
@@ -3502,6 +6249,11 @@
       </w:r>
     </w:p>
     <w:p>
+      <w:r>
+        <w:t>Attempt the reserved new case before feedback. Record support; the earlier examples below remain additional practice.</w:t>
+      </w:r>
+    </w:p>
+    <w:p>
       <w:pPr>
         <w:pStyle w:val="Heading3"/>
       </w:pPr>
@@ -3510,8 +6262,73 @@
       </w:r>
     </w:p>
     <w:p>
-      <w:r>
-        <w:t>New training labels are blocked, clear, blocked, blocked, clear. New validation labels are clear, blocked, clear, blocked. Fit the same baseline rule and list its four predictions. A supplied candidate predicts clear, blocked, blocked, blocked. Score both on these rows and state the difference in correct examples and percentage points. What claim remains unsupported?</w:t>
+      <w:pPr>
+        <w:spacing w:line="336" w:lineRule="auto" w:after="180"/>
+      </w:pPr>
+      <w:r>
+        <w:rPr>
+          <w:b w:val="0"/>
+        </w:rPr>
+        <w:t xml:space="preserve">New </w:t>
+      </w:r>
+      <w:r>
+        <w:rPr>
+          <w:b/>
+        </w:rPr>
+        <w:t>training</w:t>
+      </w:r>
+      <w:r>
+        <w:rPr>
+          <w:b w:val="0"/>
+        </w:rPr>
+        <w:t xml:space="preserve"> labels are blocked, clear, blocked, blocked, clear. New validation labels are clear, blocked, clear, blocked. Fit the same </w:t>
+      </w:r>
+      <w:r>
+        <w:rPr>
+          <w:b/>
+        </w:rPr>
+        <w:t>baseline</w:t>
+      </w:r>
+      <w:r>
+        <w:rPr>
+          <w:b w:val="0"/>
+        </w:rPr>
+        <w:t xml:space="preserve"> rule and list its four </w:t>
+      </w:r>
+      <w:r>
+        <w:rPr>
+          <w:b/>
+        </w:rPr>
+        <w:t>prediction</w:t>
+      </w:r>
+      <w:r>
+        <w:rPr>
+          <w:b w:val="0"/>
+        </w:rPr>
+        <w:t>s.</w:t>
+      </w:r>
+    </w:p>
+    <w:p>
+      <w:pPr>
+        <w:spacing w:line="336" w:lineRule="auto" w:after="180"/>
+      </w:pPr>
+      <w:r>
+        <w:rPr>
+          <w:b w:val="0"/>
+        </w:rPr>
+        <w:t xml:space="preserve">A supplied candidate predicts clear, blocked, blocked, blocked. Score both on these rows and state the difference in correct examples and </w:t>
+      </w:r>
+      <w:r>
+        <w:rPr>
+          <w:b/>
+        </w:rPr>
+        <w:t>percentage point</w:t>
+      </w:r>
+      <w:r>
+        <w:rPr>
+          <w:b w:val="0"/>
+        </w:rPr>
+        <w:t>s. What claim remains unsupported?</w:t>
       </w:r>
     </w:p>
     <w:p>
@@ -3558,7 +6375,13 @@
       </w:r>
     </w:p>
     <w:p>
-      <w:r>
+      <w:pPr>
+        <w:spacing w:line="336" w:lineRule="auto" w:after="180"/>
+      </w:pPr>
+      <w:r>
+        <w:rPr>
+          <w:b w:val="0"/>
+        </w:rPr>
         <w:t>Attempt this case before feedback. Record any help. Earlier examples below are further practice; a case already practised with feedback cannot establish fresh transfer.</w:t>
       </w:r>
     </w:p>
@@ -3571,18 +6394,66 @@
       </w:r>
     </w:p>
     <w:p>
-      <w:r>
+      <w:pPr>
+        <w:spacing w:line="336" w:lineRule="auto" w:after="180"/>
+      </w:pPr>
+      <w:r>
+        <w:rPr>
+          <w:b w:val="0"/>
+        </w:rPr>
         <w:t>Close the worked explanation. Apply the idea to this different question without copying.</w:t>
       </w:r>
     </w:p>
     <w:p>
-      <w:r>
-        <w:t>A dataset has 18 grass and 2 fern examples. A baseline always predicts grass. Compute accuracy and name a serious limitation.</w:t>
-      </w:r>
-    </w:p>
-    <w:p>
-      <w:r>
-        <w:t>My answer, with a trace, calculation or supporting evidence</w:t>
+      <w:pPr>
+        <w:spacing w:line="336" w:lineRule="auto" w:after="180"/>
+      </w:pPr>
+      <w:r>
+        <w:rPr>
+          <w:b w:val="0"/>
+        </w:rPr>
+        <w:t xml:space="preserve">A dataset has 18 grass and 2 fern examples. A </w:t>
+      </w:r>
+      <w:r>
+        <w:rPr>
+          <w:b/>
+        </w:rPr>
+        <w:t>baseline</w:t>
+      </w:r>
+      <w:r>
+        <w:rPr>
+          <w:b w:val="0"/>
+        </w:rPr>
+        <w:t xml:space="preserve"> always predicts grass. Compute </w:t>
+      </w:r>
+      <w:r>
+        <w:rPr>
+          <w:b/>
+        </w:rPr>
+        <w:t>accuracy</w:t>
+      </w:r>
+      <w:r>
+        <w:rPr>
+          <w:b w:val="0"/>
+        </w:rPr>
+        <w:t xml:space="preserve"> and name a serious limitation.</w:t>
+      </w:r>
+    </w:p>
+    <w:p>
+      <w:pPr>
+        <w:spacing w:line="336" w:lineRule="auto" w:after="180"/>
+      </w:pPr>
+      <w:r>
+        <w:rPr>
+          <w:b w:val="0"/>
+        </w:rPr>
+        <w:t xml:space="preserve">My answer, with a trace, calculation or supporting </w:t>
+      </w:r>
+      <w:r>
+        <w:rPr>
+          <w:b/>
+        </w:rPr>
+        <w:t>evidence</w:t>
       </w:r>
     </w:p>
     <w:p>
@@ -3627,13 +6498,37 @@
       </w:r>
     </w:p>
     <w:p>
-      <w:r>
+      <w:pPr>
+        <w:spacing w:line="336" w:lineRule="auto" w:after="180"/>
+      </w:pPr>
+      <w:r>
+        <w:rPr>
+          <w:b w:val="0"/>
+        </w:rPr>
         <w:t>Change one relevant detail. Predict the result before testing. Include a boundary or missing-information case when it helps reveal a limit.</w:t>
       </w:r>
     </w:p>
     <w:p>
-      <w:r>
-        <w:t>My changed input and expected result</w:t>
+      <w:pPr>
+        <w:spacing w:line="336" w:lineRule="auto" w:after="180"/>
+      </w:pPr>
+      <w:r>
+        <w:rPr>
+          <w:b w:val="0"/>
+        </w:rPr>
+        <w:t xml:space="preserve">My changed </w:t>
+      </w:r>
+      <w:r>
+        <w:rPr>
+          <w:b/>
+        </w:rPr>
+        <w:t>input</w:t>
+      </w:r>
+      <w:r>
+        <w:rPr>
+          <w:b w:val="0"/>
+        </w:rPr>
+        <w:t xml:space="preserve"> and expected result</w:t>
       </w:r>
     </w:p>
     <w:p>
@@ -3678,13 +6573,49 @@
       </w:r>
     </w:p>
     <w:p>
-      <w:r>
-        <w:t>Record majority and transparent-rule baselines for the Plant Classifier using the frozen test plan.</w:t>
-      </w:r>
-    </w:p>
-    <w:p>
-      <w:r>
-        <w:t>The evidence I will keep</w:t>
+      <w:pPr>
+        <w:spacing w:line="336" w:lineRule="auto" w:after="180"/>
+      </w:pPr>
+      <w:r>
+        <w:rPr>
+          <w:b w:val="0"/>
+        </w:rPr>
+        <w:t>Record majority and transparent-</w:t>
+      </w:r>
+      <w:r>
+        <w:rPr>
+          <w:b/>
+        </w:rPr>
+        <w:t>rule baseline</w:t>
+      </w:r>
+      <w:r>
+        <w:rPr>
+          <w:b w:val="0"/>
+        </w:rPr>
+        <w:t>s for the Plant Classifier using the frozen test plan.</w:t>
+      </w:r>
+    </w:p>
+    <w:p>
+      <w:pPr>
+        <w:spacing w:line="336" w:lineRule="auto" w:after="180"/>
+      </w:pPr>
+      <w:r>
+        <w:rPr>
+          <w:b w:val="0"/>
+        </w:rPr>
+        <w:t xml:space="preserve">The </w:t>
+      </w:r>
+      <w:r>
+        <w:rPr>
+          <w:b/>
+        </w:rPr>
+        <w:t>evidence</w:t>
+      </w:r>
+      <w:r>
+        <w:rPr>
+          <w:b w:val="0"/>
+        </w:rPr>
+        <w:t xml:space="preserve"> I will keep</w:t>
       </w:r>
     </w:p>
     <w:p>
@@ -3721,8 +6652,26 @@
       </w:r>
     </w:p>
     <w:p>
-      <w:r>
-        <w:t>Your teacher has the independent answer and scoring criteria. Complete the matching workbook week to keep your practice evidence together.</w:t>
+      <w:pPr>
+        <w:spacing w:line="336" w:lineRule="auto" w:after="180"/>
+      </w:pPr>
+      <w:r>
+        <w:rPr>
+          <w:b w:val="0"/>
+        </w:rPr>
+        <w:t xml:space="preserve">Your teacher has the independent answer and scoring criteria. Complete the matching workbook week to keep your practice </w:t>
+      </w:r>
+      <w:r>
+        <w:rPr>
+          <w:b/>
+        </w:rPr>
+        <w:t>evidence</w:t>
+      </w:r>
+      <w:r>
+        <w:rPr>
+          <w:b w:val="0"/>
+        </w:rPr>
+        <w:t xml:space="preserve"> together.</w:t>
       </w:r>
     </w:p>
     <w:p>
@@ -3734,8 +6683,39 @@
       </w:r>
     </w:p>
     <w:p>
-      <w:r>
-        <w:t>A dataset contains 27 healthy and 3 spotted leaves. An always-healthy baseline gets what accuracy and spotted recall? What must a new model improve upon?</w:t>
+      <w:pPr>
+        <w:spacing w:line="336" w:lineRule="auto" w:after="180"/>
+        <w:shd w:fill="F5F1FB"/>
+      </w:pPr>
+      <w:r>
+        <w:rPr>
+          <w:b w:val="0"/>
+        </w:rPr>
+        <w:t xml:space="preserve">A dataset contains 27 healthy and 3 spotted leaves. An always-healthy </w:t>
+      </w:r>
+      <w:r>
+        <w:rPr>
+          <w:b/>
+        </w:rPr>
+        <w:t>baseline</w:t>
+      </w:r>
+      <w:r>
+        <w:rPr>
+          <w:b w:val="0"/>
+        </w:rPr>
+        <w:t xml:space="preserve"> gets what </w:t>
+      </w:r>
+      <w:r>
+        <w:rPr>
+          <w:b/>
+        </w:rPr>
+        <w:t>accuracy</w:t>
+      </w:r>
+      <w:r>
+        <w:rPr>
+          <w:b w:val="0"/>
+        </w:rPr>
+        <w:t xml:space="preserve"> and spotted recall? What must a new model improve upon?</w:t>
       </w:r>
     </w:p>
     <w:p>
@@ -3790,8 +6770,25 @@
       </w:r>
     </w:p>
     <w:p>
-      <w:r>
-        <w:t>Attempt the independent case before hints. Record whether you worked alone, used a hint or followed a model. After feedback, fix the first unsupported step and explain why it changed. A later check uses a changed case, not a copied answer.</w:t>
+      <w:pPr>
+        <w:spacing w:line="336" w:lineRule="auto" w:after="180"/>
+      </w:pPr>
+      <w:r>
+        <w:rPr>
+          <w:b w:val="0"/>
+        </w:rPr>
+        <w:t>Attempt the independent case before hints. Record whether you worked alone, used a hint or followed a model. After feedback, fix the first unsupported step and explain why it changed.</w:t>
+      </w:r>
+    </w:p>
+    <w:p>
+      <w:pPr>
+        <w:spacing w:line="336" w:lineRule="auto" w:after="180"/>
+      </w:pPr>
+      <w:r>
+        <w:rPr>
+          <w:b w:val="0"/>
+        </w:rPr>
+        <w:t>A later check uses a changed case, not a copied answer.</w:t>
       </w:r>
     </w:p>
     <w:p>
@@ -3804,7 +6801,30 @@
     </w:p>
     <w:p>
       <w:r>
-        <w:t>Start with this question: Make a simple baseline earn its place before claiming a better classifier.</w:t>
+        <w:t>Use this map to navigate Baselines First, connect the goals to tasks and keep one evidence record for each attempt.</w:t>
+      </w:r>
+    </w:p>
+    <w:p>
+      <w:pPr>
+        <w:spacing w:line="336" w:lineRule="auto" w:after="180"/>
+      </w:pPr>
+      <w:r>
+        <w:rPr>
+          <w:b w:val="0"/>
+        </w:rPr>
+        <w:t xml:space="preserve">Start with this question: Make a simple </w:t>
+      </w:r>
+      <w:r>
+        <w:rPr>
+          <w:b/>
+        </w:rPr>
+        <w:t>baseline</w:t>
+      </w:r>
+      <w:r>
+        <w:rPr>
+          <w:b w:val="0"/>
+        </w:rPr>
+        <w:t xml:space="preserve"> earn its place before claiming a better classifier.</w:t>
       </w:r>
     </w:p>
     <w:tbl>
@@ -3910,13 +6930,61 @@
       </w:tr>
     </w:tbl>
     <w:p>
-      <w:r>
-        <w:t>Remember → watch and explain → try with help → investigate → try independently → keep project evidence. Your teacher may spread this lesson across several classes.</w:t>
-      </w:r>
-    </w:p>
-    <w:p>
-      <w:r>
-        <w:t>Keep your first prediction. Compare it with what the evidence shows and explain any change.</w:t>
+      <w:pPr>
+        <w:spacing w:line="336" w:lineRule="auto" w:after="180"/>
+      </w:pPr>
+      <w:r>
+        <w:rPr>
+          <w:b w:val="0"/>
+        </w:rPr>
+        <w:t xml:space="preserve">Remember → watch and explain → try with help → investigate → try independently → keep project </w:t>
+      </w:r>
+      <w:r>
+        <w:rPr>
+          <w:b/>
+        </w:rPr>
+        <w:t>evidence</w:t>
+      </w:r>
+      <w:r>
+        <w:rPr>
+          <w:b w:val="0"/>
+        </w:rPr>
+        <w:t>. Your teacher may spread this lesson across several classes.</w:t>
+      </w:r>
+    </w:p>
+    <w:p>
+      <w:pPr>
+        <w:spacing w:line="336" w:lineRule="auto" w:after="180"/>
+      </w:pPr>
+      <w:r>
+        <w:rPr>
+          <w:b w:val="0"/>
+        </w:rPr>
+        <w:t xml:space="preserve">Keep your first </w:t>
+      </w:r>
+      <w:r>
+        <w:rPr>
+          <w:b/>
+        </w:rPr>
+        <w:t>prediction</w:t>
+      </w:r>
+      <w:r>
+        <w:rPr>
+          <w:b w:val="0"/>
+        </w:rPr>
+        <w:t xml:space="preserve">. Compare it with what the </w:t>
+      </w:r>
+      <w:r>
+        <w:rPr>
+          <w:b/>
+        </w:rPr>
+        <w:t>evidence</w:t>
+      </w:r>
+      <w:r>
+        <w:rPr>
+          <w:b w:val="0"/>
+        </w:rPr>
+        <w:t xml:space="preserve"> shows and explain any change.</w:t>
       </w:r>
     </w:p>
     <w:p>
@@ -3929,7 +6997,54 @@
     </w:p>
     <w:p>
       <w:r>
-        <w:t>Close your notes. Explain this goal in your own words: Fit a majority label baseline using training labels only</w:t>
+        <w:t>Explain Baselines First without notes, identify a remaining question and plan a later check with a changed case.</w:t>
+      </w:r>
+    </w:p>
+    <w:p>
+      <w:pPr>
+        <w:spacing w:line="336" w:lineRule="auto" w:after="180"/>
+      </w:pPr>
+      <w:r>
+        <w:rPr>
+          <w:b w:val="0"/>
+        </w:rPr>
+        <w:t xml:space="preserve">Close your notes. Explain this goal in your own words: Fit a </w:t>
+      </w:r>
+      <w:r>
+        <w:rPr>
+          <w:b/>
+        </w:rPr>
+        <w:t>majority label</w:t>
+      </w:r>
+      <w:r>
+        <w:rPr>
+          <w:b w:val="0"/>
+        </w:rPr>
+        <w:t xml:space="preserve"> </w:t>
+      </w:r>
+      <w:r>
+        <w:rPr>
+          <w:b/>
+        </w:rPr>
+        <w:t>baseline</w:t>
+      </w:r>
+      <w:r>
+        <w:rPr>
+          <w:b w:val="0"/>
+        </w:rPr>
+        <w:t xml:space="preserve"> using </w:t>
+      </w:r>
+      <w:r>
+        <w:rPr>
+          <w:b/>
+        </w:rPr>
+        <w:t>training</w:t>
+      </w:r>
+      <w:r>
+        <w:rPr>
+          <w:b w:val="0"/>
+        </w:rPr>
+        <w:t xml:space="preserve"> labels only</w:t>
       </w:r>
     </w:p>
     <w:p>
@@ -3966,13 +7081,61 @@
       </w:r>
     </w:p>
     <w:p>
-      <w:r>
-        <w:t>If you are unsure, return to the worked picture and explain one arrow. If you are ready, change an input or assumption and justify your prediction.</w:t>
-      </w:r>
-    </w:p>
-    <w:p>
-      <w:r>
-        <w:t>Save your workbook evidence. At the next review, try a different case before opening your old answer.</w:t>
+      <w:pPr>
+        <w:spacing w:line="336" w:lineRule="auto" w:after="180"/>
+      </w:pPr>
+      <w:r>
+        <w:rPr>
+          <w:b w:val="0"/>
+        </w:rPr>
+        <w:t xml:space="preserve">If you are unsure, return to the worked picture and explain one arrow. If you are ready, change an </w:t>
+      </w:r>
+      <w:r>
+        <w:rPr>
+          <w:b/>
+        </w:rPr>
+        <w:t>input</w:t>
+      </w:r>
+      <w:r>
+        <w:rPr>
+          <w:b w:val="0"/>
+        </w:rPr>
+        <w:t xml:space="preserve"> or assumption and justify your </w:t>
+      </w:r>
+      <w:r>
+        <w:rPr>
+          <w:b/>
+        </w:rPr>
+        <w:t>prediction</w:t>
+      </w:r>
+      <w:r>
+        <w:rPr>
+          <w:b w:val="0"/>
+        </w:rPr>
+        <w:t>.</w:t>
+      </w:r>
+    </w:p>
+    <w:p>
+      <w:pPr>
+        <w:spacing w:line="336" w:lineRule="auto" w:after="180"/>
+      </w:pPr>
+      <w:r>
+        <w:rPr>
+          <w:b w:val="0"/>
+        </w:rPr>
+        <w:t xml:space="preserve">Save your workbook </w:t>
+      </w:r>
+      <w:r>
+        <w:rPr>
+          <w:b/>
+        </w:rPr>
+        <w:t>evidence</w:t>
+      </w:r>
+      <w:r>
+        <w:rPr>
+          <w:b w:val="0"/>
+        </w:rPr>
+        <w:t>. At the next review, try a different case before opening your old answer.</w:t>
       </w:r>
     </w:p>
     <w:p>
@@ -3985,12 +7148,41 @@
     </w:p>
     <w:p>
       <w:r>
+        <w:t>Attempt supported questions before using hints or feedback. Review a missing building block, then keep the completed work.</w:t>
+      </w:r>
+    </w:p>
+    <w:p>
+      <w:pPr>
+        <w:spacing w:line="336" w:lineRule="auto" w:after="180"/>
+      </w:pPr>
+      <w:r>
+        <w:rPr>
+          <w:b w:val="0"/>
+        </w:rPr>
         <w:t>Use this supported practice once, in the browser or on paper. Keep the reserved independent assessment for a separate first attempt before teacher feedback.</w:t>
       </w:r>
     </w:p>
     <w:p>
-      <w:r>
-        <w:t>Make a simple baseline earn its place before claiming a better classifier.</w:t>
+      <w:pPr>
+        <w:spacing w:line="336" w:lineRule="auto" w:after="180"/>
+      </w:pPr>
+      <w:r>
+        <w:rPr>
+          <w:b w:val="0"/>
+        </w:rPr>
+        <w:t xml:space="preserve">Make a simple </w:t>
+      </w:r>
+      <w:r>
+        <w:rPr>
+          <w:b/>
+        </w:rPr>
+        <w:t>baseline</w:t>
+      </w:r>
+      <w:r>
+        <w:rPr>
+          <w:b w:val="0"/>
+        </w:rPr>
+        <w:t xml:space="preserve"> earn its place before claiming a better classifier.</w:t>
       </w:r>
     </w:p>
     <w:p>
@@ -4002,22 +7194,73 @@
       </w:r>
     </w:p>
     <w:p>
-      <w:r>
-        <w:t>Which labelled step matches this detail? Supplied candidate predictions healthy, spotted, spotted, spotted match 3/4: 75%.</w:t>
-      </w:r>
-    </w:p>
-    <w:p>
-      <w:r>
-        <w:t>1. Fit baseline</w:t>
-      </w:r>
-    </w:p>
-    <w:p>
-      <w:r>
-        <w:t>2. Score baseline</w:t>
-      </w:r>
-    </w:p>
-    <w:p>
-      <w:r>
+      <w:pPr>
+        <w:spacing w:line="336" w:lineRule="auto" w:after="180"/>
+      </w:pPr>
+      <w:r>
+        <w:rPr>
+          <w:b w:val="0"/>
+        </w:rPr>
+        <w:t xml:space="preserve">Which labelled step matches this detail? Supplied candidate </w:t>
+      </w:r>
+      <w:r>
+        <w:rPr>
+          <w:b/>
+        </w:rPr>
+        <w:t>prediction</w:t>
+      </w:r>
+      <w:r>
+        <w:rPr>
+          <w:b w:val="0"/>
+        </w:rPr>
+        <w:t>s healthy, spotted, spotted, spotted match 3/4: 75%.</w:t>
+      </w:r>
+    </w:p>
+    <w:p>
+      <w:pPr>
+        <w:spacing w:line="336" w:lineRule="auto" w:after="180"/>
+        <w:shd w:fill="F4F9FC"/>
+      </w:pPr>
+      <w:r>
+        <w:rPr>
+          <w:b w:val="0"/>
+        </w:rPr>
+        <w:t xml:space="preserve">1. Fit </w:t>
+      </w:r>
+      <w:r>
+        <w:rPr>
+          <w:b/>
+        </w:rPr>
+        <w:t>baseline</w:t>
+      </w:r>
+    </w:p>
+    <w:p>
+      <w:pPr>
+        <w:spacing w:line="336" w:lineRule="auto" w:after="180"/>
+        <w:shd w:fill="F4F9FC"/>
+      </w:pPr>
+      <w:r>
+        <w:rPr>
+          <w:b w:val="0"/>
+        </w:rPr>
+        <w:t xml:space="preserve">2. Score </w:t>
+      </w:r>
+      <w:r>
+        <w:rPr>
+          <w:b/>
+        </w:rPr>
+        <w:t>baseline</w:t>
+      </w:r>
+    </w:p>
+    <w:p>
+      <w:pPr>
+        <w:spacing w:line="336" w:lineRule="auto" w:after="180"/>
+        <w:shd w:fill="F4F9FC"/>
+      </w:pPr>
+      <w:r>
+        <w:rPr>
+          <w:b w:val="0"/>
+        </w:rPr>
         <w:t>3. Compare candidate</w:t>
       </w:r>
     </w:p>
@@ -4055,41 +7298,203 @@
       </w:r>
     </w:p>
     <w:p>
-      <w:r>
+      <w:pPr>
+        <w:pStyle w:val="Heading3"/>
+      </w:pPr>
+      <w:r>
+        <w:t>Hint · try first</w:t>
+      </w:r>
+    </w:p>
+    <w:p>
+      <w:pPr>
+        <w:spacing w:line="336" w:lineRule="auto" w:after="180"/>
+        <w:shd w:fill="F1F6F8"/>
+      </w:pPr>
+      <w:r>
+        <w:rPr>
+          <w:b w:val="0"/>
+        </w:rPr>
         <w:t>Hint if needed: Read the steps in the pictorial case. Match the supplied detail to the stage that performs or records it.</w:t>
       </w:r>
     </w:p>
     <w:p>
-      <w:r>
-        <w:t>After your attempt, compare with the supported explanation: Compare candidate Supplied candidate predictions healthy, spotted, spotted, spotted match 3/4: 75%. Read the picture in order. Supplied candidate predictions healthy, spotted, spotted, spotted match 3/4: 75%. The arrows show which recorded input or intermediate result each decision uses. Explain the deciding step aloud before checking the changed case; pointing to the final answer alone does not show how it follows.</w:t>
-      </w:r>
-    </w:p>
-    <w:p>
       <w:pPr>
         <w:pStyle w:val="Heading3"/>
       </w:pPr>
       <w:r>
+        <w:t>Feedback · compare after trying</w:t>
+      </w:r>
+    </w:p>
+    <w:p>
+      <w:pPr>
+        <w:spacing w:line="336" w:lineRule="auto" w:after="180"/>
+        <w:shd w:fill="F1F6FC"/>
+      </w:pPr>
+      <w:r>
+        <w:rPr>
+          <w:b w:val="0"/>
+        </w:rPr>
+        <w:t xml:space="preserve">After your attempt, compare with the supported explanation: Compare candidate Supplied candidate </w:t>
+      </w:r>
+      <w:r>
+        <w:rPr>
+          <w:b/>
+        </w:rPr>
+        <w:t>prediction</w:t>
+      </w:r>
+      <w:r>
+        <w:rPr>
+          <w:b w:val="0"/>
+        </w:rPr>
+        <w:t>s healthy, spotted, spotted, spotted match 3/4: 75%. Read the picture in order.</w:t>
+      </w:r>
+    </w:p>
+    <w:p>
+      <w:pPr>
+        <w:spacing w:line="336" w:lineRule="auto" w:after="180"/>
+        <w:shd w:fill="F1F6FC"/>
+      </w:pPr>
+      <w:r>
+        <w:rPr>
+          <w:b w:val="0"/>
+        </w:rPr>
+        <w:t xml:space="preserve">Supplied candidate </w:t>
+      </w:r>
+      <w:r>
+        <w:rPr>
+          <w:b/>
+        </w:rPr>
+        <w:t>prediction</w:t>
+      </w:r>
+      <w:r>
+        <w:rPr>
+          <w:b w:val="0"/>
+        </w:rPr>
+        <w:t xml:space="preserve">s healthy, spotted, spotted, spotted match 3/4: 75%. The arrows show which recorded </w:t>
+      </w:r>
+      <w:r>
+        <w:rPr>
+          <w:b/>
+        </w:rPr>
+        <w:t>input</w:t>
+      </w:r>
+      <w:r>
+        <w:rPr>
+          <w:b w:val="0"/>
+        </w:rPr>
+        <w:t xml:space="preserve"> or intermediate result each decision uses.</w:t>
+      </w:r>
+    </w:p>
+    <w:p>
+      <w:pPr>
+        <w:spacing w:line="336" w:lineRule="auto" w:after="180"/>
+        <w:shd w:fill="F1F6FC"/>
+      </w:pPr>
+      <w:r>
+        <w:rPr>
+          <w:b w:val="0"/>
+        </w:rPr>
+        <w:t>Explain the deciding step aloud before checking the changed case; pointing to the final answer alone does not show how it follows.</w:t>
+      </w:r>
+    </w:p>
+    <w:p>
+      <w:pPr>
+        <w:pStyle w:val="Heading3"/>
+      </w:pPr>
+      <w:r>
         <w:t>Practice 2: explain the deciding evidence</w:t>
       </w:r>
     </w:p>
     <w:p>
-      <w:r>
-        <w:t>Changed-case practice: Change the third candidate prediction from spotted to healthy. Which conclusion is supported by the supplied facts?</w:t>
-      </w:r>
-    </w:p>
-    <w:p>
-      <w:r>
+      <w:pPr>
+        <w:pStyle w:val="Heading3"/>
+      </w:pPr>
+      <w:r>
+        <w:t>Changed case · predict first</w:t>
+      </w:r>
+    </w:p>
+    <w:p>
+      <w:pPr>
+        <w:spacing w:line="336" w:lineRule="auto" w:after="180"/>
+        <w:shd w:fill="F5F1FB"/>
+      </w:pPr>
+      <w:r>
+        <w:rPr>
+          <w:b w:val="0"/>
+        </w:rPr>
+        <w:t xml:space="preserve">Changed-case practice: Change the third candidate </w:t>
+      </w:r>
+      <w:r>
+        <w:rPr>
+          <w:b/>
+        </w:rPr>
+        <w:t>prediction</w:t>
+      </w:r>
+      <w:r>
+        <w:rPr>
+          <w:b w:val="0"/>
+        </w:rPr>
+        <w:t xml:space="preserve"> from spotted to healthy. Which conclusion is supported by the supplied facts?</w:t>
+      </w:r>
+    </w:p>
+    <w:p>
+      <w:pPr>
+        <w:spacing w:line="336" w:lineRule="auto" w:after="180"/>
+        <w:shd w:fill="F4F9FC"/>
+      </w:pPr>
+      <w:r>
+        <w:rPr>
+          <w:b w:val="0"/>
+        </w:rPr>
         <w:t>1. Candidate becomes correct on all 4 validation cases.</w:t>
       </w:r>
     </w:p>
     <w:p>
-      <w:r>
-        <w:t>2. We can decide the result without examining the changed input or the procedure.</w:t>
-      </w:r>
-    </w:p>
-    <w:p>
-      <w:r>
-        <w:t>3. This one example guarantees correct results for every future input.</w:t>
+      <w:pPr>
+        <w:spacing w:line="336" w:lineRule="auto" w:after="180"/>
+        <w:shd w:fill="F4F9FC"/>
+      </w:pPr>
+      <w:r>
+        <w:rPr>
+          <w:b w:val="0"/>
+        </w:rPr>
+        <w:t xml:space="preserve">2. We can decide the result without examining the changed </w:t>
+      </w:r>
+      <w:r>
+        <w:rPr>
+          <w:b/>
+        </w:rPr>
+        <w:t>input</w:t>
+      </w:r>
+      <w:r>
+        <w:rPr>
+          <w:b w:val="0"/>
+        </w:rPr>
+        <w:t xml:space="preserve"> or the procedure.</w:t>
+      </w:r>
+    </w:p>
+    <w:p>
+      <w:pPr>
+        <w:spacing w:line="336" w:lineRule="auto" w:after="180"/>
+        <w:shd w:fill="F4F9FC"/>
+      </w:pPr>
+      <w:r>
+        <w:rPr>
+          <w:b w:val="0"/>
+        </w:rPr>
+        <w:t xml:space="preserve">3. This one example guarantees correct results for every future </w:t>
+      </w:r>
+      <w:r>
+        <w:rPr>
+          <w:b/>
+        </w:rPr>
+        <w:t>input</w:t>
+      </w:r>
+      <w:r>
+        <w:rPr>
+          <w:b w:val="0"/>
+        </w:rPr>
+        <w:t>.</w:t>
       </w:r>
     </w:p>
     <w:p>
@@ -4126,36 +7531,165 @@
       </w:r>
     </w:p>
     <w:p>
-      <w:r>
+      <w:pPr>
+        <w:pStyle w:val="Heading3"/>
+      </w:pPr>
+      <w:r>
+        <w:t>Hint · try first</w:t>
+      </w:r>
+    </w:p>
+    <w:p>
+      <w:pPr>
+        <w:spacing w:line="336" w:lineRule="auto" w:after="180"/>
+        <w:shd w:fill="F1F6F8"/>
+      </w:pPr>
+      <w:r>
+        <w:rPr>
+          <w:b w:val="0"/>
+        </w:rPr>
         <w:t>Hint if needed: Use the changed condition and the deciding step in the pictorial trace. The answer must say what follows from those facts.</w:t>
       </w:r>
     </w:p>
     <w:p>
-      <w:r>
-        <w:t>After your attempt, compare with the supported explanation: Candidate becomes correct on all 4 validation cases. Only the previously wrong third decision changes; baseline stays fixed at 2/4.</w:t>
-      </w:r>
-    </w:p>
-    <w:p>
       <w:pPr>
         <w:pStyle w:val="Heading3"/>
       </w:pPr>
       <w:r>
+        <w:t>Feedback · compare after trying</w:t>
+      </w:r>
+    </w:p>
+    <w:p>
+      <w:pPr>
+        <w:spacing w:line="336" w:lineRule="auto" w:after="180"/>
+        <w:shd w:fill="F1F6FC"/>
+      </w:pPr>
+      <w:r>
+        <w:rPr>
+          <w:b w:val="0"/>
+        </w:rPr>
+        <w:t xml:space="preserve">After your attempt, compare with the supported explanation: Candidate becomes correct on all 4 validation cases. Only the previously wrong third decision changes; </w:t>
+      </w:r>
+      <w:r>
+        <w:rPr>
+          <w:b/>
+        </w:rPr>
+        <w:t>baseline</w:t>
+      </w:r>
+      <w:r>
+        <w:rPr>
+          <w:b w:val="0"/>
+        </w:rPr>
+        <w:t xml:space="preserve"> stays fixed at 2/4.</w:t>
+      </w:r>
+    </w:p>
+    <w:p>
+      <w:pPr>
+        <w:pStyle w:val="Heading3"/>
+      </w:pPr>
+      <w:r>
         <w:t>Repair a missing building block</w:t>
       </w:r>
     </w:p>
     <w:p>
-      <w:r>
-        <w:t>Review Dataset Cards (ai-4/9). Goal: Inspect row meaning missing values and repeated records. Short practice: What two counts should the revised card show? Point to the relevant step in the picture, then write the changed result and the rule or evidence that supports it.. Return to this week and explain what you changed.</w:t>
-      </w:r>
-    </w:p>
-    <w:p>
-      <w:r>
-        <w:t>Review Sampling and Intended Use (ai-4/7). Goal: Inspect row meaning missing values and repeated records. Short practice: Which collection would address the intended-use gap most directly? Point to the relevant step in the picture, then write the changed result and the rule or evidence that supports it.. Return to this week and explain what you changed.</w:t>
-      </w:r>
-    </w:p>
-    <w:p>
-      <w:r>
-        <w:t>Review Python and Table Readiness (ai-4/4). Goal: Specify a table schema. Short practice: Why should the missing value not silently become zero? Point to the relevant step in the picture, then write the changed result and the rule or evidence that supports it.. Return to this week and explain what you changed.</w:t>
+      <w:pPr>
+        <w:spacing w:line="336" w:lineRule="auto" w:after="180"/>
+      </w:pPr>
+      <w:r>
+        <w:rPr>
+          <w:b w:val="0"/>
+        </w:rPr>
+        <w:t>Review Dataset Cards (ai-4/9). Goal: Inspect row meaning missing values and repeated records. Short practice: What two counts should the revised card show?</w:t>
+      </w:r>
+    </w:p>
+    <w:p>
+      <w:pPr>
+        <w:spacing w:line="336" w:lineRule="auto" w:after="180"/>
+      </w:pPr>
+      <w:r>
+        <w:rPr>
+          <w:b w:val="0"/>
+        </w:rPr>
+        <w:t xml:space="preserve">Point to the relevant step in the picture, then write the changed result and the rule or </w:t>
+      </w:r>
+      <w:r>
+        <w:rPr>
+          <w:b/>
+        </w:rPr>
+        <w:t>evidence</w:t>
+      </w:r>
+      <w:r>
+        <w:rPr>
+          <w:b w:val="0"/>
+        </w:rPr>
+        <w:t xml:space="preserve"> that supports it.. Return to this week and explain what you changed.</w:t>
+      </w:r>
+    </w:p>
+    <w:p>
+      <w:pPr>
+        <w:spacing w:line="336" w:lineRule="auto" w:after="180"/>
+      </w:pPr>
+      <w:r>
+        <w:rPr>
+          <w:b w:val="0"/>
+        </w:rPr>
+        <w:t>Review Sampling and Intended Use (ai-4/7). Goal: Inspect row meaning missing values and repeated records. Short practice: Which collection would address the intended-use gap most directly?</w:t>
+      </w:r>
+    </w:p>
+    <w:p>
+      <w:pPr>
+        <w:spacing w:line="336" w:lineRule="auto" w:after="180"/>
+      </w:pPr>
+      <w:r>
+        <w:rPr>
+          <w:b w:val="0"/>
+        </w:rPr>
+        <w:t xml:space="preserve">Point to the relevant step in the picture, then write the changed result and the rule or </w:t>
+      </w:r>
+      <w:r>
+        <w:rPr>
+          <w:b/>
+        </w:rPr>
+        <w:t>evidence</w:t>
+      </w:r>
+      <w:r>
+        <w:rPr>
+          <w:b w:val="0"/>
+        </w:rPr>
+        <w:t xml:space="preserve"> that supports it.. Return to this week and explain what you changed.</w:t>
+      </w:r>
+    </w:p>
+    <w:p>
+      <w:pPr>
+        <w:spacing w:line="336" w:lineRule="auto" w:after="180"/>
+      </w:pPr>
+      <w:r>
+        <w:rPr>
+          <w:b w:val="0"/>
+        </w:rPr>
+        <w:t>Review Python and Table Readiness (ai-4/4). Goal: Specify a table schema. Short practice: Why should the missing value not silently become zero?</w:t>
+      </w:r>
+    </w:p>
+    <w:p>
+      <w:pPr>
+        <w:spacing w:line="336" w:lineRule="auto" w:after="180"/>
+      </w:pPr>
+      <w:r>
+        <w:rPr>
+          <w:b w:val="0"/>
+        </w:rPr>
+        <w:t xml:space="preserve">Point to the relevant step in the picture, then write the changed result and the rule or </w:t>
+      </w:r>
+      <w:r>
+        <w:rPr>
+          <w:b/>
+        </w:rPr>
+        <w:t>evidence</w:t>
+      </w:r>
+      <w:r>
+        <w:rPr>
+          <w:b w:val="0"/>
+        </w:rPr>
+        <w:t xml:space="preserve"> that supports it.. Return to this week and explain what you changed.</w:t>
       </w:r>
     </w:p>
     <w:p>
@@ -4167,8 +7701,61 @@
       </w:r>
     </w:p>
     <w:p>
-      <w:r>
-        <w:t>The browser lab lets you edit the supported Python examples already included in this lesson. Predict first, run, inspect the actual output or error, change one input, then run again. Keep code, predictions, actual results and a reasoned revision together. On paper, label your result as a trace rather than an execution.</w:t>
+      <w:pPr>
+        <w:spacing w:line="336" w:lineRule="auto" w:after="180"/>
+      </w:pPr>
+      <w:r>
+        <w:rPr>
+          <w:b w:val="0"/>
+        </w:rPr>
+        <w:t xml:space="preserve">The browser lab lets you edit the supported Python examples already included in this lesson. Predict first, run, inspect the actual </w:t>
+      </w:r>
+      <w:r>
+        <w:rPr>
+          <w:b/>
+        </w:rPr>
+        <w:t>output</w:t>
+      </w:r>
+      <w:r>
+        <w:rPr>
+          <w:b w:val="0"/>
+        </w:rPr>
+        <w:t xml:space="preserve"> or error, change one </w:t>
+      </w:r>
+      <w:r>
+        <w:rPr>
+          <w:b/>
+        </w:rPr>
+        <w:t>input</w:t>
+      </w:r>
+      <w:r>
+        <w:rPr>
+          <w:b w:val="0"/>
+        </w:rPr>
+        <w:t>, then run again.</w:t>
+      </w:r>
+    </w:p>
+    <w:p>
+      <w:pPr>
+        <w:spacing w:line="336" w:lineRule="auto" w:after="180"/>
+      </w:pPr>
+      <w:r>
+        <w:rPr>
+          <w:b w:val="0"/>
+        </w:rPr>
+        <w:t xml:space="preserve">Keep code, </w:t>
+      </w:r>
+      <w:r>
+        <w:rPr>
+          <w:b/>
+        </w:rPr>
+        <w:t>prediction</w:t>
+      </w:r>
+      <w:r>
+        <w:rPr>
+          <w:b w:val="0"/>
+        </w:rPr>
+        <w:t>s, actual results and a reasoned revision together. On paper, label your result as a trace rather than an execution.</w:t>
       </w:r>
     </w:p>
     <w:p>
@@ -4180,8 +7767,853 @@
       </w:r>
     </w:p>
     <w:p>
-      <w:r>
-        <w:t>Use Download completed work in the hosted lesson to export your answers, reflections, practice feedback and code-run evidence. Open the HTML copy to read or print it. Drafts stay in this browser when storage is available; clear drafts on a shared device.</w:t>
+      <w:pPr>
+        <w:spacing w:line="336" w:lineRule="auto" w:after="180"/>
+      </w:pPr>
+      <w:r>
+        <w:rPr>
+          <w:b w:val="0"/>
+        </w:rPr>
+        <w:t xml:space="preserve">Use Download completed work in the hosted lesson to export your answers, reflections, practice feedback and code-run </w:t>
+      </w:r>
+      <w:r>
+        <w:rPr>
+          <w:b/>
+        </w:rPr>
+        <w:t>evidence</w:t>
+      </w:r>
+      <w:r>
+        <w:rPr>
+          <w:b w:val="0"/>
+        </w:rPr>
+        <w:t>. Open the HTML copy to read or print it.</w:t>
+      </w:r>
+    </w:p>
+    <w:p>
+      <w:pPr>
+        <w:spacing w:line="336" w:lineRule="auto" w:after="180"/>
+      </w:pPr>
+      <w:r>
+        <w:rPr>
+          <w:b w:val="0"/>
+        </w:rPr>
+        <w:t>Drafts stay in this browser when storage is available; clear drafts on a shared device.</w:t>
+      </w:r>
+    </w:p>
+    <w:p>
+      <w:pPr>
+        <w:pStyle w:val="Heading1"/>
+      </w:pPr>
+      <w:r>
+        <w:t>18. Visual concept journey</w:t>
+      </w:r>
+    </w:p>
+    <w:p>
+      <w:r>
+        <w:t>Explain each Baselines First graphic using its labels, deciding evidence and relevant limitation.</w:t>
+      </w:r>
+    </w:p>
+    <w:p>
+      <w:pPr>
+        <w:pStyle w:val="Heading3"/>
+      </w:pPr>
+      <w:r>
+        <w:t>01. Baselines First: the case</w:t>
+      </w:r>
+    </w:p>
+    <w:p>
+      <w:r>
+        <w:drawing>
+          <wp:inline xmlns:a="http://schemas.openxmlformats.org/drawingml/2006/main" xmlns:pic="http://schemas.openxmlformats.org/drawingml/2006/picture">
+            <wp:extent cx="5486400" cy="3142488"/>
+            <wp:docPr id="21" name="Picture 21" descr="Make a simple baseline earn its place before claiming a better classifier. Supplied facts: Training labels: healthy, healthy, spotted. Majority baseline predicts healthy. Validation references: healthy, spotted, healthy, spotted. All inputs and outcomes in this worked example are invented classroom data; no real model run is claimed."/>
+            <wp:cNvGraphicFramePr>
+              <a:graphicFrameLocks noChangeAspect="1"/>
+            </wp:cNvGraphicFramePr>
+            <a:graphic>
+              <a:graphicData uri="http://schemas.openxmlformats.org/drawingml/2006/picture">
+                <pic:pic>
+                  <pic:nvPicPr>
+                    <pic:cNvPr id="0" name="academy-story-ai-4-10-01.png"/>
+                    <pic:cNvPicPr/>
+                  </pic:nvPicPr>
+                  <pic:blipFill>
+                    <a:blip r:embed="rId28"/>
+                    <a:stretch>
+                      <a:fillRect/>
+                    </a:stretch>
+                  </pic:blipFill>
+                  <pic:spPr>
+                    <a:xfrm>
+                      <a:off x="0" y="0"/>
+                      <a:ext cx="5486400" cy="3142488"/>
+                    </a:xfrm>
+                    <a:prstGeom prst="rect"/>
+                  </pic:spPr>
+                </pic:pic>
+              </a:graphicData>
+            </a:graphic>
+          </wp:inline>
+        </w:drawing>
+      </w:r>
+    </w:p>
+    <w:p>
+      <w:pPr>
+        <w:spacing w:line="336" w:lineRule="auto" w:after="180"/>
+      </w:pPr>
+      <w:r>
+        <w:rPr>
+          <w:b w:val="0"/>
+        </w:rPr>
+        <w:t xml:space="preserve">Make a simple </w:t>
+      </w:r>
+      <w:r>
+        <w:rPr>
+          <w:b/>
+        </w:rPr>
+        <w:t>baseline</w:t>
+      </w:r>
+      <w:r>
+        <w:rPr>
+          <w:b w:val="0"/>
+        </w:rPr>
+        <w:t xml:space="preserve"> earn its place before claiming a better classifier. Supplied facts: </w:t>
+      </w:r>
+      <w:r>
+        <w:rPr>
+          <w:b/>
+        </w:rPr>
+        <w:t>Training</w:t>
+      </w:r>
+      <w:r>
+        <w:rPr>
+          <w:b w:val="0"/>
+        </w:rPr>
+        <w:t xml:space="preserve"> labels: healthy, healthy, spotted. Majority </w:t>
+      </w:r>
+      <w:r>
+        <w:rPr>
+          <w:b/>
+        </w:rPr>
+        <w:t>baseline</w:t>
+      </w:r>
+      <w:r>
+        <w:rPr>
+          <w:b w:val="0"/>
+        </w:rPr>
+        <w:t xml:space="preserve"> predicts healthy.</w:t>
+      </w:r>
+    </w:p>
+    <w:p>
+      <w:pPr>
+        <w:spacing w:line="336" w:lineRule="auto" w:after="180"/>
+      </w:pPr>
+      <w:r>
+        <w:rPr>
+          <w:b w:val="0"/>
+        </w:rPr>
+        <w:t xml:space="preserve">Validation references: healthy, spotted, healthy, spotted. All </w:t>
+      </w:r>
+      <w:r>
+        <w:rPr>
+          <w:b/>
+        </w:rPr>
+        <w:t>input</w:t>
+      </w:r>
+      <w:r>
+        <w:rPr>
+          <w:b w:val="0"/>
+        </w:rPr>
+        <w:t>s and outcomes in this worked example are invented classroom data; no real model run is claimed.</w:t>
+      </w:r>
+    </w:p>
+    <w:p>
+      <w:pPr>
+        <w:spacing w:line="336" w:lineRule="auto" w:after="180"/>
+        <w:shd w:fill="F5F1FB"/>
+      </w:pPr>
+      <w:r>
+        <w:rPr>
+          <w:b w:val="0"/>
+        </w:rPr>
+        <w:t>Point to the given fact that matters most. Explain why it matters.</w:t>
+      </w:r>
+    </w:p>
+    <w:p>
+      <w:pPr>
+        <w:pStyle w:val="Heading3"/>
+      </w:pPr>
+      <w:r>
+        <w:t>02. Follow the deciding steps</w:t>
+      </w:r>
+    </w:p>
+    <w:p>
+      <w:r>
+        <w:drawing>
+          <wp:inline xmlns:a="http://schemas.openxmlformats.org/drawingml/2006/main" xmlns:pic="http://schemas.openxmlformats.org/drawingml/2006/picture">
+            <wp:extent cx="5486400" cy="3337560"/>
+            <wp:docPr id="22" name="Picture 22" descr="Fit baseline: Training majority is healthy: 2 of 3 labels. → Score baseline: Always healthy matches 2/4 validation cases: 50%. → Compare candidate: Supplied candidate predictions healthy, spotted, spotted, spotted match 3/4: 75%."/>
+            <wp:cNvGraphicFramePr>
+              <a:graphicFrameLocks noChangeAspect="1"/>
+            </wp:cNvGraphicFramePr>
+            <a:graphic>
+              <a:graphicData uri="http://schemas.openxmlformats.org/drawingml/2006/picture">
+                <pic:pic>
+                  <pic:nvPicPr>
+                    <pic:cNvPr id="0" name="academy-story-ai-4-10-02.png"/>
+                    <pic:cNvPicPr/>
+                  </pic:nvPicPr>
+                  <pic:blipFill>
+                    <a:blip r:embed="rId29"/>
+                    <a:stretch>
+                      <a:fillRect/>
+                    </a:stretch>
+                  </pic:blipFill>
+                  <pic:spPr>
+                    <a:xfrm>
+                      <a:off x="0" y="0"/>
+                      <a:ext cx="5486400" cy="3337560"/>
+                    </a:xfrm>
+                    <a:prstGeom prst="rect"/>
+                  </pic:spPr>
+                </pic:pic>
+              </a:graphicData>
+            </a:graphic>
+          </wp:inline>
+        </w:drawing>
+      </w:r>
+    </w:p>
+    <w:p>
+      <w:pPr>
+        <w:spacing w:line="336" w:lineRule="auto" w:after="180"/>
+      </w:pPr>
+      <w:r>
+        <w:rPr>
+          <w:b w:val="0"/>
+        </w:rPr>
+        <w:t xml:space="preserve">Fit </w:t>
+      </w:r>
+      <w:r>
+        <w:rPr>
+          <w:b/>
+        </w:rPr>
+        <w:t>baseline</w:t>
+      </w:r>
+      <w:r>
+        <w:rPr>
+          <w:b w:val="0"/>
+        </w:rPr>
+        <w:t xml:space="preserve">: </w:t>
+      </w:r>
+      <w:r>
+        <w:rPr>
+          <w:b/>
+        </w:rPr>
+        <w:t>Training</w:t>
+      </w:r>
+      <w:r>
+        <w:rPr>
+          <w:b w:val="0"/>
+        </w:rPr>
+        <w:t xml:space="preserve"> majority is healthy: 2 of 3 labels. → Score </w:t>
+      </w:r>
+      <w:r>
+        <w:rPr>
+          <w:b/>
+        </w:rPr>
+        <w:t>baseline</w:t>
+      </w:r>
+      <w:r>
+        <w:rPr>
+          <w:b w:val="0"/>
+        </w:rPr>
+        <w:t xml:space="preserve">: Always healthy matches 2/4 validation cases: 50%. → Compare candidate: Supplied candidate </w:t>
+      </w:r>
+      <w:r>
+        <w:rPr>
+          <w:b/>
+        </w:rPr>
+        <w:t>prediction</w:t>
+      </w:r>
+      <w:r>
+        <w:rPr>
+          <w:b w:val="0"/>
+        </w:rPr>
+        <w:t>s healthy, spotted, spotted, spotted match 3/4: 75%.</w:t>
+      </w:r>
+    </w:p>
+    <w:p>
+      <w:pPr>
+        <w:spacing w:line="336" w:lineRule="auto" w:after="180"/>
+        <w:shd w:fill="F5F1FB"/>
+      </w:pPr>
+      <w:r>
+        <w:rPr>
+          <w:b w:val="0"/>
+        </w:rPr>
+        <w:t xml:space="preserve">Point to each numbered stage and explain which recorded </w:t>
+      </w:r>
+      <w:r>
+        <w:rPr>
+          <w:b/>
+        </w:rPr>
+        <w:t>input</w:t>
+      </w:r>
+      <w:r>
+        <w:rPr>
+          <w:b w:val="0"/>
+        </w:rPr>
+        <w:t xml:space="preserve"> it uses.</w:t>
+      </w:r>
+    </w:p>
+    <w:p>
+      <w:pPr>
+        <w:pStyle w:val="Heading3"/>
+      </w:pPr>
+      <w:r>
+        <w:t>03. Keep fitting separate from scoring</w:t>
+      </w:r>
+    </w:p>
+    <w:p>
+      <w:r>
+        <w:drawing>
+          <wp:inline xmlns:a="http://schemas.openxmlformats.org/drawingml/2006/main" xmlns:pic="http://schemas.openxmlformats.org/drawingml/2006/picture">
+            <wp:extent cx="5486400" cy="2834640"/>
+            <wp:docPr id="23" name="Picture 23" descr="Keep fitting separate from scoring. Training labels only | Count clear and blocked | Store prediction clear. New validation examples | Repeat stored prediction | clear for every row. Validation labels | Compare after prediction | 2 correct out of 4"/>
+            <wp:cNvGraphicFramePr>
+              <a:graphicFrameLocks noChangeAspect="1"/>
+            </wp:cNvGraphicFramePr>
+            <a:graphic>
+              <a:graphicData uri="http://schemas.openxmlformats.org/drawingml/2006/picture">
+                <pic:pic>
+                  <pic:nvPicPr>
+                    <pic:cNvPr id="0" name="academy-story-ai-4-10-03.png"/>
+                    <pic:cNvPicPr/>
+                  </pic:nvPicPr>
+                  <pic:blipFill>
+                    <a:blip r:embed="rId30"/>
+                    <a:stretch>
+                      <a:fillRect/>
+                    </a:stretch>
+                  </pic:blipFill>
+                  <pic:spPr>
+                    <a:xfrm>
+                      <a:off x="0" y="0"/>
+                      <a:ext cx="5486400" cy="2834640"/>
+                    </a:xfrm>
+                    <a:prstGeom prst="rect"/>
+                  </pic:spPr>
+                </pic:pic>
+              </a:graphicData>
+            </a:graphic>
+          </wp:inline>
+        </w:drawing>
+      </w:r>
+    </w:p>
+    <w:p>
+      <w:pPr>
+        <w:spacing w:line="336" w:lineRule="auto" w:after="180"/>
+      </w:pPr>
+      <w:r>
+        <w:rPr>
+          <w:b w:val="0"/>
+        </w:rPr>
+        <w:t xml:space="preserve">Keep </w:t>
+      </w:r>
+      <w:r>
+        <w:rPr>
+          <w:b/>
+        </w:rPr>
+        <w:t>fitting</w:t>
+      </w:r>
+      <w:r>
+        <w:rPr>
+          <w:b w:val="0"/>
+        </w:rPr>
+        <w:t xml:space="preserve"> separate from scoring. </w:t>
+      </w:r>
+      <w:r>
+        <w:rPr>
+          <w:b/>
+        </w:rPr>
+        <w:t>Training</w:t>
+      </w:r>
+      <w:r>
+        <w:rPr>
+          <w:b w:val="0"/>
+        </w:rPr>
+        <w:t xml:space="preserve"> labels only | Count clear and blocked | Store </w:t>
+      </w:r>
+      <w:r>
+        <w:rPr>
+          <w:b/>
+        </w:rPr>
+        <w:t>prediction</w:t>
+      </w:r>
+      <w:r>
+        <w:rPr>
+          <w:b w:val="0"/>
+        </w:rPr>
+        <w:t xml:space="preserve"> clear. New validation examples | Repeat stored </w:t>
+      </w:r>
+      <w:r>
+        <w:rPr>
+          <w:b/>
+        </w:rPr>
+        <w:t>prediction</w:t>
+      </w:r>
+      <w:r>
+        <w:rPr>
+          <w:b w:val="0"/>
+        </w:rPr>
+        <w:t xml:space="preserve"> | clear for every row.</w:t>
+      </w:r>
+    </w:p>
+    <w:p>
+      <w:pPr>
+        <w:spacing w:line="336" w:lineRule="auto" w:after="180"/>
+      </w:pPr>
+      <w:r>
+        <w:rPr>
+          <w:b w:val="0"/>
+        </w:rPr>
+        <w:t xml:space="preserve">Validation labels | Compare after </w:t>
+      </w:r>
+      <w:r>
+        <w:rPr>
+          <w:b/>
+        </w:rPr>
+        <w:t>prediction</w:t>
+      </w:r>
+      <w:r>
+        <w:rPr>
+          <w:b w:val="0"/>
+        </w:rPr>
+        <w:t xml:space="preserve"> | 2 correct out of 4</w:t>
+      </w:r>
+    </w:p>
+    <w:p>
+      <w:pPr>
+        <w:spacing w:line="336" w:lineRule="auto" w:after="180"/>
+        <w:shd w:fill="F5F1FB"/>
+      </w:pPr>
+      <w:r>
+        <w:rPr>
+          <w:b w:val="0"/>
+        </w:rPr>
+        <w:t>Read the labels and values. Explain the relationship the model shows.</w:t>
+      </w:r>
+    </w:p>
+    <w:p>
+      <w:pPr>
+        <w:pStyle w:val="Heading3"/>
+      </w:pPr>
+      <w:r>
+        <w:t>04. Change one thing. Trace what follows.</w:t>
+      </w:r>
+    </w:p>
+    <w:p>
+      <w:r>
+        <w:drawing>
+          <wp:inline xmlns:a="http://schemas.openxmlformats.org/drawingml/2006/main" xmlns:pic="http://schemas.openxmlformats.org/drawingml/2006/picture">
+            <wp:extent cx="5486400" cy="3026664"/>
+            <wp:docPr id="24" name="Picture 24" descr="Original case: Supplied candidate predictions healthy, spotted, spotted, spotted match 3/4: 75%. Changed condition: Change the third candidate prediction from spotted to healthy. Expected result: Candidate becomes correct on all 4 validation cases. Reason: Only the previously wrong third decision changes; baseline stays fixed at 2/4."/>
+            <wp:cNvGraphicFramePr>
+              <a:graphicFrameLocks noChangeAspect="1"/>
+            </wp:cNvGraphicFramePr>
+            <a:graphic>
+              <a:graphicData uri="http://schemas.openxmlformats.org/drawingml/2006/picture">
+                <pic:pic>
+                  <pic:nvPicPr>
+                    <pic:cNvPr id="0" name="academy-story-ai-4-10-04.png"/>
+                    <pic:cNvPicPr/>
+                  </pic:nvPicPr>
+                  <pic:blipFill>
+                    <a:blip r:embed="rId31"/>
+                    <a:stretch>
+                      <a:fillRect/>
+                    </a:stretch>
+                  </pic:blipFill>
+                  <pic:spPr>
+                    <a:xfrm>
+                      <a:off x="0" y="0"/>
+                      <a:ext cx="5486400" cy="3026664"/>
+                    </a:xfrm>
+                    <a:prstGeom prst="rect"/>
+                  </pic:spPr>
+                </pic:pic>
+              </a:graphicData>
+            </a:graphic>
+          </wp:inline>
+        </w:drawing>
+      </w:r>
+    </w:p>
+    <w:p>
+      <w:pPr>
+        <w:spacing w:line="336" w:lineRule="auto" w:after="180"/>
+      </w:pPr>
+      <w:r>
+        <w:rPr>
+          <w:b w:val="0"/>
+        </w:rPr>
+        <w:t xml:space="preserve">Original case: Supplied candidate </w:t>
+      </w:r>
+      <w:r>
+        <w:rPr>
+          <w:b/>
+        </w:rPr>
+        <w:t>prediction</w:t>
+      </w:r>
+      <w:r>
+        <w:rPr>
+          <w:b w:val="0"/>
+        </w:rPr>
+        <w:t xml:space="preserve">s healthy, spotted, spotted, spotted match 3/4: 75%. Changed condition: Change the third candidate </w:t>
+      </w:r>
+      <w:r>
+        <w:rPr>
+          <w:b/>
+        </w:rPr>
+        <w:t>prediction</w:t>
+      </w:r>
+      <w:r>
+        <w:rPr>
+          <w:b w:val="0"/>
+        </w:rPr>
+        <w:t xml:space="preserve"> from spotted to healthy.</w:t>
+      </w:r>
+    </w:p>
+    <w:p>
+      <w:pPr>
+        <w:spacing w:line="336" w:lineRule="auto" w:after="180"/>
+      </w:pPr>
+      <w:r>
+        <w:rPr>
+          <w:b w:val="0"/>
+        </w:rPr>
+        <w:t xml:space="preserve">Expected result: Candidate becomes correct on all 4 validation cases. Reason: Only the previously wrong third decision changes; </w:t>
+      </w:r>
+      <w:r>
+        <w:rPr>
+          <w:b/>
+        </w:rPr>
+        <w:t>baseline</w:t>
+      </w:r>
+      <w:r>
+        <w:rPr>
+          <w:b w:val="0"/>
+        </w:rPr>
+        <w:t xml:space="preserve"> stays fixed at 2/4.</w:t>
+      </w:r>
+    </w:p>
+    <w:p>
+      <w:pPr>
+        <w:spacing w:line="336" w:lineRule="auto" w:after="180"/>
+        <w:shd w:fill="F5F1FB"/>
+      </w:pPr>
+      <w:r>
+        <w:rPr>
+          <w:b w:val="0"/>
+        </w:rPr>
+        <w:t>Predict before checking the worked changed-case result. Name what changed and what the supplied facts allow you to conclude.</w:t>
+      </w:r>
+    </w:p>
+    <w:p>
+      <w:pPr>
+        <w:pStyle w:val="Heading3"/>
+      </w:pPr>
+      <w:r>
+        <w:t>05. Connect the explanation to its limit</w:t>
+      </w:r>
+    </w:p>
+    <w:p>
+      <w:r>
+        <w:drawing>
+          <wp:inline xmlns:a="http://schemas.openxmlformats.org/drawingml/2006/main" xmlns:pic="http://schemas.openxmlformats.org/drawingml/2006/picture">
+            <wp:extent cx="5486400" cy="2834640"/>
+            <wp:docPr id="25" name="Picture 25" descr="Read the picture in order. Supplied candidate predictions healthy, spotted, spotted, spotted match 3/4: 75%. The arrows show which recorded input or intermediate result each decision uses. Explain the deciding step aloud before checking the changed case; pointing to the final answer alone does not show how it follows. Limit: These supplied predictions illustrate comparison. No actual model was trained, and four cases are limited evidence."/>
+            <wp:cNvGraphicFramePr>
+              <a:graphicFrameLocks noChangeAspect="1"/>
+            </wp:cNvGraphicFramePr>
+            <a:graphic>
+              <a:graphicData uri="http://schemas.openxmlformats.org/drawingml/2006/picture">
+                <pic:pic>
+                  <pic:nvPicPr>
+                    <pic:cNvPr id="0" name="academy-story-ai-4-10-05.png"/>
+                    <pic:cNvPicPr/>
+                  </pic:nvPicPr>
+                  <pic:blipFill>
+                    <a:blip r:embed="rId32"/>
+                    <a:stretch>
+                      <a:fillRect/>
+                    </a:stretch>
+                  </pic:blipFill>
+                  <pic:spPr>
+                    <a:xfrm>
+                      <a:off x="0" y="0"/>
+                      <a:ext cx="5486400" cy="2834640"/>
+                    </a:xfrm>
+                    <a:prstGeom prst="rect"/>
+                  </pic:spPr>
+                </pic:pic>
+              </a:graphicData>
+            </a:graphic>
+          </wp:inline>
+        </w:drawing>
+      </w:r>
+    </w:p>
+    <w:p>
+      <w:pPr>
+        <w:spacing w:line="336" w:lineRule="auto" w:after="180"/>
+      </w:pPr>
+      <w:r>
+        <w:rPr>
+          <w:b w:val="0"/>
+        </w:rPr>
+        <w:t xml:space="preserve">Read the picture in order. Supplied candidate </w:t>
+      </w:r>
+      <w:r>
+        <w:rPr>
+          <w:b/>
+        </w:rPr>
+        <w:t>prediction</w:t>
+      </w:r>
+      <w:r>
+        <w:rPr>
+          <w:b w:val="0"/>
+        </w:rPr>
+        <w:t xml:space="preserve">s healthy, spotted, spotted, spotted match 3/4: 75%. The arrows show which recorded </w:t>
+      </w:r>
+      <w:r>
+        <w:rPr>
+          <w:b/>
+        </w:rPr>
+        <w:t>input</w:t>
+      </w:r>
+      <w:r>
+        <w:rPr>
+          <w:b w:val="0"/>
+        </w:rPr>
+        <w:t xml:space="preserve"> or intermediate result each decision uses.</w:t>
+      </w:r>
+    </w:p>
+    <w:p>
+      <w:pPr>
+        <w:spacing w:line="336" w:lineRule="auto" w:after="180"/>
+      </w:pPr>
+      <w:r>
+        <w:rPr>
+          <w:b w:val="0"/>
+        </w:rPr>
+        <w:t xml:space="preserve">Explain the deciding step aloud before checking the changed case; pointing to the final answer alone does not show how it follows. Limit: These supplied </w:t>
+      </w:r>
+      <w:r>
+        <w:rPr>
+          <w:b/>
+        </w:rPr>
+        <w:t>prediction</w:t>
+      </w:r>
+      <w:r>
+        <w:rPr>
+          <w:b w:val="0"/>
+        </w:rPr>
+        <w:t>s illustrate comparison.</w:t>
+      </w:r>
+    </w:p>
+    <w:p>
+      <w:pPr>
+        <w:spacing w:line="336" w:lineRule="auto" w:after="180"/>
+      </w:pPr>
+      <w:r>
+        <w:rPr>
+          <w:b w:val="0"/>
+        </w:rPr>
+        <w:t xml:space="preserve">No actual model was trained, and four cases are limited </w:t>
+      </w:r>
+      <w:r>
+        <w:rPr>
+          <w:b/>
+        </w:rPr>
+        <w:t>evidence</w:t>
+      </w:r>
+      <w:r>
+        <w:rPr>
+          <w:b w:val="0"/>
+        </w:rPr>
+        <w:t>.</w:t>
+      </w:r>
+    </w:p>
+    <w:p>
+      <w:pPr>
+        <w:spacing w:line="336" w:lineRule="auto" w:after="180"/>
+        <w:shd w:fill="F5F1FB"/>
+      </w:pPr>
+      <w:r>
+        <w:rPr>
+          <w:b w:val="0"/>
+        </w:rPr>
+        <w:t>Explain the case, then point to a limit on the claim.</w:t>
+      </w:r>
+    </w:p>
+    <w:p>
+      <w:pPr>
+        <w:pStyle w:val="Heading3"/>
+      </w:pPr>
+      <w:r>
+        <w:t>06. Make the idea visible in your project</w:t>
+      </w:r>
+    </w:p>
+    <w:p>
+      <w:r>
+        <w:drawing>
+          <wp:inline xmlns:a="http://schemas.openxmlformats.org/drawingml/2006/main" xmlns:pic="http://schemas.openxmlformats.org/drawingml/2006/picture">
+            <wp:extent cx="5486400" cy="3681984"/>
+            <wp:docPr id="26" name="Picture 26" descr="For your Responsible Plant Classifier, save the input, procedure, observed result and limitation of this check. Label this worked example as practice; use a different, previously unreviewed case when checking independent understanding. Draw your input, deciding step, result and limit. Supported question: Can the candidate’s training accuracy replace this validation comparison? Point to the relevant step in the picture, then write the changed result and the rule or evidence that supports it."/>
+            <wp:cNvGraphicFramePr>
+              <a:graphicFrameLocks noChangeAspect="1"/>
+            </wp:cNvGraphicFramePr>
+            <a:graphic>
+              <a:graphicData uri="http://schemas.openxmlformats.org/drawingml/2006/picture">
+                <pic:pic>
+                  <pic:nvPicPr>
+                    <pic:cNvPr id="0" name="academy-story-ai-4-10-06.png"/>
+                    <pic:cNvPicPr/>
+                  </pic:nvPicPr>
+                  <pic:blipFill>
+                    <a:blip r:embed="rId33"/>
+                    <a:stretch>
+                      <a:fillRect/>
+                    </a:stretch>
+                  </pic:blipFill>
+                  <pic:spPr>
+                    <a:xfrm>
+                      <a:off x="0" y="0"/>
+                      <a:ext cx="5486400" cy="3681984"/>
+                    </a:xfrm>
+                    <a:prstGeom prst="rect"/>
+                  </pic:spPr>
+                </pic:pic>
+              </a:graphicData>
+            </a:graphic>
+          </wp:inline>
+        </w:drawing>
+      </w:r>
+    </w:p>
+    <w:p>
+      <w:pPr>
+        <w:spacing w:line="336" w:lineRule="auto" w:after="180"/>
+      </w:pPr>
+      <w:r>
+        <w:rPr>
+          <w:b w:val="0"/>
+        </w:rPr>
+        <w:t xml:space="preserve">For your Responsible Plant Classifier, save the </w:t>
+      </w:r>
+      <w:r>
+        <w:rPr>
+          <w:b/>
+        </w:rPr>
+        <w:t>input</w:t>
+      </w:r>
+      <w:r>
+        <w:rPr>
+          <w:b w:val="0"/>
+        </w:rPr>
+        <w:t>, procedure, observed result and limitation of this check.</w:t>
+      </w:r>
+    </w:p>
+    <w:p>
+      <w:pPr>
+        <w:spacing w:line="336" w:lineRule="auto" w:after="180"/>
+      </w:pPr>
+      <w:r>
+        <w:rPr>
+          <w:b w:val="0"/>
+        </w:rPr>
+        <w:t xml:space="preserve">Label this worked example as practice; use a different, previously unreviewed case when checking independent understanding. Draw your </w:t>
+      </w:r>
+      <w:r>
+        <w:rPr>
+          <w:b/>
+        </w:rPr>
+        <w:t>input</w:t>
+      </w:r>
+      <w:r>
+        <w:rPr>
+          <w:b w:val="0"/>
+        </w:rPr>
+        <w:t>, deciding step, result and limit.</w:t>
+      </w:r>
+    </w:p>
+    <w:p>
+      <w:pPr>
+        <w:spacing w:line="336" w:lineRule="auto" w:after="180"/>
+      </w:pPr>
+      <w:r>
+        <w:rPr>
+          <w:b w:val="0"/>
+        </w:rPr>
+        <w:t xml:space="preserve">Supported question: Can the candidate’s </w:t>
+      </w:r>
+      <w:r>
+        <w:rPr>
+          <w:b/>
+        </w:rPr>
+        <w:t>training</w:t>
+      </w:r>
+      <w:r>
+        <w:rPr>
+          <w:b w:val="0"/>
+        </w:rPr>
+        <w:t xml:space="preserve"> </w:t>
+      </w:r>
+      <w:r>
+        <w:rPr>
+          <w:b/>
+        </w:rPr>
+        <w:t>accuracy</w:t>
+      </w:r>
+      <w:r>
+        <w:rPr>
+          <w:b w:val="0"/>
+        </w:rPr>
+        <w:t xml:space="preserve"> replace this validation comparison? Point to the relevant step in the picture, then write the changed result and the rule or </w:t>
+      </w:r>
+      <w:r>
+        <w:rPr>
+          <w:b/>
+        </w:rPr>
+        <w:t>evidence</w:t>
+      </w:r>
+      <w:r>
+        <w:rPr>
+          <w:b w:val="0"/>
+        </w:rPr>
+        <w:t xml:space="preserve"> that supports it.</w:t>
+      </w:r>
+    </w:p>
+    <w:p>
+      <w:pPr>
+        <w:spacing w:line="336" w:lineRule="auto" w:after="180"/>
+        <w:shd w:fill="F5F1FB"/>
+      </w:pPr>
+      <w:r>
+        <w:rPr>
+          <w:b w:val="0"/>
+        </w:rPr>
+        <w:t xml:space="preserve">Draw your project trace and justify the deciding step using </w:t>
+      </w:r>
+      <w:r>
+        <w:rPr>
+          <w:b/>
+        </w:rPr>
+        <w:t>evidence</w:t>
+      </w:r>
+      <w:r>
+        <w:rPr>
+          <w:b w:val="0"/>
+        </w:rPr>
+        <w:t>.</w:t>
       </w:r>
     </w:p>
     <w:sectPr>
